--- a/Semester 6/EEE/template/template sessional.docx
+++ b/Semester 6/EEE/template/template sessional.docx
@@ -4,7 +4,7 @@
   <w:body>
     <w:p>
       <w:pPr>
-        <w:pStyle w:val="747"/>
+        <w:pStyle w:val="913"/>
         <w:pBdr/>
         <w:spacing/>
         <w:ind/>
@@ -139,7 +139,7 @@
     </w:p>
     <w:p>
       <w:pPr>
-        <w:pStyle w:val="747"/>
+        <w:pStyle w:val="913"/>
         <w:pBdr/>
         <w:tabs>
           <w:tab w:val="left" w:leader="none" w:pos="3044"/>
@@ -200,7 +200,7 @@
     </w:p>
     <w:p>
       <w:pPr>
-        <w:pStyle w:val="747"/>
+        <w:pStyle w:val="913"/>
         <w:pBdr/>
         <w:tabs>
           <w:tab w:val="left" w:leader="none" w:pos="3044"/>
@@ -299,7 +299,7 @@
     </w:p>
     <w:p>
       <w:pPr>
-        <w:pStyle w:val="747"/>
+        <w:pStyle w:val="913"/>
         <w:pBdr/>
         <w:tabs>
           <w:tab w:val="left" w:leader="none" w:pos="3044"/>
@@ -348,7 +348,7 @@
     </w:p>
     <w:p>
       <w:pPr>
-        <w:pStyle w:val="747"/>
+        <w:pStyle w:val="913"/>
         <w:pBdr/>
         <w:tabs>
           <w:tab w:val="left" w:leader="none" w:pos="3044"/>
@@ -397,7 +397,7 @@
     </w:p>
     <w:p>
       <w:pPr>
-        <w:pStyle w:val="747"/>
+        <w:pStyle w:val="913"/>
         <w:pBdr/>
         <w:tabs>
           <w:tab w:val="left" w:leader="none" w:pos="3044"/>
@@ -446,7 +446,7 @@
     </w:p>
     <w:p>
       <w:pPr>
-        <w:pStyle w:val="747"/>
+        <w:pStyle w:val="913"/>
         <w:pBdr/>
         <w:tabs>
           <w:tab w:val="left" w:leader="none" w:pos="3044"/>
@@ -495,7 +495,7 @@
     </w:p>
     <w:p>
       <w:pPr>
-        <w:pStyle w:val="747"/>
+        <w:pStyle w:val="913"/>
         <w:pBdr/>
         <w:tabs>
           <w:tab w:val="left" w:leader="none" w:pos="3044"/>
@@ -544,7 +544,7 @@
     </w:p>
     <w:p>
       <w:pPr>
-        <w:pStyle w:val="747"/>
+        <w:pStyle w:val="913"/>
         <w:pBdr/>
         <w:tabs>
           <w:tab w:val="left" w:leader="none" w:pos="3044"/>
@@ -591,7 +591,7 @@
     </w:p>
     <w:p>
       <w:pPr>
-        <w:pStyle w:val="747"/>
+        <w:pStyle w:val="913"/>
         <w:pBdr/>
         <w:tabs>
           <w:tab w:val="left" w:leader="none" w:pos="3044"/>
@@ -739,7 +739,7 @@
     </w:p>
     <w:p>
       <w:pPr>
-        <w:pStyle w:val="747"/>
+        <w:pStyle w:val="913"/>
         <w:pBdr/>
         <w:tabs>
           <w:tab w:val="left" w:leader="none" w:pos="3044"/>
@@ -785,7 +785,7 @@
     </w:p>
     <w:p>
       <w:pPr>
-        <w:pStyle w:val="747"/>
+        <w:pStyle w:val="913"/>
         <w:pBdr/>
         <w:tabs>
           <w:tab w:val="left" w:leader="none" w:pos="3044"/>
@@ -835,7 +835,7 @@
     </w:p>
     <w:p>
       <w:pPr>
-        <w:pStyle w:val="747"/>
+        <w:pStyle w:val="913"/>
         <w:pBdr/>
         <w:tabs>
           <w:tab w:val="left" w:leader="none" w:pos="3044"/>
@@ -1013,7 +1013,7 @@
     </w:p>
     <w:p>
       <w:pPr>
-        <w:pStyle w:val="747"/>
+        <w:pStyle w:val="913"/>
         <w:pBdr/>
         <w:spacing/>
         <w:ind/>
@@ -1108,7 +1108,7 @@
     </w:p>
     <w:p>
       <w:pPr>
-        <w:pStyle w:val="747"/>
+        <w:pStyle w:val="913"/>
         <w:pBdr/>
         <w:spacing/>
         <w:ind/>
@@ -1139,7 +1139,7 @@
           <w:szCs w:val="36"/>
           <w:lang w:val="en-US" w:bidi="ar-SA"/>
         </w:rPr>
-        <w:t xml:space="preserve">EEE-222</w:t>
+        <w:t xml:space="preserve">EEE-322</w:t>
         <w:br/>
       </w:r>
       <w:r>
@@ -1306,7 +1306,6 @@
         <w:ind/>
         <w:rPr/>
       </w:pPr>
-      <w:r/>
       <w:r>
         <w:separator/>
       </w:r>
@@ -1321,7 +1320,6 @@
         <w:ind/>
         <w:rPr/>
       </w:pPr>
-      <w:r/>
       <w:r>
         <w:continuationSeparator/>
       </w:r>
@@ -1335,7 +1333,7 @@
 <w:ftr xmlns:wpc="http://schemas.microsoft.com/office/word/2010/wordprocessingCanvas" xmlns:mc="http://schemas.openxmlformats.org/markup-compatibility/2006" xmlns:o="urn:schemas-microsoft-com:office:office" xmlns:r="http://schemas.openxmlformats.org/officeDocument/2006/relationships" xmlns:m="http://schemas.openxmlformats.org/officeDocument/2006/math" xmlns:v="urn:schemas-microsoft-com:vml" xmlns:wp14="http://schemas.microsoft.com/office/word/2010/wordprocessingDrawing" xmlns:wp="http://schemas.openxmlformats.org/drawingml/2006/wordprocessingDrawing" xmlns:w10="urn:schemas-microsoft-com:office:word" xmlns:w="http://schemas.openxmlformats.org/wordprocessingml/2006/main" xmlns:w14="http://schemas.microsoft.com/office/word/2010/wordml" xmlns:w15="http://schemas.microsoft.com/office/word/2012/wordml" xmlns:wpg="http://schemas.microsoft.com/office/word/2010/wordprocessingGroup" xmlns:wpi="http://schemas.microsoft.com/office/word/2010/wordprocessingInk" xmlns:wne="http://schemas.microsoft.com/office/word/2006/wordml" xmlns:a="http://schemas.openxmlformats.org/drawingml/2006/main" xmlns:wps="http://schemas.microsoft.com/office/word/2010/wordprocessingShape" mc:Ignorable="w14 w15 wp14">
   <w:p>
     <w:pPr>
-      <w:pStyle w:val="747"/>
+      <w:pStyle w:val="913"/>
       <w:pBdr/>
       <w:spacing w:after="160" w:before="0" w:line="252" w:lineRule="auto"/>
       <w:ind/>
@@ -1358,7 +1356,6 @@
         <w:ind/>
         <w:rPr/>
       </w:pPr>
-      <w:r/>
       <w:r>
         <w:separator/>
       </w:r>
@@ -1373,7 +1370,6 @@
         <w:ind/>
         <w:rPr/>
       </w:pPr>
-      <w:r/>
       <w:r>
         <w:continuationSeparator/>
       </w:r>
@@ -1387,7 +1383,7 @@
 <w:hdr xmlns:wpc="http://schemas.microsoft.com/office/word/2010/wordprocessingCanvas" xmlns:mc="http://schemas.openxmlformats.org/markup-compatibility/2006" xmlns:o="urn:schemas-microsoft-com:office:office" xmlns:r="http://schemas.openxmlformats.org/officeDocument/2006/relationships" xmlns:m="http://schemas.openxmlformats.org/officeDocument/2006/math" xmlns:v="urn:schemas-microsoft-com:vml" xmlns:wp14="http://schemas.microsoft.com/office/word/2010/wordprocessingDrawing" xmlns:wp="http://schemas.openxmlformats.org/drawingml/2006/wordprocessingDrawing" xmlns:w10="urn:schemas-microsoft-com:office:word" xmlns:w="http://schemas.openxmlformats.org/wordprocessingml/2006/main" xmlns:w14="http://schemas.microsoft.com/office/word/2010/wordml" xmlns:w15="http://schemas.microsoft.com/office/word/2012/wordml" xmlns:wpg="http://schemas.microsoft.com/office/word/2010/wordprocessingGroup" xmlns:wpi="http://schemas.microsoft.com/office/word/2010/wordprocessingInk" xmlns:wne="http://schemas.microsoft.com/office/word/2006/wordml" xmlns:a="http://schemas.openxmlformats.org/drawingml/2006/main" xmlns:wps="http://schemas.microsoft.com/office/word/2010/wordprocessingShape" mc:Ignorable="w14 w15 wp14">
   <w:p>
     <w:pPr>
-      <w:pStyle w:val="747"/>
+      <w:pStyle w:val="913"/>
       <w:pBdr/>
       <w:spacing w:after="160" w:before="0" w:line="252" w:lineRule="auto"/>
       <w:ind/>
@@ -1812,7 +1808,7 @@
     <w:lsdException w:name="Bibliography" w:uiPriority="37"/>
     <w:lsdException w:name="TOC Heading" w:uiPriority="39" w:qFormat="1"/>
   </w:latentStyles>
-  <w:style w:type="table" w:styleId="11" w:default="1">
+  <w:style w:type="table" w:styleId="725" w:default="1">
     <w:name w:val="Normal Table"/>
     <w:uiPriority w:val="99"/>
     <w:semiHidden/>
@@ -2005,9 +2001,9 @@
       </w:tcPr>
     </w:tblStylePr>
   </w:style>
-  <w:style w:type="table" w:styleId="12">
+  <w:style w:type="table" w:styleId="726">
     <w:name w:val="Table Grid"/>
-    <w:basedOn w:val="11"/>
+    <w:basedOn w:val="725"/>
     <w:uiPriority w:val="59"/>
     <w:pPr>
       <w:pBdr/>
@@ -2204,9 +2200,9 @@
       </w:tcPr>
     </w:tblStylePr>
   </w:style>
-  <w:style w:type="table" w:styleId="13">
+  <w:style w:type="table" w:styleId="727">
     <w:name w:val="Table Grid Light"/>
-    <w:basedOn w:val="11"/>
+    <w:basedOn w:val="725"/>
     <w:uiPriority w:val="59"/>
     <w:pPr>
       <w:pBdr/>
@@ -2403,9 +2399,9 @@
       </w:tcPr>
     </w:tblStylePr>
   </w:style>
-  <w:style w:type="table" w:styleId="14">
+  <w:style w:type="table" w:styleId="728">
     <w:name w:val="Plain Table 1"/>
-    <w:basedOn w:val="11"/>
+    <w:basedOn w:val="725"/>
     <w:uiPriority w:val="59"/>
     <w:pPr>
       <w:pBdr/>
@@ -2628,9 +2624,9 @@
       </w:tcPr>
     </w:tblStylePr>
   </w:style>
-  <w:style w:type="table" w:styleId="15">
+  <w:style w:type="table" w:styleId="729">
     <w:name w:val="Plain Table 2"/>
-    <w:basedOn w:val="11"/>
+    <w:basedOn w:val="725"/>
     <w:uiPriority w:val="59"/>
     <w:pPr>
       <w:pBdr/>
@@ -2861,9 +2857,9 @@
       </w:tcPr>
     </w:tblStylePr>
   </w:style>
-  <w:style w:type="table" w:styleId="16">
+  <w:style w:type="table" w:styleId="730">
     <w:name w:val="Plain Table 3"/>
-    <w:basedOn w:val="11"/>
+    <w:basedOn w:val="725"/>
     <w:uiPriority w:val="99"/>
     <w:pPr>
       <w:pBdr/>
@@ -3091,9 +3087,9 @@
       </w:tcPr>
     </w:tblStylePr>
   </w:style>
-  <w:style w:type="table" w:styleId="17">
+  <w:style w:type="table" w:styleId="731">
     <w:name w:val="Plain Table 4"/>
-    <w:basedOn w:val="11"/>
+    <w:basedOn w:val="725"/>
     <w:uiPriority w:val="99"/>
     <w:pPr>
       <w:pBdr/>
@@ -3307,9 +3303,9 @@
       </w:tcPr>
     </w:tblStylePr>
   </w:style>
-  <w:style w:type="table" w:styleId="18">
+  <w:style w:type="table" w:styleId="732">
     <w:name w:val="Plain Table 5"/>
-    <w:basedOn w:val="11"/>
+    <w:basedOn w:val="725"/>
     <w:uiPriority w:val="99"/>
     <w:pPr>
       <w:pBdr/>
@@ -3540,9 +3536,9 @@
       </w:tcPr>
     </w:tblStylePr>
   </w:style>
-  <w:style w:type="table" w:styleId="19">
+  <w:style w:type="table" w:styleId="733">
     <w:name w:val="Grid Table 1 Light"/>
-    <w:basedOn w:val="11"/>
+    <w:basedOn w:val="725"/>
     <w:uiPriority w:val="99"/>
     <w:pPr>
       <w:pBdr/>
@@ -3763,9 +3759,9 @@
       </w:tcPr>
     </w:tblStylePr>
   </w:style>
-  <w:style w:type="table" w:styleId="20">
+  <w:style w:type="table" w:styleId="734">
     <w:name w:val="Grid Table 1 Light - Accent 1"/>
-    <w:basedOn w:val="11"/>
+    <w:basedOn w:val="725"/>
     <w:uiPriority w:val="99"/>
     <w:pPr>
       <w:pBdr/>
@@ -3986,9 +3982,9 @@
       </w:tcPr>
     </w:tblStylePr>
   </w:style>
-  <w:style w:type="table" w:styleId="21">
+  <w:style w:type="table" w:styleId="735">
     <w:name w:val="Grid Table 1 Light - Accent 2"/>
-    <w:basedOn w:val="11"/>
+    <w:basedOn w:val="725"/>
     <w:uiPriority w:val="99"/>
     <w:pPr>
       <w:pBdr/>
@@ -4209,9 +4205,9 @@
       </w:tcPr>
     </w:tblStylePr>
   </w:style>
-  <w:style w:type="table" w:styleId="22">
+  <w:style w:type="table" w:styleId="736">
     <w:name w:val="Grid Table 1 Light - Accent 3"/>
-    <w:basedOn w:val="11"/>
+    <w:basedOn w:val="725"/>
     <w:uiPriority w:val="99"/>
     <w:pPr>
       <w:pBdr/>
@@ -4432,9 +4428,9 @@
       </w:tcPr>
     </w:tblStylePr>
   </w:style>
-  <w:style w:type="table" w:styleId="23">
+  <w:style w:type="table" w:styleId="737">
     <w:name w:val="Grid Table 1 Light - Accent 4"/>
-    <w:basedOn w:val="11"/>
+    <w:basedOn w:val="725"/>
     <w:uiPriority w:val="99"/>
     <w:pPr>
       <w:pBdr/>
@@ -4655,9 +4651,9 @@
       </w:tcPr>
     </w:tblStylePr>
   </w:style>
-  <w:style w:type="table" w:styleId="24">
+  <w:style w:type="table" w:styleId="738">
     <w:name w:val="Grid Table 1 Light - Accent 5"/>
-    <w:basedOn w:val="11"/>
+    <w:basedOn w:val="725"/>
     <w:uiPriority w:val="99"/>
     <w:pPr>
       <w:pBdr/>
@@ -4878,9 +4874,9 @@
       </w:tcPr>
     </w:tblStylePr>
   </w:style>
-  <w:style w:type="table" w:styleId="25">
+  <w:style w:type="table" w:styleId="739">
     <w:name w:val="Grid Table 1 Light - Accent 6"/>
-    <w:basedOn w:val="11"/>
+    <w:basedOn w:val="725"/>
     <w:uiPriority w:val="99"/>
     <w:pPr>
       <w:pBdr/>
@@ -5101,9 +5097,9 @@
       </w:tcPr>
     </w:tblStylePr>
   </w:style>
-  <w:style w:type="table" w:styleId="26">
+  <w:style w:type="table" w:styleId="740">
     <w:name w:val="Grid Table 2"/>
-    <w:basedOn w:val="11"/>
+    <w:basedOn w:val="725"/>
     <w:uiPriority w:val="99"/>
     <w:pPr>
       <w:pBdr/>
@@ -5333,9 +5329,9 @@
       </w:tcPr>
     </w:tblStylePr>
   </w:style>
-  <w:style w:type="table" w:styleId="27">
+  <w:style w:type="table" w:styleId="741">
     <w:name w:val="Grid Table 2 - Accent 1"/>
-    <w:basedOn w:val="11"/>
+    <w:basedOn w:val="725"/>
     <w:uiPriority w:val="99"/>
     <w:pPr>
       <w:pBdr/>
@@ -5565,9 +5561,9 @@
       </w:tcPr>
     </w:tblStylePr>
   </w:style>
-  <w:style w:type="table" w:styleId="28">
+  <w:style w:type="table" w:styleId="742">
     <w:name w:val="Grid Table 2 - Accent 2"/>
-    <w:basedOn w:val="11"/>
+    <w:basedOn w:val="725"/>
     <w:uiPriority w:val="99"/>
     <w:pPr>
       <w:pBdr/>
@@ -5797,9 +5793,9 @@
       </w:tcPr>
     </w:tblStylePr>
   </w:style>
-  <w:style w:type="table" w:styleId="29">
+  <w:style w:type="table" w:styleId="743">
     <w:name w:val="Grid Table 2 - Accent 3"/>
-    <w:basedOn w:val="11"/>
+    <w:basedOn w:val="725"/>
     <w:uiPriority w:val="99"/>
     <w:pPr>
       <w:pBdr/>
@@ -6029,9 +6025,9 @@
       </w:tcPr>
     </w:tblStylePr>
   </w:style>
-  <w:style w:type="table" w:styleId="30">
+  <w:style w:type="table" w:styleId="744">
     <w:name w:val="Grid Table 2 - Accent 4"/>
-    <w:basedOn w:val="11"/>
+    <w:basedOn w:val="725"/>
     <w:uiPriority w:val="99"/>
     <w:pPr>
       <w:pBdr/>
@@ -6261,9 +6257,9 @@
       </w:tcPr>
     </w:tblStylePr>
   </w:style>
-  <w:style w:type="table" w:styleId="31">
+  <w:style w:type="table" w:styleId="745">
     <w:name w:val="Grid Table 2 - Accent 5"/>
-    <w:basedOn w:val="11"/>
+    <w:basedOn w:val="725"/>
     <w:uiPriority w:val="99"/>
     <w:pPr>
       <w:pBdr/>
@@ -6493,9 +6489,9 @@
       </w:tcPr>
     </w:tblStylePr>
   </w:style>
-  <w:style w:type="table" w:styleId="32">
+  <w:style w:type="table" w:styleId="746">
     <w:name w:val="Grid Table 2 - Accent 6"/>
-    <w:basedOn w:val="11"/>
+    <w:basedOn w:val="725"/>
     <w:uiPriority w:val="99"/>
     <w:pPr>
       <w:pBdr/>
@@ -6725,9 +6721,9 @@
       </w:tcPr>
     </w:tblStylePr>
   </w:style>
-  <w:style w:type="table" w:styleId="33">
+  <w:style w:type="table" w:styleId="747">
     <w:name w:val="Grid Table 3"/>
-    <w:basedOn w:val="11"/>
+    <w:basedOn w:val="725"/>
     <w:uiPriority w:val="99"/>
     <w:pPr>
       <w:pBdr/>
@@ -6826,29 +6822,6 @@
         <w:tblBorders/>
       </w:tblPr>
       <w:tcPr>
-        <w:shd w:color="ffffff"/>
-        <w:tcBorders>
-          <w:top w:val="none" w:color="000000" w:sz="4" w:space="0"/>
-          <w:left w:val="none" w:color="000000" w:sz="4" w:space="0"/>
-          <w:bottom w:val="none" w:color="000000" w:sz="4" w:space="0"/>
-          <w:right w:val="none" w:color="000000" w:sz="4" w:space="0"/>
-        </w:tcBorders>
-      </w:tcPr>
-    </w:tblStylePr>
-    <w:tblStylePr w:type="firstRow">
-      <w:rPr>
-        <w:b/>
-        <w:color w:val="404040"/>
-      </w:rPr>
-      <w:pPr>
-        <w:pBdr/>
-        <w:spacing/>
-        <w:ind/>
-      </w:pPr>
-      <w:tblPr>
-        <w:tblBorders/>
-      </w:tblPr>
-      <w:tcPr>
         <w:shd w:val="clear" w:color="ffffff"/>
         <w:tcBorders>
           <w:top w:val="none" w:color="000000" w:sz="4" w:space="0"/>
@@ -6858,30 +6831,7 @@
         </w:tcBorders>
       </w:tcPr>
     </w:tblStylePr>
-    <w:tblStylePr w:type="lastCol">
-      <w:rPr>
-        <w:i/>
-        <w:color w:val="404040"/>
-      </w:rPr>
-      <w:pPr>
-        <w:pBdr/>
-        <w:spacing/>
-        <w:ind/>
-      </w:pPr>
-      <w:tblPr>
-        <w:tblBorders/>
-      </w:tblPr>
-      <w:tcPr>
-        <w:shd w:color="ffffff"/>
-        <w:tcBorders>
-          <w:top w:val="none" w:color="000000" w:sz="4" w:space="0"/>
-          <w:left w:val="none" w:color="000000" w:sz="4" w:space="0"/>
-          <w:bottom w:val="none" w:color="000000" w:sz="4" w:space="0"/>
-          <w:right w:val="none" w:color="000000" w:sz="4" w:space="0"/>
-        </w:tcBorders>
-      </w:tcPr>
-    </w:tblStylePr>
-    <w:tblStylePr w:type="lastRow">
+    <w:tblStylePr w:type="firstRow">
       <w:rPr>
         <w:b/>
         <w:color w:val="404040"/>
@@ -6904,6 +6854,52 @@
         </w:tcBorders>
       </w:tcPr>
     </w:tblStylePr>
+    <w:tblStylePr w:type="lastCol">
+      <w:rPr>
+        <w:i/>
+        <w:color w:val="404040"/>
+      </w:rPr>
+      <w:pPr>
+        <w:pBdr/>
+        <w:spacing/>
+        <w:ind/>
+      </w:pPr>
+      <w:tblPr>
+        <w:tblBorders/>
+      </w:tblPr>
+      <w:tcPr>
+        <w:shd w:val="clear" w:color="ffffff"/>
+        <w:tcBorders>
+          <w:top w:val="none" w:color="000000" w:sz="4" w:space="0"/>
+          <w:left w:val="none" w:color="000000" w:sz="4" w:space="0"/>
+          <w:bottom w:val="none" w:color="000000" w:sz="4" w:space="0"/>
+          <w:right w:val="none" w:color="000000" w:sz="4" w:space="0"/>
+        </w:tcBorders>
+      </w:tcPr>
+    </w:tblStylePr>
+    <w:tblStylePr w:type="lastRow">
+      <w:rPr>
+        <w:b/>
+        <w:color w:val="404040"/>
+      </w:rPr>
+      <w:pPr>
+        <w:pBdr/>
+        <w:spacing/>
+        <w:ind/>
+      </w:pPr>
+      <w:tblPr>
+        <w:tblBorders/>
+      </w:tblPr>
+      <w:tcPr>
+        <w:shd w:val="clear" w:color="ffffff"/>
+        <w:tcBorders>
+          <w:top w:val="none" w:color="000000" w:sz="4" w:space="0"/>
+          <w:left w:val="none" w:color="000000" w:sz="4" w:space="0"/>
+          <w:bottom w:val="none" w:color="000000" w:sz="4" w:space="0"/>
+          <w:right w:val="none" w:color="000000" w:sz="4" w:space="0"/>
+        </w:tcBorders>
+      </w:tcPr>
+    </w:tblStylePr>
     <w:tblStylePr w:type="nwCell">
       <w:pPr>
         <w:pBdr/>
@@ -6970,9 +6966,9 @@
       </w:tcPr>
     </w:tblStylePr>
   </w:style>
-  <w:style w:type="table" w:styleId="34">
+  <w:style w:type="table" w:styleId="748">
     <w:name w:val="Grid Table 3 - Accent 1"/>
-    <w:basedOn w:val="11"/>
+    <w:basedOn w:val="725"/>
     <w:uiPriority w:val="99"/>
     <w:pPr>
       <w:pBdr/>
@@ -7071,29 +7067,6 @@
         <w:tblBorders/>
       </w:tblPr>
       <w:tcPr>
-        <w:shd w:color="ffffff"/>
-        <w:tcBorders>
-          <w:top w:val="none" w:color="000000" w:sz="4" w:space="0"/>
-          <w:left w:val="none" w:color="000000" w:sz="4" w:space="0"/>
-          <w:bottom w:val="none" w:color="000000" w:sz="4" w:space="0"/>
-          <w:right w:val="none" w:color="000000" w:sz="4" w:space="0"/>
-        </w:tcBorders>
-      </w:tcPr>
-    </w:tblStylePr>
-    <w:tblStylePr w:type="firstRow">
-      <w:rPr>
-        <w:b/>
-        <w:color w:val="404040"/>
-      </w:rPr>
-      <w:pPr>
-        <w:pBdr/>
-        <w:spacing/>
-        <w:ind/>
-      </w:pPr>
-      <w:tblPr>
-        <w:tblBorders/>
-      </w:tblPr>
-      <w:tcPr>
         <w:shd w:val="clear" w:color="ffffff"/>
         <w:tcBorders>
           <w:top w:val="none" w:color="000000" w:sz="4" w:space="0"/>
@@ -7103,30 +7076,7 @@
         </w:tcBorders>
       </w:tcPr>
     </w:tblStylePr>
-    <w:tblStylePr w:type="lastCol">
-      <w:rPr>
-        <w:i/>
-        <w:color w:val="404040"/>
-      </w:rPr>
-      <w:pPr>
-        <w:pBdr/>
-        <w:spacing/>
-        <w:ind/>
-      </w:pPr>
-      <w:tblPr>
-        <w:tblBorders/>
-      </w:tblPr>
-      <w:tcPr>
-        <w:shd w:color="ffffff"/>
-        <w:tcBorders>
-          <w:top w:val="none" w:color="000000" w:sz="4" w:space="0"/>
-          <w:left w:val="none" w:color="000000" w:sz="4" w:space="0"/>
-          <w:bottom w:val="none" w:color="000000" w:sz="4" w:space="0"/>
-          <w:right w:val="none" w:color="000000" w:sz="4" w:space="0"/>
-        </w:tcBorders>
-      </w:tcPr>
-    </w:tblStylePr>
-    <w:tblStylePr w:type="lastRow">
+    <w:tblStylePr w:type="firstRow">
       <w:rPr>
         <w:b/>
         <w:color w:val="404040"/>
@@ -7149,6 +7099,52 @@
         </w:tcBorders>
       </w:tcPr>
     </w:tblStylePr>
+    <w:tblStylePr w:type="lastCol">
+      <w:rPr>
+        <w:i/>
+        <w:color w:val="404040"/>
+      </w:rPr>
+      <w:pPr>
+        <w:pBdr/>
+        <w:spacing/>
+        <w:ind/>
+      </w:pPr>
+      <w:tblPr>
+        <w:tblBorders/>
+      </w:tblPr>
+      <w:tcPr>
+        <w:shd w:val="clear" w:color="ffffff"/>
+        <w:tcBorders>
+          <w:top w:val="none" w:color="000000" w:sz="4" w:space="0"/>
+          <w:left w:val="none" w:color="000000" w:sz="4" w:space="0"/>
+          <w:bottom w:val="none" w:color="000000" w:sz="4" w:space="0"/>
+          <w:right w:val="none" w:color="000000" w:sz="4" w:space="0"/>
+        </w:tcBorders>
+      </w:tcPr>
+    </w:tblStylePr>
+    <w:tblStylePr w:type="lastRow">
+      <w:rPr>
+        <w:b/>
+        <w:color w:val="404040"/>
+      </w:rPr>
+      <w:pPr>
+        <w:pBdr/>
+        <w:spacing/>
+        <w:ind/>
+      </w:pPr>
+      <w:tblPr>
+        <w:tblBorders/>
+      </w:tblPr>
+      <w:tcPr>
+        <w:shd w:val="clear" w:color="ffffff"/>
+        <w:tcBorders>
+          <w:top w:val="none" w:color="000000" w:sz="4" w:space="0"/>
+          <w:left w:val="none" w:color="000000" w:sz="4" w:space="0"/>
+          <w:bottom w:val="none" w:color="000000" w:sz="4" w:space="0"/>
+          <w:right w:val="none" w:color="000000" w:sz="4" w:space="0"/>
+        </w:tcBorders>
+      </w:tcPr>
+    </w:tblStylePr>
     <w:tblStylePr w:type="nwCell">
       <w:pPr>
         <w:pBdr/>
@@ -7215,9 +7211,9 @@
       </w:tcPr>
     </w:tblStylePr>
   </w:style>
-  <w:style w:type="table" w:styleId="35">
+  <w:style w:type="table" w:styleId="749">
     <w:name w:val="Grid Table 3 - Accent 2"/>
-    <w:basedOn w:val="11"/>
+    <w:basedOn w:val="725"/>
     <w:uiPriority w:val="99"/>
     <w:pPr>
       <w:pBdr/>
@@ -7316,29 +7312,6 @@
         <w:tblBorders/>
       </w:tblPr>
       <w:tcPr>
-        <w:shd w:color="ffffff"/>
-        <w:tcBorders>
-          <w:top w:val="none" w:color="000000" w:sz="4" w:space="0"/>
-          <w:left w:val="none" w:color="000000" w:sz="4" w:space="0"/>
-          <w:bottom w:val="none" w:color="000000" w:sz="4" w:space="0"/>
-          <w:right w:val="none" w:color="000000" w:sz="4" w:space="0"/>
-        </w:tcBorders>
-      </w:tcPr>
-    </w:tblStylePr>
-    <w:tblStylePr w:type="firstRow">
-      <w:rPr>
-        <w:b/>
-        <w:color w:val="404040"/>
-      </w:rPr>
-      <w:pPr>
-        <w:pBdr/>
-        <w:spacing/>
-        <w:ind/>
-      </w:pPr>
-      <w:tblPr>
-        <w:tblBorders/>
-      </w:tblPr>
-      <w:tcPr>
         <w:shd w:val="clear" w:color="ffffff"/>
         <w:tcBorders>
           <w:top w:val="none" w:color="000000" w:sz="4" w:space="0"/>
@@ -7348,30 +7321,7 @@
         </w:tcBorders>
       </w:tcPr>
     </w:tblStylePr>
-    <w:tblStylePr w:type="lastCol">
-      <w:rPr>
-        <w:i/>
-        <w:color w:val="404040"/>
-      </w:rPr>
-      <w:pPr>
-        <w:pBdr/>
-        <w:spacing/>
-        <w:ind/>
-      </w:pPr>
-      <w:tblPr>
-        <w:tblBorders/>
-      </w:tblPr>
-      <w:tcPr>
-        <w:shd w:color="ffffff"/>
-        <w:tcBorders>
-          <w:top w:val="none" w:color="000000" w:sz="4" w:space="0"/>
-          <w:left w:val="none" w:color="000000" w:sz="4" w:space="0"/>
-          <w:bottom w:val="none" w:color="000000" w:sz="4" w:space="0"/>
-          <w:right w:val="none" w:color="000000" w:sz="4" w:space="0"/>
-        </w:tcBorders>
-      </w:tcPr>
-    </w:tblStylePr>
-    <w:tblStylePr w:type="lastRow">
+    <w:tblStylePr w:type="firstRow">
       <w:rPr>
         <w:b/>
         <w:color w:val="404040"/>
@@ -7394,6 +7344,52 @@
         </w:tcBorders>
       </w:tcPr>
     </w:tblStylePr>
+    <w:tblStylePr w:type="lastCol">
+      <w:rPr>
+        <w:i/>
+        <w:color w:val="404040"/>
+      </w:rPr>
+      <w:pPr>
+        <w:pBdr/>
+        <w:spacing/>
+        <w:ind/>
+      </w:pPr>
+      <w:tblPr>
+        <w:tblBorders/>
+      </w:tblPr>
+      <w:tcPr>
+        <w:shd w:val="clear" w:color="ffffff"/>
+        <w:tcBorders>
+          <w:top w:val="none" w:color="000000" w:sz="4" w:space="0"/>
+          <w:left w:val="none" w:color="000000" w:sz="4" w:space="0"/>
+          <w:bottom w:val="none" w:color="000000" w:sz="4" w:space="0"/>
+          <w:right w:val="none" w:color="000000" w:sz="4" w:space="0"/>
+        </w:tcBorders>
+      </w:tcPr>
+    </w:tblStylePr>
+    <w:tblStylePr w:type="lastRow">
+      <w:rPr>
+        <w:b/>
+        <w:color w:val="404040"/>
+      </w:rPr>
+      <w:pPr>
+        <w:pBdr/>
+        <w:spacing/>
+        <w:ind/>
+      </w:pPr>
+      <w:tblPr>
+        <w:tblBorders/>
+      </w:tblPr>
+      <w:tcPr>
+        <w:shd w:val="clear" w:color="ffffff"/>
+        <w:tcBorders>
+          <w:top w:val="none" w:color="000000" w:sz="4" w:space="0"/>
+          <w:left w:val="none" w:color="000000" w:sz="4" w:space="0"/>
+          <w:bottom w:val="none" w:color="000000" w:sz="4" w:space="0"/>
+          <w:right w:val="none" w:color="000000" w:sz="4" w:space="0"/>
+        </w:tcBorders>
+      </w:tcPr>
+    </w:tblStylePr>
     <w:tblStylePr w:type="nwCell">
       <w:pPr>
         <w:pBdr/>
@@ -7460,9 +7456,9 @@
       </w:tcPr>
     </w:tblStylePr>
   </w:style>
-  <w:style w:type="table" w:styleId="36">
+  <w:style w:type="table" w:styleId="750">
     <w:name w:val="Grid Table 3 - Accent 3"/>
-    <w:basedOn w:val="11"/>
+    <w:basedOn w:val="725"/>
     <w:uiPriority w:val="99"/>
     <w:pPr>
       <w:pBdr/>
@@ -7561,29 +7557,6 @@
         <w:tblBorders/>
       </w:tblPr>
       <w:tcPr>
-        <w:shd w:color="ffffff"/>
-        <w:tcBorders>
-          <w:top w:val="none" w:color="000000" w:sz="4" w:space="0"/>
-          <w:left w:val="none" w:color="000000" w:sz="4" w:space="0"/>
-          <w:bottom w:val="none" w:color="000000" w:sz="4" w:space="0"/>
-          <w:right w:val="none" w:color="000000" w:sz="4" w:space="0"/>
-        </w:tcBorders>
-      </w:tcPr>
-    </w:tblStylePr>
-    <w:tblStylePr w:type="firstRow">
-      <w:rPr>
-        <w:b/>
-        <w:color w:val="404040"/>
-      </w:rPr>
-      <w:pPr>
-        <w:pBdr/>
-        <w:spacing/>
-        <w:ind/>
-      </w:pPr>
-      <w:tblPr>
-        <w:tblBorders/>
-      </w:tblPr>
-      <w:tcPr>
         <w:shd w:val="clear" w:color="ffffff"/>
         <w:tcBorders>
           <w:top w:val="none" w:color="000000" w:sz="4" w:space="0"/>
@@ -7593,30 +7566,7 @@
         </w:tcBorders>
       </w:tcPr>
     </w:tblStylePr>
-    <w:tblStylePr w:type="lastCol">
-      <w:rPr>
-        <w:i/>
-        <w:color w:val="404040"/>
-      </w:rPr>
-      <w:pPr>
-        <w:pBdr/>
-        <w:spacing/>
-        <w:ind/>
-      </w:pPr>
-      <w:tblPr>
-        <w:tblBorders/>
-      </w:tblPr>
-      <w:tcPr>
-        <w:shd w:color="ffffff"/>
-        <w:tcBorders>
-          <w:top w:val="none" w:color="000000" w:sz="4" w:space="0"/>
-          <w:left w:val="none" w:color="000000" w:sz="4" w:space="0"/>
-          <w:bottom w:val="none" w:color="000000" w:sz="4" w:space="0"/>
-          <w:right w:val="none" w:color="000000" w:sz="4" w:space="0"/>
-        </w:tcBorders>
-      </w:tcPr>
-    </w:tblStylePr>
-    <w:tblStylePr w:type="lastRow">
+    <w:tblStylePr w:type="firstRow">
       <w:rPr>
         <w:b/>
         <w:color w:val="404040"/>
@@ -7639,6 +7589,52 @@
         </w:tcBorders>
       </w:tcPr>
     </w:tblStylePr>
+    <w:tblStylePr w:type="lastCol">
+      <w:rPr>
+        <w:i/>
+        <w:color w:val="404040"/>
+      </w:rPr>
+      <w:pPr>
+        <w:pBdr/>
+        <w:spacing/>
+        <w:ind/>
+      </w:pPr>
+      <w:tblPr>
+        <w:tblBorders/>
+      </w:tblPr>
+      <w:tcPr>
+        <w:shd w:val="clear" w:color="ffffff"/>
+        <w:tcBorders>
+          <w:top w:val="none" w:color="000000" w:sz="4" w:space="0"/>
+          <w:left w:val="none" w:color="000000" w:sz="4" w:space="0"/>
+          <w:bottom w:val="none" w:color="000000" w:sz="4" w:space="0"/>
+          <w:right w:val="none" w:color="000000" w:sz="4" w:space="0"/>
+        </w:tcBorders>
+      </w:tcPr>
+    </w:tblStylePr>
+    <w:tblStylePr w:type="lastRow">
+      <w:rPr>
+        <w:b/>
+        <w:color w:val="404040"/>
+      </w:rPr>
+      <w:pPr>
+        <w:pBdr/>
+        <w:spacing/>
+        <w:ind/>
+      </w:pPr>
+      <w:tblPr>
+        <w:tblBorders/>
+      </w:tblPr>
+      <w:tcPr>
+        <w:shd w:val="clear" w:color="ffffff"/>
+        <w:tcBorders>
+          <w:top w:val="none" w:color="000000" w:sz="4" w:space="0"/>
+          <w:left w:val="none" w:color="000000" w:sz="4" w:space="0"/>
+          <w:bottom w:val="none" w:color="000000" w:sz="4" w:space="0"/>
+          <w:right w:val="none" w:color="000000" w:sz="4" w:space="0"/>
+        </w:tcBorders>
+      </w:tcPr>
+    </w:tblStylePr>
     <w:tblStylePr w:type="nwCell">
       <w:pPr>
         <w:pBdr/>
@@ -7705,9 +7701,9 @@
       </w:tcPr>
     </w:tblStylePr>
   </w:style>
-  <w:style w:type="table" w:styleId="37">
+  <w:style w:type="table" w:styleId="751">
     <w:name w:val="Grid Table 3 - Accent 4"/>
-    <w:basedOn w:val="11"/>
+    <w:basedOn w:val="725"/>
     <w:uiPriority w:val="99"/>
     <w:pPr>
       <w:pBdr/>
@@ -7806,29 +7802,6 @@
         <w:tblBorders/>
       </w:tblPr>
       <w:tcPr>
-        <w:shd w:color="ffffff"/>
-        <w:tcBorders>
-          <w:top w:val="none" w:color="000000" w:sz="4" w:space="0"/>
-          <w:left w:val="none" w:color="000000" w:sz="4" w:space="0"/>
-          <w:bottom w:val="none" w:color="000000" w:sz="4" w:space="0"/>
-          <w:right w:val="none" w:color="000000" w:sz="4" w:space="0"/>
-        </w:tcBorders>
-      </w:tcPr>
-    </w:tblStylePr>
-    <w:tblStylePr w:type="firstRow">
-      <w:rPr>
-        <w:b/>
-        <w:color w:val="404040"/>
-      </w:rPr>
-      <w:pPr>
-        <w:pBdr/>
-        <w:spacing/>
-        <w:ind/>
-      </w:pPr>
-      <w:tblPr>
-        <w:tblBorders/>
-      </w:tblPr>
-      <w:tcPr>
         <w:shd w:val="clear" w:color="ffffff"/>
         <w:tcBorders>
           <w:top w:val="none" w:color="000000" w:sz="4" w:space="0"/>
@@ -7838,30 +7811,7 @@
         </w:tcBorders>
       </w:tcPr>
     </w:tblStylePr>
-    <w:tblStylePr w:type="lastCol">
-      <w:rPr>
-        <w:i/>
-        <w:color w:val="404040"/>
-      </w:rPr>
-      <w:pPr>
-        <w:pBdr/>
-        <w:spacing/>
-        <w:ind/>
-      </w:pPr>
-      <w:tblPr>
-        <w:tblBorders/>
-      </w:tblPr>
-      <w:tcPr>
-        <w:shd w:color="ffffff"/>
-        <w:tcBorders>
-          <w:top w:val="none" w:color="000000" w:sz="4" w:space="0"/>
-          <w:left w:val="none" w:color="000000" w:sz="4" w:space="0"/>
-          <w:bottom w:val="none" w:color="000000" w:sz="4" w:space="0"/>
-          <w:right w:val="none" w:color="000000" w:sz="4" w:space="0"/>
-        </w:tcBorders>
-      </w:tcPr>
-    </w:tblStylePr>
-    <w:tblStylePr w:type="lastRow">
+    <w:tblStylePr w:type="firstRow">
       <w:rPr>
         <w:b/>
         <w:color w:val="404040"/>
@@ -7884,6 +7834,52 @@
         </w:tcBorders>
       </w:tcPr>
     </w:tblStylePr>
+    <w:tblStylePr w:type="lastCol">
+      <w:rPr>
+        <w:i/>
+        <w:color w:val="404040"/>
+      </w:rPr>
+      <w:pPr>
+        <w:pBdr/>
+        <w:spacing/>
+        <w:ind/>
+      </w:pPr>
+      <w:tblPr>
+        <w:tblBorders/>
+      </w:tblPr>
+      <w:tcPr>
+        <w:shd w:val="clear" w:color="ffffff"/>
+        <w:tcBorders>
+          <w:top w:val="none" w:color="000000" w:sz="4" w:space="0"/>
+          <w:left w:val="none" w:color="000000" w:sz="4" w:space="0"/>
+          <w:bottom w:val="none" w:color="000000" w:sz="4" w:space="0"/>
+          <w:right w:val="none" w:color="000000" w:sz="4" w:space="0"/>
+        </w:tcBorders>
+      </w:tcPr>
+    </w:tblStylePr>
+    <w:tblStylePr w:type="lastRow">
+      <w:rPr>
+        <w:b/>
+        <w:color w:val="404040"/>
+      </w:rPr>
+      <w:pPr>
+        <w:pBdr/>
+        <w:spacing/>
+        <w:ind/>
+      </w:pPr>
+      <w:tblPr>
+        <w:tblBorders/>
+      </w:tblPr>
+      <w:tcPr>
+        <w:shd w:val="clear" w:color="ffffff"/>
+        <w:tcBorders>
+          <w:top w:val="none" w:color="000000" w:sz="4" w:space="0"/>
+          <w:left w:val="none" w:color="000000" w:sz="4" w:space="0"/>
+          <w:bottom w:val="none" w:color="000000" w:sz="4" w:space="0"/>
+          <w:right w:val="none" w:color="000000" w:sz="4" w:space="0"/>
+        </w:tcBorders>
+      </w:tcPr>
+    </w:tblStylePr>
     <w:tblStylePr w:type="nwCell">
       <w:pPr>
         <w:pBdr/>
@@ -7950,9 +7946,9 @@
       </w:tcPr>
     </w:tblStylePr>
   </w:style>
-  <w:style w:type="table" w:styleId="38">
+  <w:style w:type="table" w:styleId="752">
     <w:name w:val="Grid Table 3 - Accent 5"/>
-    <w:basedOn w:val="11"/>
+    <w:basedOn w:val="725"/>
     <w:uiPriority w:val="99"/>
     <w:pPr>
       <w:pBdr/>
@@ -8051,29 +8047,6 @@
         <w:tblBorders/>
       </w:tblPr>
       <w:tcPr>
-        <w:shd w:color="ffffff"/>
-        <w:tcBorders>
-          <w:top w:val="none" w:color="000000" w:sz="4" w:space="0"/>
-          <w:left w:val="none" w:color="000000" w:sz="4" w:space="0"/>
-          <w:bottom w:val="none" w:color="000000" w:sz="4" w:space="0"/>
-          <w:right w:val="none" w:color="000000" w:sz="4" w:space="0"/>
-        </w:tcBorders>
-      </w:tcPr>
-    </w:tblStylePr>
-    <w:tblStylePr w:type="firstRow">
-      <w:rPr>
-        <w:b/>
-        <w:color w:val="404040"/>
-      </w:rPr>
-      <w:pPr>
-        <w:pBdr/>
-        <w:spacing/>
-        <w:ind/>
-      </w:pPr>
-      <w:tblPr>
-        <w:tblBorders/>
-      </w:tblPr>
-      <w:tcPr>
         <w:shd w:val="clear" w:color="ffffff"/>
         <w:tcBorders>
           <w:top w:val="none" w:color="000000" w:sz="4" w:space="0"/>
@@ -8083,30 +8056,7 @@
         </w:tcBorders>
       </w:tcPr>
     </w:tblStylePr>
-    <w:tblStylePr w:type="lastCol">
-      <w:rPr>
-        <w:i/>
-        <w:color w:val="404040"/>
-      </w:rPr>
-      <w:pPr>
-        <w:pBdr/>
-        <w:spacing/>
-        <w:ind/>
-      </w:pPr>
-      <w:tblPr>
-        <w:tblBorders/>
-      </w:tblPr>
-      <w:tcPr>
-        <w:shd w:color="ffffff"/>
-        <w:tcBorders>
-          <w:top w:val="none" w:color="000000" w:sz="4" w:space="0"/>
-          <w:left w:val="none" w:color="000000" w:sz="4" w:space="0"/>
-          <w:bottom w:val="none" w:color="000000" w:sz="4" w:space="0"/>
-          <w:right w:val="none" w:color="000000" w:sz="4" w:space="0"/>
-        </w:tcBorders>
-      </w:tcPr>
-    </w:tblStylePr>
-    <w:tblStylePr w:type="lastRow">
+    <w:tblStylePr w:type="firstRow">
       <w:rPr>
         <w:b/>
         <w:color w:val="404040"/>
@@ -8129,6 +8079,52 @@
         </w:tcBorders>
       </w:tcPr>
     </w:tblStylePr>
+    <w:tblStylePr w:type="lastCol">
+      <w:rPr>
+        <w:i/>
+        <w:color w:val="404040"/>
+      </w:rPr>
+      <w:pPr>
+        <w:pBdr/>
+        <w:spacing/>
+        <w:ind/>
+      </w:pPr>
+      <w:tblPr>
+        <w:tblBorders/>
+      </w:tblPr>
+      <w:tcPr>
+        <w:shd w:val="clear" w:color="ffffff"/>
+        <w:tcBorders>
+          <w:top w:val="none" w:color="000000" w:sz="4" w:space="0"/>
+          <w:left w:val="none" w:color="000000" w:sz="4" w:space="0"/>
+          <w:bottom w:val="none" w:color="000000" w:sz="4" w:space="0"/>
+          <w:right w:val="none" w:color="000000" w:sz="4" w:space="0"/>
+        </w:tcBorders>
+      </w:tcPr>
+    </w:tblStylePr>
+    <w:tblStylePr w:type="lastRow">
+      <w:rPr>
+        <w:b/>
+        <w:color w:val="404040"/>
+      </w:rPr>
+      <w:pPr>
+        <w:pBdr/>
+        <w:spacing/>
+        <w:ind/>
+      </w:pPr>
+      <w:tblPr>
+        <w:tblBorders/>
+      </w:tblPr>
+      <w:tcPr>
+        <w:shd w:val="clear" w:color="ffffff"/>
+        <w:tcBorders>
+          <w:top w:val="none" w:color="000000" w:sz="4" w:space="0"/>
+          <w:left w:val="none" w:color="000000" w:sz="4" w:space="0"/>
+          <w:bottom w:val="none" w:color="000000" w:sz="4" w:space="0"/>
+          <w:right w:val="none" w:color="000000" w:sz="4" w:space="0"/>
+        </w:tcBorders>
+      </w:tcPr>
+    </w:tblStylePr>
     <w:tblStylePr w:type="nwCell">
       <w:pPr>
         <w:pBdr/>
@@ -8195,9 +8191,9 @@
       </w:tcPr>
     </w:tblStylePr>
   </w:style>
-  <w:style w:type="table" w:styleId="39">
+  <w:style w:type="table" w:styleId="753">
     <w:name w:val="Grid Table 3 - Accent 6"/>
-    <w:basedOn w:val="11"/>
+    <w:basedOn w:val="725"/>
     <w:uiPriority w:val="99"/>
     <w:pPr>
       <w:pBdr/>
@@ -8296,29 +8292,6 @@
         <w:tblBorders/>
       </w:tblPr>
       <w:tcPr>
-        <w:shd w:color="ffffff"/>
-        <w:tcBorders>
-          <w:top w:val="none" w:color="000000" w:sz="4" w:space="0"/>
-          <w:left w:val="none" w:color="000000" w:sz="4" w:space="0"/>
-          <w:bottom w:val="none" w:color="000000" w:sz="4" w:space="0"/>
-          <w:right w:val="none" w:color="000000" w:sz="4" w:space="0"/>
-        </w:tcBorders>
-      </w:tcPr>
-    </w:tblStylePr>
-    <w:tblStylePr w:type="firstRow">
-      <w:rPr>
-        <w:b/>
-        <w:color w:val="404040"/>
-      </w:rPr>
-      <w:pPr>
-        <w:pBdr/>
-        <w:spacing/>
-        <w:ind/>
-      </w:pPr>
-      <w:tblPr>
-        <w:tblBorders/>
-      </w:tblPr>
-      <w:tcPr>
         <w:shd w:val="clear" w:color="ffffff"/>
         <w:tcBorders>
           <w:top w:val="none" w:color="000000" w:sz="4" w:space="0"/>
@@ -8328,30 +8301,7 @@
         </w:tcBorders>
       </w:tcPr>
     </w:tblStylePr>
-    <w:tblStylePr w:type="lastCol">
-      <w:rPr>
-        <w:i/>
-        <w:color w:val="404040"/>
-      </w:rPr>
-      <w:pPr>
-        <w:pBdr/>
-        <w:spacing/>
-        <w:ind/>
-      </w:pPr>
-      <w:tblPr>
-        <w:tblBorders/>
-      </w:tblPr>
-      <w:tcPr>
-        <w:shd w:color="ffffff"/>
-        <w:tcBorders>
-          <w:top w:val="none" w:color="000000" w:sz="4" w:space="0"/>
-          <w:left w:val="none" w:color="000000" w:sz="4" w:space="0"/>
-          <w:bottom w:val="none" w:color="000000" w:sz="4" w:space="0"/>
-          <w:right w:val="none" w:color="000000" w:sz="4" w:space="0"/>
-        </w:tcBorders>
-      </w:tcPr>
-    </w:tblStylePr>
-    <w:tblStylePr w:type="lastRow">
+    <w:tblStylePr w:type="firstRow">
       <w:rPr>
         <w:b/>
         <w:color w:val="404040"/>
@@ -8374,6 +8324,52 @@
         </w:tcBorders>
       </w:tcPr>
     </w:tblStylePr>
+    <w:tblStylePr w:type="lastCol">
+      <w:rPr>
+        <w:i/>
+        <w:color w:val="404040"/>
+      </w:rPr>
+      <w:pPr>
+        <w:pBdr/>
+        <w:spacing/>
+        <w:ind/>
+      </w:pPr>
+      <w:tblPr>
+        <w:tblBorders/>
+      </w:tblPr>
+      <w:tcPr>
+        <w:shd w:val="clear" w:color="ffffff"/>
+        <w:tcBorders>
+          <w:top w:val="none" w:color="000000" w:sz="4" w:space="0"/>
+          <w:left w:val="none" w:color="000000" w:sz="4" w:space="0"/>
+          <w:bottom w:val="none" w:color="000000" w:sz="4" w:space="0"/>
+          <w:right w:val="none" w:color="000000" w:sz="4" w:space="0"/>
+        </w:tcBorders>
+      </w:tcPr>
+    </w:tblStylePr>
+    <w:tblStylePr w:type="lastRow">
+      <w:rPr>
+        <w:b/>
+        <w:color w:val="404040"/>
+      </w:rPr>
+      <w:pPr>
+        <w:pBdr/>
+        <w:spacing/>
+        <w:ind/>
+      </w:pPr>
+      <w:tblPr>
+        <w:tblBorders/>
+      </w:tblPr>
+      <w:tcPr>
+        <w:shd w:val="clear" w:color="ffffff"/>
+        <w:tcBorders>
+          <w:top w:val="none" w:color="000000" w:sz="4" w:space="0"/>
+          <w:left w:val="none" w:color="000000" w:sz="4" w:space="0"/>
+          <w:bottom w:val="none" w:color="000000" w:sz="4" w:space="0"/>
+          <w:right w:val="none" w:color="000000" w:sz="4" w:space="0"/>
+        </w:tcBorders>
+      </w:tcPr>
+    </w:tblStylePr>
     <w:tblStylePr w:type="nwCell">
       <w:pPr>
         <w:pBdr/>
@@ -8440,9 +8436,9 @@
       </w:tcPr>
     </w:tblStylePr>
   </w:style>
-  <w:style w:type="table" w:styleId="40">
+  <w:style w:type="table" w:styleId="754">
     <w:name w:val="Grid Table 4"/>
-    <w:basedOn w:val="11"/>
+    <w:basedOn w:val="725"/>
     <w:uiPriority w:val="59"/>
     <w:pPr>
       <w:pBdr/>
@@ -8673,9 +8669,9 @@
       </w:tcPr>
     </w:tblStylePr>
   </w:style>
-  <w:style w:type="table" w:styleId="41">
+  <w:style w:type="table" w:styleId="755">
     <w:name w:val="Grid Table 4 - Accent 1"/>
-    <w:basedOn w:val="11"/>
+    <w:basedOn w:val="725"/>
     <w:uiPriority w:val="59"/>
     <w:pPr>
       <w:pBdr/>
@@ -8906,9 +8902,9 @@
       </w:tcPr>
     </w:tblStylePr>
   </w:style>
-  <w:style w:type="table" w:styleId="42">
+  <w:style w:type="table" w:styleId="756">
     <w:name w:val="Grid Table 4 - Accent 2"/>
-    <w:basedOn w:val="11"/>
+    <w:basedOn w:val="725"/>
     <w:uiPriority w:val="59"/>
     <w:pPr>
       <w:pBdr/>
@@ -9139,9 +9135,9 @@
       </w:tcPr>
     </w:tblStylePr>
   </w:style>
-  <w:style w:type="table" w:styleId="43">
+  <w:style w:type="table" w:styleId="757">
     <w:name w:val="Grid Table 4 - Accent 3"/>
-    <w:basedOn w:val="11"/>
+    <w:basedOn w:val="725"/>
     <w:uiPriority w:val="59"/>
     <w:pPr>
       <w:pBdr/>
@@ -9372,9 +9368,9 @@
       </w:tcPr>
     </w:tblStylePr>
   </w:style>
-  <w:style w:type="table" w:styleId="44">
+  <w:style w:type="table" w:styleId="758">
     <w:name w:val="Grid Table 4 - Accent 4"/>
-    <w:basedOn w:val="11"/>
+    <w:basedOn w:val="725"/>
     <w:uiPriority w:val="59"/>
     <w:pPr>
       <w:pBdr/>
@@ -9605,9 +9601,9 @@
       </w:tcPr>
     </w:tblStylePr>
   </w:style>
-  <w:style w:type="table" w:styleId="45">
+  <w:style w:type="table" w:styleId="759">
     <w:name w:val="Grid Table 4 - Accent 5"/>
-    <w:basedOn w:val="11"/>
+    <w:basedOn w:val="725"/>
     <w:uiPriority w:val="59"/>
     <w:pPr>
       <w:pBdr/>
@@ -9838,9 +9834,9 @@
       </w:tcPr>
     </w:tblStylePr>
   </w:style>
-  <w:style w:type="table" w:styleId="46">
+  <w:style w:type="table" w:styleId="760">
     <w:name w:val="Grid Table 4 - Accent 6"/>
-    <w:basedOn w:val="11"/>
+    <w:basedOn w:val="725"/>
     <w:uiPriority w:val="59"/>
     <w:pPr>
       <w:pBdr/>
@@ -10071,9 +10067,9 @@
       </w:tcPr>
     </w:tblStylePr>
   </w:style>
-  <w:style w:type="table" w:styleId="47">
+  <w:style w:type="table" w:styleId="761">
     <w:name w:val="Grid Table 5 Dark"/>
-    <w:basedOn w:val="11"/>
+    <w:basedOn w:val="725"/>
     <w:uiPriority w:val="99"/>
     <w:pPr>
       <w:pBdr/>
@@ -10299,9 +10295,9 @@
       </w:tcPr>
     </w:tblStylePr>
   </w:style>
-  <w:style w:type="table" w:styleId="48">
+  <w:style w:type="table" w:styleId="762">
     <w:name w:val="Grid Table 5 Dark- Accent 1"/>
-    <w:basedOn w:val="11"/>
+    <w:basedOn w:val="725"/>
     <w:uiPriority w:val="99"/>
     <w:pPr>
       <w:pBdr/>
@@ -10527,9 +10523,9 @@
       </w:tcPr>
     </w:tblStylePr>
   </w:style>
-  <w:style w:type="table" w:styleId="49">
+  <w:style w:type="table" w:styleId="763">
     <w:name w:val="Grid Table 5 Dark - Accent 2"/>
-    <w:basedOn w:val="11"/>
+    <w:basedOn w:val="725"/>
     <w:uiPriority w:val="99"/>
     <w:pPr>
       <w:pBdr/>
@@ -10755,9 +10751,9 @@
       </w:tcPr>
     </w:tblStylePr>
   </w:style>
-  <w:style w:type="table" w:styleId="50">
+  <w:style w:type="table" w:styleId="764">
     <w:name w:val="Grid Table 5 Dark - Accent 3"/>
-    <w:basedOn w:val="11"/>
+    <w:basedOn w:val="725"/>
     <w:uiPriority w:val="99"/>
     <w:pPr>
       <w:pBdr/>
@@ -10983,9 +10979,9 @@
       </w:tcPr>
     </w:tblStylePr>
   </w:style>
-  <w:style w:type="table" w:styleId="51">
+  <w:style w:type="table" w:styleId="765">
     <w:name w:val="Grid Table 5 Dark- Accent 4"/>
-    <w:basedOn w:val="11"/>
+    <w:basedOn w:val="725"/>
     <w:uiPriority w:val="99"/>
     <w:pPr>
       <w:pBdr/>
@@ -11211,9 +11207,9 @@
       </w:tcPr>
     </w:tblStylePr>
   </w:style>
-  <w:style w:type="table" w:styleId="52">
+  <w:style w:type="table" w:styleId="766">
     <w:name w:val="Grid Table 5 Dark - Accent 5"/>
-    <w:basedOn w:val="11"/>
+    <w:basedOn w:val="725"/>
     <w:uiPriority w:val="99"/>
     <w:pPr>
       <w:pBdr/>
@@ -11439,9 +11435,9 @@
       </w:tcPr>
     </w:tblStylePr>
   </w:style>
-  <w:style w:type="table" w:styleId="53">
+  <w:style w:type="table" w:styleId="767">
     <w:name w:val="Grid Table 5 Dark - Accent 6"/>
-    <w:basedOn w:val="11"/>
+    <w:basedOn w:val="725"/>
     <w:uiPriority w:val="99"/>
     <w:pPr>
       <w:pBdr/>
@@ -11667,9 +11663,9 @@
       </w:tcPr>
     </w:tblStylePr>
   </w:style>
-  <w:style w:type="table" w:styleId="54">
+  <w:style w:type="table" w:styleId="768">
     <w:name w:val="Grid Table 6 Colorful"/>
-    <w:basedOn w:val="11"/>
+    <w:basedOn w:val="725"/>
     <w:uiPriority w:val="99"/>
     <w:pPr>
       <w:pBdr/>
@@ -11897,9 +11893,9 @@
       </w:tcPr>
     </w:tblStylePr>
   </w:style>
-  <w:style w:type="table" w:styleId="55">
+  <w:style w:type="table" w:styleId="769">
     <w:name w:val="Grid Table 6 Colorful - Accent 1"/>
-    <w:basedOn w:val="11"/>
+    <w:basedOn w:val="725"/>
     <w:uiPriority w:val="99"/>
     <w:pPr>
       <w:pBdr/>
@@ -12127,9 +12123,9 @@
       </w:tcPr>
     </w:tblStylePr>
   </w:style>
-  <w:style w:type="table" w:styleId="56">
+  <w:style w:type="table" w:styleId="770">
     <w:name w:val="Grid Table 6 Colorful - Accent 2"/>
-    <w:basedOn w:val="11"/>
+    <w:basedOn w:val="725"/>
     <w:uiPriority w:val="99"/>
     <w:pPr>
       <w:pBdr/>
@@ -12357,9 +12353,9 @@
       </w:tcPr>
     </w:tblStylePr>
   </w:style>
-  <w:style w:type="table" w:styleId="57">
+  <w:style w:type="table" w:styleId="771">
     <w:name w:val="Grid Table 6 Colorful - Accent 3"/>
-    <w:basedOn w:val="11"/>
+    <w:basedOn w:val="725"/>
     <w:uiPriority w:val="99"/>
     <w:pPr>
       <w:pBdr/>
@@ -12587,9 +12583,9 @@
       </w:tcPr>
     </w:tblStylePr>
   </w:style>
-  <w:style w:type="table" w:styleId="58">
+  <w:style w:type="table" w:styleId="772">
     <w:name w:val="Grid Table 6 Colorful - Accent 4"/>
-    <w:basedOn w:val="11"/>
+    <w:basedOn w:val="725"/>
     <w:uiPriority w:val="99"/>
     <w:pPr>
       <w:pBdr/>
@@ -12817,9 +12813,9 @@
       </w:tcPr>
     </w:tblStylePr>
   </w:style>
-  <w:style w:type="table" w:styleId="59">
+  <w:style w:type="table" w:styleId="773">
     <w:name w:val="Grid Table 6 Colorful - Accent 5"/>
-    <w:basedOn w:val="11"/>
+    <w:basedOn w:val="725"/>
     <w:uiPriority w:val="99"/>
     <w:pPr>
       <w:pBdr/>
@@ -13047,9 +13043,9 @@
       </w:tcPr>
     </w:tblStylePr>
   </w:style>
-  <w:style w:type="table" w:styleId="60">
+  <w:style w:type="table" w:styleId="774">
     <w:name w:val="Grid Table 6 Colorful - Accent 6"/>
-    <w:basedOn w:val="11"/>
+    <w:basedOn w:val="725"/>
     <w:uiPriority w:val="99"/>
     <w:pPr>
       <w:pBdr/>
@@ -13277,9 +13273,9 @@
       </w:tcPr>
     </w:tblStylePr>
   </w:style>
-  <w:style w:type="table" w:styleId="61">
+  <w:style w:type="table" w:styleId="775">
     <w:name w:val="Grid Table 7 Colorful"/>
-    <w:basedOn w:val="11"/>
+    <w:basedOn w:val="725"/>
     <w:uiPriority w:val="99"/>
     <w:pPr>
       <w:pBdr/>
@@ -13381,11 +13377,11 @@
         <w:tblBorders/>
       </w:tblPr>
       <w:tcPr>
-        <w:shd w:color="ffffff"/>
+        <w:shd w:val="clear" w:color="ffffff"/>
         <w:tcBorders>
-          <w:top w:val="none"/>
-          <w:left w:val="none"/>
-          <w:bottom w:val="none"/>
+          <w:top w:val="none" w:color="000000" w:sz="4" w:space="0"/>
+          <w:left w:val="none" w:color="000000" w:sz="4" w:space="0"/>
+          <w:bottom w:val="none" w:color="000000" w:sz="4" w:space="0"/>
           <w:right w:val="single" w:color="000000" w:themeColor="text1" w:themeTint="80" w:sz="4" w:space="0"/>
         </w:tcBorders>
       </w:tcPr>
@@ -13408,10 +13404,10 @@
       <w:tcPr>
         <w:shd w:val="clear" w:color="ffffff" w:themeColor="light1" w:fill="ffffff" w:themeFill="light1"/>
         <w:tcBorders>
-          <w:top w:val="none"/>
-          <w:left w:val="none"/>
+          <w:top w:val="none" w:color="000000" w:sz="4" w:space="0"/>
+          <w:left w:val="none" w:color="000000" w:sz="4" w:space="0"/>
           <w:bottom w:val="single" w:color="000000" w:themeColor="text1" w:themeTint="80" w:sz="4" w:space="0"/>
-          <w:right w:val="none"/>
+          <w:right w:val="none" w:color="000000" w:sz="4" w:space="0"/>
         </w:tcBorders>
       </w:tcPr>
     </w:tblStylePr>
@@ -13431,12 +13427,12 @@
         <w:tblBorders/>
       </w:tblPr>
       <w:tcPr>
-        <w:shd w:color="ffffff"/>
+        <w:shd w:val="clear" w:color="ffffff"/>
         <w:tcBorders>
-          <w:top w:val="none"/>
+          <w:top w:val="none" w:color="000000" w:sz="4" w:space="0"/>
           <w:left w:val="single" w:color="000000" w:themeColor="text1" w:themeTint="80" w:sz="4" w:space="0"/>
-          <w:bottom w:val="none"/>
-          <w:right w:val="none"/>
+          <w:bottom w:val="none" w:color="000000" w:sz="4" w:space="0"/>
+          <w:right w:val="none" w:color="000000" w:sz="4" w:space="0"/>
         </w:tcBorders>
       </w:tcPr>
     </w:tblStylePr>
@@ -13459,9 +13455,9 @@
         <w:shd w:val="clear" w:color="ffffff" w:themeColor="light1" w:fill="ffffff" w:themeFill="light1"/>
         <w:tcBorders>
           <w:top w:val="single" w:color="000000" w:themeColor="text1" w:themeTint="80" w:sz="4" w:space="0"/>
-          <w:left w:val="none"/>
-          <w:bottom w:val="none"/>
-          <w:right w:val="none"/>
+          <w:left w:val="none" w:color="000000" w:sz="4" w:space="0"/>
+          <w:bottom w:val="none" w:color="000000" w:sz="4" w:space="0"/>
+          <w:right w:val="none" w:color="000000" w:sz="4" w:space="0"/>
         </w:tcBorders>
       </w:tcPr>
     </w:tblStylePr>
@@ -13531,9 +13527,9 @@
       </w:tcPr>
     </w:tblStylePr>
   </w:style>
-  <w:style w:type="table" w:styleId="62">
+  <w:style w:type="table" w:styleId="776">
     <w:name w:val="Grid Table 7 Colorful - Accent 1"/>
-    <w:basedOn w:val="11"/>
+    <w:basedOn w:val="725"/>
     <w:uiPriority w:val="99"/>
     <w:pPr>
       <w:pBdr/>
@@ -13635,11 +13631,11 @@
         <w:tblBorders/>
       </w:tblPr>
       <w:tcPr>
-        <w:shd w:color="ffffff"/>
+        <w:shd w:val="clear" w:color="ffffff"/>
         <w:tcBorders>
-          <w:top w:val="none"/>
-          <w:left w:val="none"/>
-          <w:bottom w:val="none"/>
+          <w:top w:val="none" w:color="000000" w:sz="4" w:space="0"/>
+          <w:left w:val="none" w:color="000000" w:sz="4" w:space="0"/>
+          <w:bottom w:val="none" w:color="000000" w:sz="4" w:space="0"/>
           <w:right w:val="single" w:color="000000" w:themeColor="accent1" w:themeTint="80" w:sz="4" w:space="0"/>
         </w:tcBorders>
       </w:tcPr>
@@ -13662,10 +13658,10 @@
       <w:tcPr>
         <w:shd w:val="clear" w:color="ffffff" w:themeColor="light1" w:fill="ffffff" w:themeFill="light1"/>
         <w:tcBorders>
-          <w:top w:val="none"/>
-          <w:left w:val="none"/>
+          <w:top w:val="none" w:color="000000" w:sz="4" w:space="0"/>
+          <w:left w:val="none" w:color="000000" w:sz="4" w:space="0"/>
           <w:bottom w:val="single" w:color="000000" w:themeColor="accent1" w:themeTint="80" w:sz="4" w:space="0"/>
-          <w:right w:val="none"/>
+          <w:right w:val="none" w:color="000000" w:sz="4" w:space="0"/>
         </w:tcBorders>
       </w:tcPr>
     </w:tblStylePr>
@@ -13685,12 +13681,12 @@
         <w:tblBorders/>
       </w:tblPr>
       <w:tcPr>
-        <w:shd w:color="ffffff"/>
+        <w:shd w:val="clear" w:color="ffffff"/>
         <w:tcBorders>
-          <w:top w:val="none"/>
+          <w:top w:val="none" w:color="000000" w:sz="4" w:space="0"/>
           <w:left w:val="single" w:color="000000" w:themeColor="accent1" w:themeTint="80" w:sz="4" w:space="0"/>
-          <w:bottom w:val="none"/>
-          <w:right w:val="none"/>
+          <w:bottom w:val="none" w:color="000000" w:sz="4" w:space="0"/>
+          <w:right w:val="none" w:color="000000" w:sz="4" w:space="0"/>
         </w:tcBorders>
       </w:tcPr>
     </w:tblStylePr>
@@ -13713,9 +13709,9 @@
         <w:shd w:val="clear" w:color="ffffff" w:themeColor="light1" w:fill="ffffff" w:themeFill="light1"/>
         <w:tcBorders>
           <w:top w:val="single" w:color="000000" w:themeColor="accent1" w:themeTint="80" w:sz="4" w:space="0"/>
-          <w:left w:val="none"/>
-          <w:bottom w:val="none"/>
-          <w:right w:val="none"/>
+          <w:left w:val="none" w:color="000000" w:sz="4" w:space="0"/>
+          <w:bottom w:val="none" w:color="000000" w:sz="4" w:space="0"/>
+          <w:right w:val="none" w:color="000000" w:sz="4" w:space="0"/>
         </w:tcBorders>
       </w:tcPr>
     </w:tblStylePr>
@@ -13785,9 +13781,9 @@
       </w:tcPr>
     </w:tblStylePr>
   </w:style>
-  <w:style w:type="table" w:styleId="63">
+  <w:style w:type="table" w:styleId="777">
     <w:name w:val="Grid Table 7 Colorful - Accent 2"/>
-    <w:basedOn w:val="11"/>
+    <w:basedOn w:val="725"/>
     <w:uiPriority w:val="99"/>
     <w:pPr>
       <w:pBdr/>
@@ -13889,11 +13885,11 @@
         <w:tblBorders/>
       </w:tblPr>
       <w:tcPr>
-        <w:shd w:color="ffffff"/>
+        <w:shd w:val="clear" w:color="ffffff"/>
         <w:tcBorders>
-          <w:top w:val="none"/>
-          <w:left w:val="none"/>
-          <w:bottom w:val="none"/>
+          <w:top w:val="none" w:color="000000" w:sz="4" w:space="0"/>
+          <w:left w:val="none" w:color="000000" w:sz="4" w:space="0"/>
+          <w:bottom w:val="none" w:color="000000" w:sz="4" w:space="0"/>
           <w:right w:val="single" w:color="000000" w:themeColor="accent2" w:themeTint="97" w:sz="4" w:space="0"/>
         </w:tcBorders>
       </w:tcPr>
@@ -13916,10 +13912,10 @@
       <w:tcPr>
         <w:shd w:val="clear" w:color="ffffff" w:themeColor="light1" w:fill="ffffff" w:themeFill="light1"/>
         <w:tcBorders>
-          <w:top w:val="none"/>
-          <w:left w:val="none"/>
+          <w:top w:val="none" w:color="000000" w:sz="4" w:space="0"/>
+          <w:left w:val="none" w:color="000000" w:sz="4" w:space="0"/>
           <w:bottom w:val="single" w:color="000000" w:themeColor="accent2" w:themeTint="97" w:sz="4" w:space="0"/>
-          <w:right w:val="none"/>
+          <w:right w:val="none" w:color="000000" w:sz="4" w:space="0"/>
         </w:tcBorders>
       </w:tcPr>
     </w:tblStylePr>
@@ -13939,12 +13935,12 @@
         <w:tblBorders/>
       </w:tblPr>
       <w:tcPr>
-        <w:shd w:color="ffffff"/>
+        <w:shd w:val="clear" w:color="ffffff"/>
         <w:tcBorders>
-          <w:top w:val="none"/>
+          <w:top w:val="none" w:color="000000" w:sz="4" w:space="0"/>
           <w:left w:val="single" w:color="000000" w:themeColor="accent2" w:themeTint="97" w:sz="4" w:space="0"/>
-          <w:bottom w:val="none"/>
-          <w:right w:val="none"/>
+          <w:bottom w:val="none" w:color="000000" w:sz="4" w:space="0"/>
+          <w:right w:val="none" w:color="000000" w:sz="4" w:space="0"/>
         </w:tcBorders>
       </w:tcPr>
     </w:tblStylePr>
@@ -13967,9 +13963,9 @@
         <w:shd w:val="clear" w:color="ffffff" w:themeColor="light1" w:fill="ffffff" w:themeFill="light1"/>
         <w:tcBorders>
           <w:top w:val="single" w:color="000000" w:themeColor="accent2" w:themeTint="97" w:sz="4" w:space="0"/>
-          <w:left w:val="none"/>
-          <w:bottom w:val="none"/>
-          <w:right w:val="none"/>
+          <w:left w:val="none" w:color="000000" w:sz="4" w:space="0"/>
+          <w:bottom w:val="none" w:color="000000" w:sz="4" w:space="0"/>
+          <w:right w:val="none" w:color="000000" w:sz="4" w:space="0"/>
         </w:tcBorders>
       </w:tcPr>
     </w:tblStylePr>
@@ -14039,9 +14035,9 @@
       </w:tcPr>
     </w:tblStylePr>
   </w:style>
-  <w:style w:type="table" w:styleId="64">
+  <w:style w:type="table" w:styleId="778">
     <w:name w:val="Grid Table 7 Colorful - Accent 3"/>
-    <w:basedOn w:val="11"/>
+    <w:basedOn w:val="725"/>
     <w:uiPriority w:val="99"/>
     <w:pPr>
       <w:pBdr/>
@@ -14143,11 +14139,11 @@
         <w:tblBorders/>
       </w:tblPr>
       <w:tcPr>
-        <w:shd w:color="ffffff"/>
+        <w:shd w:val="clear" w:color="ffffff"/>
         <w:tcBorders>
-          <w:top w:val="none"/>
-          <w:left w:val="none"/>
-          <w:bottom w:val="none"/>
+          <w:top w:val="none" w:color="000000" w:sz="4" w:space="0"/>
+          <w:left w:val="none" w:color="000000" w:sz="4" w:space="0"/>
+          <w:bottom w:val="none" w:color="000000" w:sz="4" w:space="0"/>
           <w:right w:val="single" w:color="000000" w:themeColor="accent3" w:themeTint="FE" w:sz="4" w:space="0"/>
         </w:tcBorders>
       </w:tcPr>
@@ -14170,10 +14166,10 @@
       <w:tcPr>
         <w:shd w:val="clear" w:color="ffffff" w:themeColor="light1" w:fill="ffffff" w:themeFill="light1"/>
         <w:tcBorders>
-          <w:top w:val="none"/>
-          <w:left w:val="none"/>
+          <w:top w:val="none" w:color="000000" w:sz="4" w:space="0"/>
+          <w:left w:val="none" w:color="000000" w:sz="4" w:space="0"/>
           <w:bottom w:val="single" w:color="000000" w:themeColor="accent3" w:themeTint="FE" w:sz="4" w:space="0"/>
-          <w:right w:val="none"/>
+          <w:right w:val="none" w:color="000000" w:sz="4" w:space="0"/>
         </w:tcBorders>
       </w:tcPr>
     </w:tblStylePr>
@@ -14193,12 +14189,12 @@
         <w:tblBorders/>
       </w:tblPr>
       <w:tcPr>
-        <w:shd w:color="ffffff"/>
+        <w:shd w:val="clear" w:color="ffffff"/>
         <w:tcBorders>
-          <w:top w:val="none"/>
+          <w:top w:val="none" w:color="000000" w:sz="4" w:space="0"/>
           <w:left w:val="single" w:color="000000" w:themeColor="accent3" w:themeTint="FE" w:sz="4" w:space="0"/>
-          <w:bottom w:val="none"/>
-          <w:right w:val="none"/>
+          <w:bottom w:val="none" w:color="000000" w:sz="4" w:space="0"/>
+          <w:right w:val="none" w:color="000000" w:sz="4" w:space="0"/>
         </w:tcBorders>
       </w:tcPr>
     </w:tblStylePr>
@@ -14221,9 +14217,9 @@
         <w:shd w:val="clear" w:color="ffffff" w:themeColor="light1" w:fill="ffffff" w:themeFill="light1"/>
         <w:tcBorders>
           <w:top w:val="single" w:color="000000" w:themeColor="accent3" w:themeTint="FE" w:sz="4" w:space="0"/>
-          <w:left w:val="none"/>
-          <w:bottom w:val="none"/>
-          <w:right w:val="none"/>
+          <w:left w:val="none" w:color="000000" w:sz="4" w:space="0"/>
+          <w:bottom w:val="none" w:color="000000" w:sz="4" w:space="0"/>
+          <w:right w:val="none" w:color="000000" w:sz="4" w:space="0"/>
         </w:tcBorders>
       </w:tcPr>
     </w:tblStylePr>
@@ -14293,9 +14289,9 @@
       </w:tcPr>
     </w:tblStylePr>
   </w:style>
-  <w:style w:type="table" w:styleId="65">
+  <w:style w:type="table" w:styleId="779">
     <w:name w:val="Grid Table 7 Colorful - Accent 4"/>
-    <w:basedOn w:val="11"/>
+    <w:basedOn w:val="725"/>
     <w:uiPriority w:val="99"/>
     <w:pPr>
       <w:pBdr/>
@@ -14397,11 +14393,11 @@
         <w:tblBorders/>
       </w:tblPr>
       <w:tcPr>
-        <w:shd w:color="ffffff"/>
+        <w:shd w:val="clear" w:color="ffffff"/>
         <w:tcBorders>
-          <w:top w:val="none"/>
-          <w:left w:val="none"/>
-          <w:bottom w:val="none"/>
+          <w:top w:val="none" w:color="000000" w:sz="4" w:space="0"/>
+          <w:left w:val="none" w:color="000000" w:sz="4" w:space="0"/>
+          <w:bottom w:val="none" w:color="000000" w:sz="4" w:space="0"/>
           <w:right w:val="single" w:color="000000" w:themeColor="accent4" w:themeTint="9A" w:sz="4" w:space="0"/>
         </w:tcBorders>
       </w:tcPr>
@@ -14424,10 +14420,10 @@
       <w:tcPr>
         <w:shd w:val="clear" w:color="ffffff" w:themeColor="light1" w:fill="ffffff" w:themeFill="light1"/>
         <w:tcBorders>
-          <w:top w:val="none"/>
-          <w:left w:val="none"/>
+          <w:top w:val="none" w:color="000000" w:sz="4" w:space="0"/>
+          <w:left w:val="none" w:color="000000" w:sz="4" w:space="0"/>
           <w:bottom w:val="single" w:color="000000" w:themeColor="accent4" w:themeTint="9A" w:sz="4" w:space="0"/>
-          <w:right w:val="none"/>
+          <w:right w:val="none" w:color="000000" w:sz="4" w:space="0"/>
         </w:tcBorders>
       </w:tcPr>
     </w:tblStylePr>
@@ -14447,12 +14443,12 @@
         <w:tblBorders/>
       </w:tblPr>
       <w:tcPr>
-        <w:shd w:color="ffffff"/>
+        <w:shd w:val="clear" w:color="ffffff"/>
         <w:tcBorders>
-          <w:top w:val="none"/>
+          <w:top w:val="none" w:color="000000" w:sz="4" w:space="0"/>
           <w:left w:val="single" w:color="000000" w:themeColor="accent4" w:themeTint="9A" w:sz="4" w:space="0"/>
-          <w:bottom w:val="none"/>
-          <w:right w:val="none"/>
+          <w:bottom w:val="none" w:color="000000" w:sz="4" w:space="0"/>
+          <w:right w:val="none" w:color="000000" w:sz="4" w:space="0"/>
         </w:tcBorders>
       </w:tcPr>
     </w:tblStylePr>
@@ -14475,9 +14471,9 @@
         <w:shd w:val="clear" w:color="ffffff" w:themeColor="light1" w:fill="ffffff" w:themeFill="light1"/>
         <w:tcBorders>
           <w:top w:val="single" w:color="000000" w:themeColor="accent4" w:themeTint="9A" w:sz="4" w:space="0"/>
-          <w:left w:val="none"/>
-          <w:bottom w:val="none"/>
-          <w:right w:val="none"/>
+          <w:left w:val="none" w:color="000000" w:sz="4" w:space="0"/>
+          <w:bottom w:val="none" w:color="000000" w:sz="4" w:space="0"/>
+          <w:right w:val="none" w:color="000000" w:sz="4" w:space="0"/>
         </w:tcBorders>
       </w:tcPr>
     </w:tblStylePr>
@@ -14547,9 +14543,9 @@
       </w:tcPr>
     </w:tblStylePr>
   </w:style>
-  <w:style w:type="table" w:styleId="66">
+  <w:style w:type="table" w:styleId="780">
     <w:name w:val="Grid Table 7 Colorful - Accent 5"/>
-    <w:basedOn w:val="11"/>
+    <w:basedOn w:val="725"/>
     <w:uiPriority w:val="99"/>
     <w:pPr>
       <w:pBdr/>
@@ -14651,11 +14647,11 @@
         <w:tblBorders/>
       </w:tblPr>
       <w:tcPr>
-        <w:shd w:color="ffffff"/>
+        <w:shd w:val="clear" w:color="ffffff"/>
         <w:tcBorders>
-          <w:top w:val="none"/>
-          <w:left w:val="none"/>
-          <w:bottom w:val="none"/>
+          <w:top w:val="none" w:color="000000" w:sz="4" w:space="0"/>
+          <w:left w:val="none" w:color="000000" w:sz="4" w:space="0"/>
+          <w:bottom w:val="none" w:color="000000" w:sz="4" w:space="0"/>
           <w:right w:val="single" w:color="000000" w:themeColor="accent5" w:themeTint="90" w:sz="4" w:space="0"/>
         </w:tcBorders>
       </w:tcPr>
@@ -14678,10 +14674,10 @@
       <w:tcPr>
         <w:shd w:val="clear" w:color="ffffff" w:themeColor="light1" w:fill="ffffff" w:themeFill="light1"/>
         <w:tcBorders>
-          <w:top w:val="none"/>
-          <w:left w:val="none"/>
+          <w:top w:val="none" w:color="000000" w:sz="4" w:space="0"/>
+          <w:left w:val="none" w:color="000000" w:sz="4" w:space="0"/>
           <w:bottom w:val="single" w:color="000000" w:themeColor="accent5" w:themeTint="90" w:sz="4" w:space="0"/>
-          <w:right w:val="none"/>
+          <w:right w:val="none" w:color="000000" w:sz="4" w:space="0"/>
         </w:tcBorders>
       </w:tcPr>
     </w:tblStylePr>
@@ -14701,12 +14697,12 @@
         <w:tblBorders/>
       </w:tblPr>
       <w:tcPr>
-        <w:shd w:color="ffffff"/>
+        <w:shd w:val="clear" w:color="ffffff"/>
         <w:tcBorders>
-          <w:top w:val="none"/>
+          <w:top w:val="none" w:color="000000" w:sz="4" w:space="0"/>
           <w:left w:val="single" w:color="000000" w:themeColor="accent5" w:themeTint="90" w:sz="4" w:space="0"/>
-          <w:bottom w:val="none"/>
-          <w:right w:val="none"/>
+          <w:bottom w:val="none" w:color="000000" w:sz="4" w:space="0"/>
+          <w:right w:val="none" w:color="000000" w:sz="4" w:space="0"/>
         </w:tcBorders>
       </w:tcPr>
     </w:tblStylePr>
@@ -14729,9 +14725,9 @@
         <w:shd w:val="clear" w:color="ffffff" w:themeColor="light1" w:fill="ffffff" w:themeFill="light1"/>
         <w:tcBorders>
           <w:top w:val="single" w:color="000000" w:themeColor="accent5" w:themeTint="90" w:sz="4" w:space="0"/>
-          <w:left w:val="none"/>
-          <w:bottom w:val="none"/>
-          <w:right w:val="none"/>
+          <w:left w:val="none" w:color="000000" w:sz="4" w:space="0"/>
+          <w:bottom w:val="none" w:color="000000" w:sz="4" w:space="0"/>
+          <w:right w:val="none" w:color="000000" w:sz="4" w:space="0"/>
         </w:tcBorders>
       </w:tcPr>
     </w:tblStylePr>
@@ -14801,9 +14797,9 @@
       </w:tcPr>
     </w:tblStylePr>
   </w:style>
-  <w:style w:type="table" w:styleId="67">
+  <w:style w:type="table" w:styleId="781">
     <w:name w:val="Grid Table 7 Colorful - Accent 6"/>
-    <w:basedOn w:val="11"/>
+    <w:basedOn w:val="725"/>
     <w:uiPriority w:val="99"/>
     <w:pPr>
       <w:pBdr/>
@@ -14905,11 +14901,11 @@
         <w:tblBorders/>
       </w:tblPr>
       <w:tcPr>
-        <w:shd w:color="ffffff"/>
+        <w:shd w:val="clear" w:color="ffffff"/>
         <w:tcBorders>
-          <w:top w:val="none"/>
-          <w:left w:val="none"/>
-          <w:bottom w:val="none"/>
+          <w:top w:val="none" w:color="000000" w:sz="4" w:space="0"/>
+          <w:left w:val="none" w:color="000000" w:sz="4" w:space="0"/>
+          <w:bottom w:val="none" w:color="000000" w:sz="4" w:space="0"/>
           <w:right w:val="single" w:color="000000" w:themeColor="accent6" w:themeTint="90" w:sz="4" w:space="0"/>
         </w:tcBorders>
       </w:tcPr>
@@ -14932,10 +14928,10 @@
       <w:tcPr>
         <w:shd w:val="clear" w:color="ffffff" w:themeColor="light1" w:fill="ffffff" w:themeFill="light1"/>
         <w:tcBorders>
-          <w:top w:val="none"/>
-          <w:left w:val="none"/>
+          <w:top w:val="none" w:color="000000" w:sz="4" w:space="0"/>
+          <w:left w:val="none" w:color="000000" w:sz="4" w:space="0"/>
           <w:bottom w:val="single" w:color="000000" w:themeColor="accent6" w:themeTint="90" w:sz="4" w:space="0"/>
-          <w:right w:val="none"/>
+          <w:right w:val="none" w:color="000000" w:sz="4" w:space="0"/>
         </w:tcBorders>
       </w:tcPr>
     </w:tblStylePr>
@@ -14955,12 +14951,12 @@
         <w:tblBorders/>
       </w:tblPr>
       <w:tcPr>
-        <w:shd w:color="ffffff"/>
+        <w:shd w:val="clear" w:color="ffffff"/>
         <w:tcBorders>
-          <w:top w:val="none"/>
+          <w:top w:val="none" w:color="000000" w:sz="4" w:space="0"/>
           <w:left w:val="single" w:color="000000" w:themeColor="accent6" w:themeTint="90" w:sz="4" w:space="0"/>
-          <w:bottom w:val="none"/>
-          <w:right w:val="none"/>
+          <w:bottom w:val="none" w:color="000000" w:sz="4" w:space="0"/>
+          <w:right w:val="none" w:color="000000" w:sz="4" w:space="0"/>
         </w:tcBorders>
       </w:tcPr>
     </w:tblStylePr>
@@ -14983,9 +14979,9 @@
         <w:shd w:val="clear" w:color="ffffff" w:themeColor="light1" w:fill="ffffff" w:themeFill="light1"/>
         <w:tcBorders>
           <w:top w:val="single" w:color="000000" w:themeColor="accent6" w:themeTint="90" w:sz="4" w:space="0"/>
-          <w:left w:val="none"/>
-          <w:bottom w:val="none"/>
-          <w:right w:val="none"/>
+          <w:left w:val="none" w:color="000000" w:sz="4" w:space="0"/>
+          <w:bottom w:val="none" w:color="000000" w:sz="4" w:space="0"/>
+          <w:right w:val="none" w:color="000000" w:sz="4" w:space="0"/>
         </w:tcBorders>
       </w:tcPr>
     </w:tblStylePr>
@@ -15055,9 +15051,9 @@
       </w:tcPr>
     </w:tblStylePr>
   </w:style>
-  <w:style w:type="table" w:styleId="68">
+  <w:style w:type="table" w:styleId="782">
     <w:name w:val="List Table 1 Light"/>
-    <w:basedOn w:val="11"/>
+    <w:basedOn w:val="725"/>
     <w:uiPriority w:val="99"/>
     <w:pPr>
       <w:pBdr/>
@@ -15271,9 +15267,9 @@
       </w:tcPr>
     </w:tblStylePr>
   </w:style>
-  <w:style w:type="table" w:styleId="69">
+  <w:style w:type="table" w:styleId="783">
     <w:name w:val="List Table 1 Light - Accent 1"/>
-    <w:basedOn w:val="11"/>
+    <w:basedOn w:val="725"/>
     <w:uiPriority w:val="99"/>
     <w:pPr>
       <w:pBdr/>
@@ -15487,9 +15483,9 @@
       </w:tcPr>
     </w:tblStylePr>
   </w:style>
-  <w:style w:type="table" w:styleId="70">
+  <w:style w:type="table" w:styleId="784">
     <w:name w:val="List Table 1 Light - Accent 2"/>
-    <w:basedOn w:val="11"/>
+    <w:basedOn w:val="725"/>
     <w:uiPriority w:val="99"/>
     <w:pPr>
       <w:pBdr/>
@@ -15703,9 +15699,9 @@
       </w:tcPr>
     </w:tblStylePr>
   </w:style>
-  <w:style w:type="table" w:styleId="71">
+  <w:style w:type="table" w:styleId="785">
     <w:name w:val="List Table 1 Light - Accent 3"/>
-    <w:basedOn w:val="11"/>
+    <w:basedOn w:val="725"/>
     <w:uiPriority w:val="99"/>
     <w:pPr>
       <w:pBdr/>
@@ -15919,9 +15915,9 @@
       </w:tcPr>
     </w:tblStylePr>
   </w:style>
-  <w:style w:type="table" w:styleId="72">
+  <w:style w:type="table" w:styleId="786">
     <w:name w:val="List Table 1 Light - Accent 4"/>
-    <w:basedOn w:val="11"/>
+    <w:basedOn w:val="725"/>
     <w:uiPriority w:val="99"/>
     <w:pPr>
       <w:pBdr/>
@@ -16135,9 +16131,9 @@
       </w:tcPr>
     </w:tblStylePr>
   </w:style>
-  <w:style w:type="table" w:styleId="73">
+  <w:style w:type="table" w:styleId="787">
     <w:name w:val="List Table 1 Light - Accent 5"/>
-    <w:basedOn w:val="11"/>
+    <w:basedOn w:val="725"/>
     <w:uiPriority w:val="99"/>
     <w:pPr>
       <w:pBdr/>
@@ -16351,9 +16347,9 @@
       </w:tcPr>
     </w:tblStylePr>
   </w:style>
-  <w:style w:type="table" w:styleId="74">
+  <w:style w:type="table" w:styleId="788">
     <w:name w:val="List Table 1 Light - Accent 6"/>
-    <w:basedOn w:val="11"/>
+    <w:basedOn w:val="725"/>
     <w:uiPriority w:val="99"/>
     <w:pPr>
       <w:pBdr/>
@@ -16567,9 +16563,9 @@
       </w:tcPr>
     </w:tblStylePr>
   </w:style>
-  <w:style w:type="table" w:styleId="75">
+  <w:style w:type="table" w:styleId="789">
     <w:name w:val="List Table 2"/>
-    <w:basedOn w:val="11"/>
+    <w:basedOn w:val="725"/>
     <w:uiPriority w:val="99"/>
     <w:pPr>
       <w:pBdr/>
@@ -16805,9 +16801,9 @@
       </w:tcPr>
     </w:tblStylePr>
   </w:style>
-  <w:style w:type="table" w:styleId="76">
+  <w:style w:type="table" w:styleId="790">
     <w:name w:val="List Table 2 - Accent 1"/>
-    <w:basedOn w:val="11"/>
+    <w:basedOn w:val="725"/>
     <w:uiPriority w:val="99"/>
     <w:pPr>
       <w:pBdr/>
@@ -17043,9 +17039,9 @@
       </w:tcPr>
     </w:tblStylePr>
   </w:style>
-  <w:style w:type="table" w:styleId="77">
+  <w:style w:type="table" w:styleId="791">
     <w:name w:val="List Table 2 - Accent 2"/>
-    <w:basedOn w:val="11"/>
+    <w:basedOn w:val="725"/>
     <w:uiPriority w:val="99"/>
     <w:pPr>
       <w:pBdr/>
@@ -17281,9 +17277,9 @@
       </w:tcPr>
     </w:tblStylePr>
   </w:style>
-  <w:style w:type="table" w:styleId="78">
+  <w:style w:type="table" w:styleId="792">
     <w:name w:val="List Table 2 - Accent 3"/>
-    <w:basedOn w:val="11"/>
+    <w:basedOn w:val="725"/>
     <w:uiPriority w:val="99"/>
     <w:pPr>
       <w:pBdr/>
@@ -17519,9 +17515,9 @@
       </w:tcPr>
     </w:tblStylePr>
   </w:style>
-  <w:style w:type="table" w:styleId="79">
+  <w:style w:type="table" w:styleId="793">
     <w:name w:val="List Table 2 - Accent 4"/>
-    <w:basedOn w:val="11"/>
+    <w:basedOn w:val="725"/>
     <w:uiPriority w:val="99"/>
     <w:pPr>
       <w:pBdr/>
@@ -17757,9 +17753,9 @@
       </w:tcPr>
     </w:tblStylePr>
   </w:style>
-  <w:style w:type="table" w:styleId="80">
+  <w:style w:type="table" w:styleId="794">
     <w:name w:val="List Table 2 - Accent 5"/>
-    <w:basedOn w:val="11"/>
+    <w:basedOn w:val="725"/>
     <w:uiPriority w:val="99"/>
     <w:pPr>
       <w:pBdr/>
@@ -17995,9 +17991,9 @@
       </w:tcPr>
     </w:tblStylePr>
   </w:style>
-  <w:style w:type="table" w:styleId="81">
+  <w:style w:type="table" w:styleId="795">
     <w:name w:val="List Table 2 - Accent 6"/>
-    <w:basedOn w:val="11"/>
+    <w:basedOn w:val="725"/>
     <w:uiPriority w:val="99"/>
     <w:pPr>
       <w:pBdr/>
@@ -18233,9 +18229,9 @@
       </w:tcPr>
     </w:tblStylePr>
   </w:style>
-  <w:style w:type="table" w:styleId="82">
+  <w:style w:type="table" w:styleId="796">
     <w:name w:val="List Table 3"/>
-    <w:basedOn w:val="11"/>
+    <w:basedOn w:val="725"/>
     <w:uiPriority w:val="99"/>
     <w:pPr>
       <w:pBdr/>
@@ -18461,9 +18457,9 @@
       </w:tcPr>
     </w:tblStylePr>
   </w:style>
-  <w:style w:type="table" w:styleId="83">
+  <w:style w:type="table" w:styleId="797">
     <w:name w:val="List Table 3 - Accent 1"/>
-    <w:basedOn w:val="11"/>
+    <w:basedOn w:val="725"/>
     <w:uiPriority w:val="99"/>
     <w:pPr>
       <w:pBdr/>
@@ -18689,9 +18685,9 @@
       </w:tcPr>
     </w:tblStylePr>
   </w:style>
-  <w:style w:type="table" w:styleId="84">
+  <w:style w:type="table" w:styleId="798">
     <w:name w:val="List Table 3 - Accent 2"/>
-    <w:basedOn w:val="11"/>
+    <w:basedOn w:val="725"/>
     <w:uiPriority w:val="99"/>
     <w:pPr>
       <w:pBdr/>
@@ -18917,9 +18913,9 @@
       </w:tcPr>
     </w:tblStylePr>
   </w:style>
-  <w:style w:type="table" w:styleId="85">
+  <w:style w:type="table" w:styleId="799">
     <w:name w:val="List Table 3 - Accent 3"/>
-    <w:basedOn w:val="11"/>
+    <w:basedOn w:val="725"/>
     <w:uiPriority w:val="99"/>
     <w:pPr>
       <w:pBdr/>
@@ -19145,9 +19141,9 @@
       </w:tcPr>
     </w:tblStylePr>
   </w:style>
-  <w:style w:type="table" w:styleId="86">
+  <w:style w:type="table" w:styleId="800">
     <w:name w:val="List Table 3 - Accent 4"/>
-    <w:basedOn w:val="11"/>
+    <w:basedOn w:val="725"/>
     <w:uiPriority w:val="99"/>
     <w:pPr>
       <w:pBdr/>
@@ -19373,9 +19369,9 @@
       </w:tcPr>
     </w:tblStylePr>
   </w:style>
-  <w:style w:type="table" w:styleId="87">
+  <w:style w:type="table" w:styleId="801">
     <w:name w:val="List Table 3 - Accent 5"/>
-    <w:basedOn w:val="11"/>
+    <w:basedOn w:val="725"/>
     <w:uiPriority w:val="99"/>
     <w:pPr>
       <w:pBdr/>
@@ -19601,9 +19597,9 @@
       </w:tcPr>
     </w:tblStylePr>
   </w:style>
-  <w:style w:type="table" w:styleId="88">
+  <w:style w:type="table" w:styleId="802">
     <w:name w:val="List Table 3 - Accent 6"/>
-    <w:basedOn w:val="11"/>
+    <w:basedOn w:val="725"/>
     <w:uiPriority w:val="99"/>
     <w:pPr>
       <w:pBdr/>
@@ -19829,9 +19825,9 @@
       </w:tcPr>
     </w:tblStylePr>
   </w:style>
-  <w:style w:type="table" w:styleId="89">
+  <w:style w:type="table" w:styleId="803">
     <w:name w:val="List Table 4"/>
-    <w:basedOn w:val="11"/>
+    <w:basedOn w:val="725"/>
     <w:uiPriority w:val="99"/>
     <w:pPr>
       <w:pBdr/>
@@ -20054,9 +20050,9 @@
       </w:tcPr>
     </w:tblStylePr>
   </w:style>
-  <w:style w:type="table" w:styleId="90">
+  <w:style w:type="table" w:styleId="804">
     <w:name w:val="List Table 4 - Accent 1"/>
-    <w:basedOn w:val="11"/>
+    <w:basedOn w:val="725"/>
     <w:uiPriority w:val="99"/>
     <w:pPr>
       <w:pBdr/>
@@ -20279,9 +20275,9 @@
       </w:tcPr>
     </w:tblStylePr>
   </w:style>
-  <w:style w:type="table" w:styleId="91">
+  <w:style w:type="table" w:styleId="805">
     <w:name w:val="List Table 4 - Accent 2"/>
-    <w:basedOn w:val="11"/>
+    <w:basedOn w:val="725"/>
     <w:uiPriority w:val="99"/>
     <w:pPr>
       <w:pBdr/>
@@ -20504,9 +20500,9 @@
       </w:tcPr>
     </w:tblStylePr>
   </w:style>
-  <w:style w:type="table" w:styleId="92">
+  <w:style w:type="table" w:styleId="806">
     <w:name w:val="List Table 4 - Accent 3"/>
-    <w:basedOn w:val="11"/>
+    <w:basedOn w:val="725"/>
     <w:uiPriority w:val="99"/>
     <w:pPr>
       <w:pBdr/>
@@ -20729,9 +20725,9 @@
       </w:tcPr>
     </w:tblStylePr>
   </w:style>
-  <w:style w:type="table" w:styleId="93">
+  <w:style w:type="table" w:styleId="807">
     <w:name w:val="List Table 4 - Accent 4"/>
-    <w:basedOn w:val="11"/>
+    <w:basedOn w:val="725"/>
     <w:uiPriority w:val="99"/>
     <w:pPr>
       <w:pBdr/>
@@ -20954,9 +20950,9 @@
       </w:tcPr>
     </w:tblStylePr>
   </w:style>
-  <w:style w:type="table" w:styleId="94">
+  <w:style w:type="table" w:styleId="808">
     <w:name w:val="List Table 4 - Accent 5"/>
-    <w:basedOn w:val="11"/>
+    <w:basedOn w:val="725"/>
     <w:uiPriority w:val="99"/>
     <w:pPr>
       <w:pBdr/>
@@ -21179,9 +21175,9 @@
       </w:tcPr>
     </w:tblStylePr>
   </w:style>
-  <w:style w:type="table" w:styleId="95">
+  <w:style w:type="table" w:styleId="809">
     <w:name w:val="List Table 4 - Accent 6"/>
-    <w:basedOn w:val="11"/>
+    <w:basedOn w:val="725"/>
     <w:uiPriority w:val="99"/>
     <w:pPr>
       <w:pBdr/>
@@ -21404,9 +21400,9 @@
       </w:tcPr>
     </w:tblStylePr>
   </w:style>
-  <w:style w:type="table" w:styleId="96">
+  <w:style w:type="table" w:styleId="810">
     <w:name w:val="List Table 5 Dark"/>
-    <w:basedOn w:val="11"/>
+    <w:basedOn w:val="725"/>
     <w:uiPriority w:val="99"/>
     <w:pPr>
       <w:pBdr/>
@@ -21646,9 +21642,9 @@
       </w:tcPr>
     </w:tblStylePr>
   </w:style>
-  <w:style w:type="table" w:styleId="97">
+  <w:style w:type="table" w:styleId="811">
     <w:name w:val="List Table 5 Dark - Accent 1"/>
-    <w:basedOn w:val="11"/>
+    <w:basedOn w:val="725"/>
     <w:uiPriority w:val="99"/>
     <w:pPr>
       <w:pBdr/>
@@ -21888,9 +21884,9 @@
       </w:tcPr>
     </w:tblStylePr>
   </w:style>
-  <w:style w:type="table" w:styleId="98">
+  <w:style w:type="table" w:styleId="812">
     <w:name w:val="List Table 5 Dark - Accent 2"/>
-    <w:basedOn w:val="11"/>
+    <w:basedOn w:val="725"/>
     <w:uiPriority w:val="99"/>
     <w:pPr>
       <w:pBdr/>
@@ -22130,9 +22126,9 @@
       </w:tcPr>
     </w:tblStylePr>
   </w:style>
-  <w:style w:type="table" w:styleId="99">
+  <w:style w:type="table" w:styleId="813">
     <w:name w:val="List Table 5 Dark - Accent 3"/>
-    <w:basedOn w:val="11"/>
+    <w:basedOn w:val="725"/>
     <w:uiPriority w:val="99"/>
     <w:pPr>
       <w:pBdr/>
@@ -22372,9 +22368,9 @@
       </w:tcPr>
     </w:tblStylePr>
   </w:style>
-  <w:style w:type="table" w:styleId="100">
+  <w:style w:type="table" w:styleId="814">
     <w:name w:val="List Table 5 Dark - Accent 4"/>
-    <w:basedOn w:val="11"/>
+    <w:basedOn w:val="725"/>
     <w:uiPriority w:val="99"/>
     <w:pPr>
       <w:pBdr/>
@@ -22614,9 +22610,9 @@
       </w:tcPr>
     </w:tblStylePr>
   </w:style>
-  <w:style w:type="table" w:styleId="101">
+  <w:style w:type="table" w:styleId="815">
     <w:name w:val="List Table 5 Dark - Accent 5"/>
-    <w:basedOn w:val="11"/>
+    <w:basedOn w:val="725"/>
     <w:uiPriority w:val="99"/>
     <w:pPr>
       <w:pBdr/>
@@ -22856,9 +22852,9 @@
       </w:tcPr>
     </w:tblStylePr>
   </w:style>
-  <w:style w:type="table" w:styleId="102">
+  <w:style w:type="table" w:styleId="816">
     <w:name w:val="List Table 5 Dark - Accent 6"/>
-    <w:basedOn w:val="11"/>
+    <w:basedOn w:val="725"/>
     <w:uiPriority w:val="99"/>
     <w:pPr>
       <w:pBdr/>
@@ -23098,9 +23094,9 @@
       </w:tcPr>
     </w:tblStylePr>
   </w:style>
-  <w:style w:type="table" w:styleId="103">
+  <w:style w:type="table" w:styleId="817">
     <w:name w:val="List Table 6 Colorful"/>
-    <w:basedOn w:val="11"/>
+    <w:basedOn w:val="725"/>
     <w:uiPriority w:val="99"/>
     <w:pPr>
       <w:pBdr/>
@@ -23321,9 +23317,9 @@
       </w:tcPr>
     </w:tblStylePr>
   </w:style>
-  <w:style w:type="table" w:styleId="104">
+  <w:style w:type="table" w:styleId="818">
     <w:name w:val="List Table 6 Colorful - Accent 1"/>
-    <w:basedOn w:val="11"/>
+    <w:basedOn w:val="725"/>
     <w:uiPriority w:val="99"/>
     <w:pPr>
       <w:pBdr/>
@@ -23544,9 +23540,9 @@
       </w:tcPr>
     </w:tblStylePr>
   </w:style>
-  <w:style w:type="table" w:styleId="105">
+  <w:style w:type="table" w:styleId="819">
     <w:name w:val="List Table 6 Colorful - Accent 2"/>
-    <w:basedOn w:val="11"/>
+    <w:basedOn w:val="725"/>
     <w:uiPriority w:val="99"/>
     <w:pPr>
       <w:pBdr/>
@@ -23767,9 +23763,9 @@
       </w:tcPr>
     </w:tblStylePr>
   </w:style>
-  <w:style w:type="table" w:styleId="106">
+  <w:style w:type="table" w:styleId="820">
     <w:name w:val="List Table 6 Colorful - Accent 3"/>
-    <w:basedOn w:val="11"/>
+    <w:basedOn w:val="725"/>
     <w:uiPriority w:val="99"/>
     <w:pPr>
       <w:pBdr/>
@@ -23990,9 +23986,9 @@
       </w:tcPr>
     </w:tblStylePr>
   </w:style>
-  <w:style w:type="table" w:styleId="107">
+  <w:style w:type="table" w:styleId="821">
     <w:name w:val="List Table 6 Colorful - Accent 4"/>
-    <w:basedOn w:val="11"/>
+    <w:basedOn w:val="725"/>
     <w:uiPriority w:val="99"/>
     <w:pPr>
       <w:pBdr/>
@@ -24213,9 +24209,9 @@
       </w:tcPr>
     </w:tblStylePr>
   </w:style>
-  <w:style w:type="table" w:styleId="108">
+  <w:style w:type="table" w:styleId="822">
     <w:name w:val="List Table 6 Colorful - Accent 5"/>
-    <w:basedOn w:val="11"/>
+    <w:basedOn w:val="725"/>
     <w:uiPriority w:val="99"/>
     <w:pPr>
       <w:pBdr/>
@@ -24436,9 +24432,9 @@
       </w:tcPr>
     </w:tblStylePr>
   </w:style>
-  <w:style w:type="table" w:styleId="109">
+  <w:style w:type="table" w:styleId="823">
     <w:name w:val="List Table 6 Colorful - Accent 6"/>
-    <w:basedOn w:val="11"/>
+    <w:basedOn w:val="725"/>
     <w:uiPriority w:val="99"/>
     <w:pPr>
       <w:pBdr/>
@@ -24659,9 +24655,9 @@
       </w:tcPr>
     </w:tblStylePr>
   </w:style>
-  <w:style w:type="table" w:styleId="110">
+  <w:style w:type="table" w:styleId="824">
     <w:name w:val="List Table 7 Colorful"/>
-    <w:basedOn w:val="11"/>
+    <w:basedOn w:val="725"/>
     <w:uiPriority w:val="99"/>
     <w:pPr>
       <w:pBdr/>
@@ -24760,11 +24756,11 @@
         <w:tblBorders/>
       </w:tblPr>
       <w:tcPr>
-        <w:shd w:color="ffffff"/>
+        <w:shd w:val="clear" w:color="ffffff"/>
         <w:tcBorders>
-          <w:top w:val="none"/>
-          <w:left w:val="none"/>
-          <w:bottom w:val="none"/>
+          <w:top w:val="none" w:color="000000" w:sz="4" w:space="0"/>
+          <w:left w:val="none" w:color="000000" w:sz="4" w:space="0"/>
+          <w:bottom w:val="none" w:color="000000" w:sz="4" w:space="0"/>
           <w:right w:val="single" w:color="000000" w:themeColor="text1" w:themeTint="80" w:sz="4" w:space="0"/>
         </w:tcBorders>
       </w:tcPr>
@@ -24787,10 +24783,10 @@
       <w:tcPr>
         <w:shd w:val="clear" w:color="ffffff" w:themeColor="light1" w:fill="ffffff" w:themeFill="light1"/>
         <w:tcBorders>
-          <w:top w:val="none"/>
-          <w:left w:val="none"/>
+          <w:top w:val="none" w:color="000000" w:sz="4" w:space="0"/>
+          <w:left w:val="none" w:color="000000" w:sz="4" w:space="0"/>
           <w:bottom w:val="single" w:color="000000" w:themeColor="text1" w:themeTint="80" w:sz="4" w:space="0"/>
-          <w:right w:val="none"/>
+          <w:right w:val="none" w:color="000000" w:sz="4" w:space="0"/>
         </w:tcBorders>
       </w:tcPr>
     </w:tblStylePr>
@@ -24810,12 +24806,12 @@
         <w:tblBorders/>
       </w:tblPr>
       <w:tcPr>
-        <w:shd w:color="ffffff"/>
+        <w:shd w:val="clear" w:color="ffffff"/>
         <w:tcBorders>
-          <w:top w:val="none"/>
+          <w:top w:val="none" w:color="000000" w:sz="4" w:space="0"/>
           <w:left w:val="single" w:color="000000" w:themeColor="text1" w:themeTint="80" w:sz="4" w:space="0"/>
-          <w:bottom w:val="none"/>
-          <w:right w:val="none"/>
+          <w:bottom w:val="none" w:color="000000" w:sz="4" w:space="0"/>
+          <w:right w:val="none" w:color="000000" w:sz="4" w:space="0"/>
         </w:tcBorders>
       </w:tcPr>
     </w:tblStylePr>
@@ -24838,9 +24834,9 @@
         <w:shd w:val="clear" w:color="ffffff" w:themeColor="light1" w:fill="ffffff" w:themeFill="light1"/>
         <w:tcBorders>
           <w:top w:val="single" w:color="000000" w:themeColor="text1" w:themeTint="80" w:sz="4" w:space="0"/>
-          <w:left w:val="none"/>
-          <w:bottom w:val="none"/>
-          <w:right w:val="none"/>
+          <w:left w:val="none" w:color="000000" w:sz="4" w:space="0"/>
+          <w:bottom w:val="none" w:color="000000" w:sz="4" w:space="0"/>
+          <w:right w:val="none" w:color="000000" w:sz="4" w:space="0"/>
         </w:tcBorders>
       </w:tcPr>
     </w:tblStylePr>
@@ -24915,9 +24911,9 @@
       </w:tcPr>
     </w:tblStylePr>
   </w:style>
-  <w:style w:type="table" w:styleId="111">
+  <w:style w:type="table" w:styleId="825">
     <w:name w:val="List Table 7 Colorful - Accent 1"/>
-    <w:basedOn w:val="11"/>
+    <w:basedOn w:val="725"/>
     <w:uiPriority w:val="99"/>
     <w:pPr>
       <w:pBdr/>
@@ -25016,11 +25012,11 @@
         <w:tblBorders/>
       </w:tblPr>
       <w:tcPr>
-        <w:shd w:color="ffffff"/>
+        <w:shd w:val="clear" w:color="ffffff"/>
         <w:tcBorders>
-          <w:top w:val="none"/>
-          <w:left w:val="none"/>
-          <w:bottom w:val="none"/>
+          <w:top w:val="none" w:color="000000" w:sz="4" w:space="0"/>
+          <w:left w:val="none" w:color="000000" w:sz="4" w:space="0"/>
+          <w:bottom w:val="none" w:color="000000" w:sz="4" w:space="0"/>
           <w:right w:val="single" w:color="000000" w:themeColor="accent1" w:sz="4" w:space="0"/>
         </w:tcBorders>
       </w:tcPr>
@@ -25043,10 +25039,10 @@
       <w:tcPr>
         <w:shd w:val="clear" w:color="ffffff" w:themeColor="light1" w:fill="ffffff" w:themeFill="light1"/>
         <w:tcBorders>
-          <w:top w:val="none"/>
-          <w:left w:val="none"/>
+          <w:top w:val="none" w:color="000000" w:sz="4" w:space="0"/>
+          <w:left w:val="none" w:color="000000" w:sz="4" w:space="0"/>
           <w:bottom w:val="single" w:color="000000" w:themeColor="accent1" w:sz="4" w:space="0"/>
-          <w:right w:val="none"/>
+          <w:right w:val="none" w:color="000000" w:sz="4" w:space="0"/>
         </w:tcBorders>
       </w:tcPr>
     </w:tblStylePr>
@@ -25066,12 +25062,12 @@
         <w:tblBorders/>
       </w:tblPr>
       <w:tcPr>
-        <w:shd w:color="ffffff"/>
+        <w:shd w:val="clear" w:color="ffffff"/>
         <w:tcBorders>
-          <w:top w:val="none"/>
+          <w:top w:val="none" w:color="000000" w:sz="4" w:space="0"/>
           <w:left w:val="single" w:color="000000" w:themeColor="accent1" w:sz="4" w:space="0"/>
-          <w:bottom w:val="none"/>
-          <w:right w:val="none"/>
+          <w:bottom w:val="none" w:color="000000" w:sz="4" w:space="0"/>
+          <w:right w:val="none" w:color="000000" w:sz="4" w:space="0"/>
         </w:tcBorders>
       </w:tcPr>
     </w:tblStylePr>
@@ -25094,9 +25090,9 @@
         <w:shd w:val="clear" w:color="ffffff" w:themeColor="light1" w:fill="ffffff" w:themeFill="light1"/>
         <w:tcBorders>
           <w:top w:val="single" w:color="000000" w:themeColor="accent1" w:sz="4" w:space="0"/>
-          <w:left w:val="none"/>
-          <w:bottom w:val="none"/>
-          <w:right w:val="none"/>
+          <w:left w:val="none" w:color="000000" w:sz="4" w:space="0"/>
+          <w:bottom w:val="none" w:color="000000" w:sz="4" w:space="0"/>
+          <w:right w:val="none" w:color="000000" w:sz="4" w:space="0"/>
         </w:tcBorders>
       </w:tcPr>
     </w:tblStylePr>
@@ -25171,9 +25167,9 @@
       </w:tcPr>
     </w:tblStylePr>
   </w:style>
-  <w:style w:type="table" w:styleId="112">
+  <w:style w:type="table" w:styleId="826">
     <w:name w:val="List Table 7 Colorful - Accent 2"/>
-    <w:basedOn w:val="11"/>
+    <w:basedOn w:val="725"/>
     <w:uiPriority w:val="99"/>
     <w:pPr>
       <w:pBdr/>
@@ -25272,11 +25268,11 @@
         <w:tblBorders/>
       </w:tblPr>
       <w:tcPr>
-        <w:shd w:color="ffffff"/>
+        <w:shd w:val="clear" w:color="ffffff"/>
         <w:tcBorders>
-          <w:top w:val="none"/>
-          <w:left w:val="none"/>
-          <w:bottom w:val="none"/>
+          <w:top w:val="none" w:color="000000" w:sz="4" w:space="0"/>
+          <w:left w:val="none" w:color="000000" w:sz="4" w:space="0"/>
+          <w:bottom w:val="none" w:color="000000" w:sz="4" w:space="0"/>
           <w:right w:val="single" w:color="000000" w:themeColor="accent2" w:themeTint="97" w:sz="4" w:space="0"/>
         </w:tcBorders>
       </w:tcPr>
@@ -25299,10 +25295,10 @@
       <w:tcPr>
         <w:shd w:val="clear" w:color="ffffff" w:themeColor="light1" w:fill="ffffff" w:themeFill="light1"/>
         <w:tcBorders>
-          <w:top w:val="none"/>
-          <w:left w:val="none"/>
+          <w:top w:val="none" w:color="000000" w:sz="4" w:space="0"/>
+          <w:left w:val="none" w:color="000000" w:sz="4" w:space="0"/>
           <w:bottom w:val="single" w:color="000000" w:themeColor="accent2" w:themeTint="97" w:sz="4" w:space="0"/>
-          <w:right w:val="none"/>
+          <w:right w:val="none" w:color="000000" w:sz="4" w:space="0"/>
         </w:tcBorders>
       </w:tcPr>
     </w:tblStylePr>
@@ -25322,12 +25318,12 @@
         <w:tblBorders/>
       </w:tblPr>
       <w:tcPr>
-        <w:shd w:color="ffffff"/>
+        <w:shd w:val="clear" w:color="ffffff"/>
         <w:tcBorders>
-          <w:top w:val="none"/>
+          <w:top w:val="none" w:color="000000" w:sz="4" w:space="0"/>
           <w:left w:val="single" w:color="000000" w:themeColor="accent2" w:themeTint="97" w:sz="4" w:space="0"/>
-          <w:bottom w:val="none"/>
-          <w:right w:val="none"/>
+          <w:bottom w:val="none" w:color="000000" w:sz="4" w:space="0"/>
+          <w:right w:val="none" w:color="000000" w:sz="4" w:space="0"/>
         </w:tcBorders>
       </w:tcPr>
     </w:tblStylePr>
@@ -25350,9 +25346,9 @@
         <w:shd w:val="clear" w:color="ffffff" w:themeColor="light1" w:fill="ffffff" w:themeFill="light1"/>
         <w:tcBorders>
           <w:top w:val="single" w:color="000000" w:themeColor="accent2" w:themeTint="97" w:sz="4" w:space="0"/>
-          <w:left w:val="none"/>
-          <w:bottom w:val="none"/>
-          <w:right w:val="none"/>
+          <w:left w:val="none" w:color="000000" w:sz="4" w:space="0"/>
+          <w:bottom w:val="none" w:color="000000" w:sz="4" w:space="0"/>
+          <w:right w:val="none" w:color="000000" w:sz="4" w:space="0"/>
         </w:tcBorders>
       </w:tcPr>
     </w:tblStylePr>
@@ -25427,9 +25423,9 @@
       </w:tcPr>
     </w:tblStylePr>
   </w:style>
-  <w:style w:type="table" w:styleId="113">
+  <w:style w:type="table" w:styleId="827">
     <w:name w:val="List Table 7 Colorful - Accent 3"/>
-    <w:basedOn w:val="11"/>
+    <w:basedOn w:val="725"/>
     <w:uiPriority w:val="99"/>
     <w:pPr>
       <w:pBdr/>
@@ -25528,11 +25524,11 @@
         <w:tblBorders/>
       </w:tblPr>
       <w:tcPr>
-        <w:shd w:color="ffffff"/>
+        <w:shd w:val="clear" w:color="ffffff"/>
         <w:tcBorders>
-          <w:top w:val="none"/>
-          <w:left w:val="none"/>
-          <w:bottom w:val="none"/>
+          <w:top w:val="none" w:color="000000" w:sz="4" w:space="0"/>
+          <w:left w:val="none" w:color="000000" w:sz="4" w:space="0"/>
+          <w:bottom w:val="none" w:color="000000" w:sz="4" w:space="0"/>
           <w:right w:val="single" w:color="000000" w:themeColor="accent3" w:themeTint="98" w:sz="4" w:space="0"/>
         </w:tcBorders>
       </w:tcPr>
@@ -25555,10 +25551,10 @@
       <w:tcPr>
         <w:shd w:val="clear" w:color="ffffff" w:themeColor="light1" w:fill="ffffff" w:themeFill="light1"/>
         <w:tcBorders>
-          <w:top w:val="none"/>
-          <w:left w:val="none"/>
+          <w:top w:val="none" w:color="000000" w:sz="4" w:space="0"/>
+          <w:left w:val="none" w:color="000000" w:sz="4" w:space="0"/>
           <w:bottom w:val="single" w:color="000000" w:themeColor="accent3" w:themeTint="98" w:sz="4" w:space="0"/>
-          <w:right w:val="none"/>
+          <w:right w:val="none" w:color="000000" w:sz="4" w:space="0"/>
         </w:tcBorders>
       </w:tcPr>
     </w:tblStylePr>
@@ -25578,12 +25574,12 @@
         <w:tblBorders/>
       </w:tblPr>
       <w:tcPr>
-        <w:shd w:color="ffffff"/>
+        <w:shd w:val="clear" w:color="ffffff"/>
         <w:tcBorders>
-          <w:top w:val="none"/>
+          <w:top w:val="none" w:color="000000" w:sz="4" w:space="0"/>
           <w:left w:val="single" w:color="000000" w:themeColor="accent3" w:themeTint="98" w:sz="4" w:space="0"/>
-          <w:bottom w:val="none"/>
-          <w:right w:val="none"/>
+          <w:bottom w:val="none" w:color="000000" w:sz="4" w:space="0"/>
+          <w:right w:val="none" w:color="000000" w:sz="4" w:space="0"/>
         </w:tcBorders>
       </w:tcPr>
     </w:tblStylePr>
@@ -25606,9 +25602,9 @@
         <w:shd w:val="clear" w:color="ffffff" w:themeColor="light1" w:fill="ffffff" w:themeFill="light1"/>
         <w:tcBorders>
           <w:top w:val="single" w:color="000000" w:themeColor="accent3" w:themeTint="98" w:sz="4" w:space="0"/>
-          <w:left w:val="none"/>
-          <w:bottom w:val="none"/>
-          <w:right w:val="none"/>
+          <w:left w:val="none" w:color="000000" w:sz="4" w:space="0"/>
+          <w:bottom w:val="none" w:color="000000" w:sz="4" w:space="0"/>
+          <w:right w:val="none" w:color="000000" w:sz="4" w:space="0"/>
         </w:tcBorders>
       </w:tcPr>
     </w:tblStylePr>
@@ -25683,9 +25679,9 @@
       </w:tcPr>
     </w:tblStylePr>
   </w:style>
-  <w:style w:type="table" w:styleId="114">
+  <w:style w:type="table" w:styleId="828">
     <w:name w:val="List Table 7 Colorful - Accent 4"/>
-    <w:basedOn w:val="11"/>
+    <w:basedOn w:val="725"/>
     <w:uiPriority w:val="99"/>
     <w:pPr>
       <w:pBdr/>
@@ -25784,11 +25780,11 @@
         <w:tblBorders/>
       </w:tblPr>
       <w:tcPr>
-        <w:shd w:color="ffffff"/>
+        <w:shd w:val="clear" w:color="ffffff"/>
         <w:tcBorders>
-          <w:top w:val="none"/>
-          <w:left w:val="none"/>
-          <w:bottom w:val="none"/>
+          <w:top w:val="none" w:color="000000" w:sz="4" w:space="0"/>
+          <w:left w:val="none" w:color="000000" w:sz="4" w:space="0"/>
+          <w:bottom w:val="none" w:color="000000" w:sz="4" w:space="0"/>
           <w:right w:val="single" w:color="000000" w:themeColor="accent4" w:themeTint="9A" w:sz="4" w:space="0"/>
         </w:tcBorders>
       </w:tcPr>
@@ -25811,10 +25807,10 @@
       <w:tcPr>
         <w:shd w:val="clear" w:color="ffffff" w:themeColor="light1" w:fill="ffffff" w:themeFill="light1"/>
         <w:tcBorders>
-          <w:top w:val="none"/>
-          <w:left w:val="none"/>
+          <w:top w:val="none" w:color="000000" w:sz="4" w:space="0"/>
+          <w:left w:val="none" w:color="000000" w:sz="4" w:space="0"/>
           <w:bottom w:val="single" w:color="000000" w:themeColor="accent4" w:themeTint="9A" w:sz="4" w:space="0"/>
-          <w:right w:val="none"/>
+          <w:right w:val="none" w:color="000000" w:sz="4" w:space="0"/>
         </w:tcBorders>
       </w:tcPr>
     </w:tblStylePr>
@@ -25834,12 +25830,12 @@
         <w:tblBorders/>
       </w:tblPr>
       <w:tcPr>
-        <w:shd w:color="ffffff"/>
+        <w:shd w:val="clear" w:color="ffffff"/>
         <w:tcBorders>
-          <w:top w:val="none"/>
+          <w:top w:val="none" w:color="000000" w:sz="4" w:space="0"/>
           <w:left w:val="single" w:color="000000" w:themeColor="accent4" w:themeTint="9A" w:sz="4" w:space="0"/>
-          <w:bottom w:val="none"/>
-          <w:right w:val="none"/>
+          <w:bottom w:val="none" w:color="000000" w:sz="4" w:space="0"/>
+          <w:right w:val="none" w:color="000000" w:sz="4" w:space="0"/>
         </w:tcBorders>
       </w:tcPr>
     </w:tblStylePr>
@@ -25862,9 +25858,9 @@
         <w:shd w:val="clear" w:color="ffffff" w:themeColor="light1" w:fill="ffffff" w:themeFill="light1"/>
         <w:tcBorders>
           <w:top w:val="single" w:color="000000" w:themeColor="accent4" w:themeTint="9A" w:sz="4" w:space="0"/>
-          <w:left w:val="none"/>
-          <w:bottom w:val="none"/>
-          <w:right w:val="none"/>
+          <w:left w:val="none" w:color="000000" w:sz="4" w:space="0"/>
+          <w:bottom w:val="none" w:color="000000" w:sz="4" w:space="0"/>
+          <w:right w:val="none" w:color="000000" w:sz="4" w:space="0"/>
         </w:tcBorders>
       </w:tcPr>
     </w:tblStylePr>
@@ -25939,9 +25935,9 @@
       </w:tcPr>
     </w:tblStylePr>
   </w:style>
-  <w:style w:type="table" w:styleId="115">
+  <w:style w:type="table" w:styleId="829">
     <w:name w:val="List Table 7 Colorful - Accent 5"/>
-    <w:basedOn w:val="11"/>
+    <w:basedOn w:val="725"/>
     <w:uiPriority w:val="99"/>
     <w:pPr>
       <w:pBdr/>
@@ -26040,11 +26036,11 @@
         <w:tblBorders/>
       </w:tblPr>
       <w:tcPr>
-        <w:shd w:color="ffffff"/>
+        <w:shd w:val="clear" w:color="ffffff"/>
         <w:tcBorders>
-          <w:top w:val="none"/>
-          <w:left w:val="none"/>
-          <w:bottom w:val="none"/>
+          <w:top w:val="none" w:color="000000" w:sz="4" w:space="0"/>
+          <w:left w:val="none" w:color="000000" w:sz="4" w:space="0"/>
+          <w:bottom w:val="none" w:color="000000" w:sz="4" w:space="0"/>
           <w:right w:val="single" w:color="000000" w:themeColor="accent5" w:themeTint="9A" w:sz="4" w:space="0"/>
         </w:tcBorders>
       </w:tcPr>
@@ -26067,10 +26063,10 @@
       <w:tcPr>
         <w:shd w:val="clear" w:color="ffffff" w:themeColor="light1" w:fill="ffffff" w:themeFill="light1"/>
         <w:tcBorders>
-          <w:top w:val="none"/>
-          <w:left w:val="none"/>
+          <w:top w:val="none" w:color="000000" w:sz="4" w:space="0"/>
+          <w:left w:val="none" w:color="000000" w:sz="4" w:space="0"/>
           <w:bottom w:val="single" w:color="000000" w:themeColor="accent5" w:themeTint="9A" w:sz="4" w:space="0"/>
-          <w:right w:val="none"/>
+          <w:right w:val="none" w:color="000000" w:sz="4" w:space="0"/>
         </w:tcBorders>
       </w:tcPr>
     </w:tblStylePr>
@@ -26090,12 +26086,12 @@
         <w:tblBorders/>
       </w:tblPr>
       <w:tcPr>
-        <w:shd w:color="ffffff"/>
+        <w:shd w:val="clear" w:color="ffffff"/>
         <w:tcBorders>
-          <w:top w:val="none"/>
+          <w:top w:val="none" w:color="000000" w:sz="4" w:space="0"/>
           <w:left w:val="single" w:color="000000" w:themeColor="accent5" w:themeTint="9A" w:sz="4" w:space="0"/>
-          <w:bottom w:val="none"/>
-          <w:right w:val="none"/>
+          <w:bottom w:val="none" w:color="000000" w:sz="4" w:space="0"/>
+          <w:right w:val="none" w:color="000000" w:sz="4" w:space="0"/>
         </w:tcBorders>
       </w:tcPr>
     </w:tblStylePr>
@@ -26118,9 +26114,9 @@
         <w:shd w:val="clear" w:color="ffffff" w:themeColor="light1" w:fill="ffffff" w:themeFill="light1"/>
         <w:tcBorders>
           <w:top w:val="single" w:color="000000" w:themeColor="accent5" w:themeTint="9A" w:sz="4" w:space="0"/>
-          <w:left w:val="none"/>
-          <w:bottom w:val="none"/>
-          <w:right w:val="none"/>
+          <w:left w:val="none" w:color="000000" w:sz="4" w:space="0"/>
+          <w:bottom w:val="none" w:color="000000" w:sz="4" w:space="0"/>
+          <w:right w:val="none" w:color="000000" w:sz="4" w:space="0"/>
         </w:tcBorders>
       </w:tcPr>
     </w:tblStylePr>
@@ -26195,9 +26191,9 @@
       </w:tcPr>
     </w:tblStylePr>
   </w:style>
-  <w:style w:type="table" w:styleId="116">
+  <w:style w:type="table" w:styleId="830">
     <w:name w:val="List Table 7 Colorful - Accent 6"/>
-    <w:basedOn w:val="11"/>
+    <w:basedOn w:val="725"/>
     <w:uiPriority w:val="99"/>
     <w:pPr>
       <w:pBdr/>
@@ -26296,11 +26292,11 @@
         <w:tblBorders/>
       </w:tblPr>
       <w:tcPr>
-        <w:shd w:color="ffffff"/>
+        <w:shd w:val="clear" w:color="ffffff"/>
         <w:tcBorders>
-          <w:top w:val="none"/>
-          <w:left w:val="none"/>
-          <w:bottom w:val="none"/>
+          <w:top w:val="none" w:color="000000" w:sz="4" w:space="0"/>
+          <w:left w:val="none" w:color="000000" w:sz="4" w:space="0"/>
+          <w:bottom w:val="none" w:color="000000" w:sz="4" w:space="0"/>
           <w:right w:val="single" w:color="000000" w:themeColor="accent6" w:themeTint="98" w:sz="4" w:space="0"/>
         </w:tcBorders>
       </w:tcPr>
@@ -26323,10 +26319,10 @@
       <w:tcPr>
         <w:shd w:val="clear" w:color="ffffff" w:themeColor="light1" w:fill="ffffff" w:themeFill="light1"/>
         <w:tcBorders>
-          <w:top w:val="none"/>
-          <w:left w:val="none"/>
+          <w:top w:val="none" w:color="000000" w:sz="4" w:space="0"/>
+          <w:left w:val="none" w:color="000000" w:sz="4" w:space="0"/>
           <w:bottom w:val="single" w:color="000000" w:themeColor="accent6" w:themeTint="98" w:sz="4" w:space="0"/>
-          <w:right w:val="none"/>
+          <w:right w:val="none" w:color="000000" w:sz="4" w:space="0"/>
         </w:tcBorders>
       </w:tcPr>
     </w:tblStylePr>
@@ -26346,12 +26342,12 @@
         <w:tblBorders/>
       </w:tblPr>
       <w:tcPr>
-        <w:shd w:color="ffffff"/>
+        <w:shd w:val="clear" w:color="ffffff"/>
         <w:tcBorders>
-          <w:top w:val="none"/>
+          <w:top w:val="none" w:color="000000" w:sz="4" w:space="0"/>
           <w:left w:val="single" w:color="000000" w:themeColor="accent6" w:themeTint="98" w:sz="4" w:space="0"/>
-          <w:bottom w:val="none"/>
-          <w:right w:val="none"/>
+          <w:bottom w:val="none" w:color="000000" w:sz="4" w:space="0"/>
+          <w:right w:val="none" w:color="000000" w:sz="4" w:space="0"/>
         </w:tcBorders>
       </w:tcPr>
     </w:tblStylePr>
@@ -26374,9 +26370,9 @@
         <w:shd w:val="clear" w:color="ffffff" w:themeColor="light1" w:fill="ffffff" w:themeFill="light1"/>
         <w:tcBorders>
           <w:top w:val="single" w:color="000000" w:themeColor="accent6" w:themeTint="98" w:sz="4" w:space="0"/>
-          <w:left w:val="none"/>
-          <w:bottom w:val="none"/>
-          <w:right w:val="none"/>
+          <w:left w:val="none" w:color="000000" w:sz="4" w:space="0"/>
+          <w:bottom w:val="none" w:color="000000" w:sz="4" w:space="0"/>
+          <w:right w:val="none" w:color="000000" w:sz="4" w:space="0"/>
         </w:tcBorders>
       </w:tcPr>
     </w:tblStylePr>
@@ -26451,9 +26447,9 @@
       </w:tcPr>
     </w:tblStylePr>
   </w:style>
-  <w:style w:type="table" w:styleId="117">
+  <w:style w:type="table" w:styleId="831">
     <w:name w:val="Lined - Accent"/>
-    <w:basedOn w:val="11"/>
+    <w:basedOn w:val="725"/>
     <w:uiPriority w:val="99"/>
     <w:pPr>
       <w:pBdr/>
@@ -26688,9 +26684,9 @@
       </w:tcPr>
     </w:tblStylePr>
   </w:style>
-  <w:style w:type="table" w:styleId="118">
+  <w:style w:type="table" w:styleId="832">
     <w:name w:val="Lined - Accent 1"/>
-    <w:basedOn w:val="11"/>
+    <w:basedOn w:val="725"/>
     <w:uiPriority w:val="99"/>
     <w:pPr>
       <w:pBdr/>
@@ -26925,9 +26921,9 @@
       </w:tcPr>
     </w:tblStylePr>
   </w:style>
-  <w:style w:type="table" w:styleId="119">
+  <w:style w:type="table" w:styleId="833">
     <w:name w:val="Lined - Accent 2"/>
-    <w:basedOn w:val="11"/>
+    <w:basedOn w:val="725"/>
     <w:uiPriority w:val="99"/>
     <w:pPr>
       <w:pBdr/>
@@ -27162,9 +27158,9 @@
       </w:tcPr>
     </w:tblStylePr>
   </w:style>
-  <w:style w:type="table" w:styleId="120">
+  <w:style w:type="table" w:styleId="834">
     <w:name w:val="Lined - Accent 3"/>
-    <w:basedOn w:val="11"/>
+    <w:basedOn w:val="725"/>
     <w:uiPriority w:val="99"/>
     <w:pPr>
       <w:pBdr/>
@@ -27399,9 +27395,9 @@
       </w:tcPr>
     </w:tblStylePr>
   </w:style>
-  <w:style w:type="table" w:styleId="121">
+  <w:style w:type="table" w:styleId="835">
     <w:name w:val="Lined - Accent 4"/>
-    <w:basedOn w:val="11"/>
+    <w:basedOn w:val="725"/>
     <w:uiPriority w:val="99"/>
     <w:pPr>
       <w:pBdr/>
@@ -27636,9 +27632,9 @@
       </w:tcPr>
     </w:tblStylePr>
   </w:style>
-  <w:style w:type="table" w:styleId="122">
+  <w:style w:type="table" w:styleId="836">
     <w:name w:val="Lined - Accent 5"/>
-    <w:basedOn w:val="11"/>
+    <w:basedOn w:val="725"/>
     <w:uiPriority w:val="99"/>
     <w:pPr>
       <w:pBdr/>
@@ -27873,9 +27869,9 @@
       </w:tcPr>
     </w:tblStylePr>
   </w:style>
-  <w:style w:type="table" w:styleId="123">
+  <w:style w:type="table" w:styleId="837">
     <w:name w:val="Lined - Accent 6"/>
-    <w:basedOn w:val="11"/>
+    <w:basedOn w:val="725"/>
     <w:uiPriority w:val="99"/>
     <w:pPr>
       <w:pBdr/>
@@ -28110,9 +28106,9 @@
       </w:tcPr>
     </w:tblStylePr>
   </w:style>
-  <w:style w:type="table" w:styleId="124">
+  <w:style w:type="table" w:styleId="838">
     <w:name w:val="Bordered &amp; Lined - Accent"/>
-    <w:basedOn w:val="11"/>
+    <w:basedOn w:val="725"/>
     <w:uiPriority w:val="99"/>
     <w:pPr>
       <w:pBdr/>
@@ -28354,9 +28350,9 @@
       </w:tcPr>
     </w:tblStylePr>
   </w:style>
-  <w:style w:type="table" w:styleId="125">
+  <w:style w:type="table" w:styleId="839">
     <w:name w:val="Bordered &amp; Lined - Accent 1"/>
-    <w:basedOn w:val="11"/>
+    <w:basedOn w:val="725"/>
     <w:uiPriority w:val="99"/>
     <w:pPr>
       <w:pBdr/>
@@ -28598,9 +28594,9 @@
       </w:tcPr>
     </w:tblStylePr>
   </w:style>
-  <w:style w:type="table" w:styleId="126">
+  <w:style w:type="table" w:styleId="840">
     <w:name w:val="Bordered &amp; Lined - Accent 2"/>
-    <w:basedOn w:val="11"/>
+    <w:basedOn w:val="725"/>
     <w:uiPriority w:val="99"/>
     <w:pPr>
       <w:pBdr/>
@@ -28842,9 +28838,9 @@
       </w:tcPr>
     </w:tblStylePr>
   </w:style>
-  <w:style w:type="table" w:styleId="127">
+  <w:style w:type="table" w:styleId="841">
     <w:name w:val="Bordered &amp; Lined - Accent 3"/>
-    <w:basedOn w:val="11"/>
+    <w:basedOn w:val="725"/>
     <w:uiPriority w:val="99"/>
     <w:pPr>
       <w:pBdr/>
@@ -29086,9 +29082,9 @@
       </w:tcPr>
     </w:tblStylePr>
   </w:style>
-  <w:style w:type="table" w:styleId="128">
+  <w:style w:type="table" w:styleId="842">
     <w:name w:val="Bordered &amp; Lined - Accent 4"/>
-    <w:basedOn w:val="11"/>
+    <w:basedOn w:val="725"/>
     <w:uiPriority w:val="99"/>
     <w:pPr>
       <w:pBdr/>
@@ -29330,9 +29326,9 @@
       </w:tcPr>
     </w:tblStylePr>
   </w:style>
-  <w:style w:type="table" w:styleId="129">
+  <w:style w:type="table" w:styleId="843">
     <w:name w:val="Bordered &amp; Lined - Accent 5"/>
-    <w:basedOn w:val="11"/>
+    <w:basedOn w:val="725"/>
     <w:uiPriority w:val="99"/>
     <w:pPr>
       <w:pBdr/>
@@ -29574,9 +29570,9 @@
       </w:tcPr>
     </w:tblStylePr>
   </w:style>
-  <w:style w:type="table" w:styleId="130">
+  <w:style w:type="table" w:styleId="844">
     <w:name w:val="Bordered &amp; Lined - Accent 6"/>
-    <w:basedOn w:val="11"/>
+    <w:basedOn w:val="725"/>
     <w:uiPriority w:val="99"/>
     <w:pPr>
       <w:pBdr/>
@@ -29818,9 +29814,9 @@
       </w:tcPr>
     </w:tblStylePr>
   </w:style>
-  <w:style w:type="table" w:styleId="131">
+  <w:style w:type="table" w:styleId="845">
     <w:name w:val="Bordered"/>
-    <w:basedOn w:val="11"/>
+    <w:basedOn w:val="725"/>
     <w:uiPriority w:val="99"/>
     <w:pPr>
       <w:pBdr/>
@@ -30049,9 +30045,9 @@
       </w:tcPr>
     </w:tblStylePr>
   </w:style>
-  <w:style w:type="table" w:styleId="132">
+  <w:style w:type="table" w:styleId="846">
     <w:name w:val="Bordered - Accent 1"/>
-    <w:basedOn w:val="11"/>
+    <w:basedOn w:val="725"/>
     <w:uiPriority w:val="99"/>
     <w:pPr>
       <w:pBdr/>
@@ -30280,9 +30276,9 @@
       </w:tcPr>
     </w:tblStylePr>
   </w:style>
-  <w:style w:type="table" w:styleId="133">
+  <w:style w:type="table" w:styleId="847">
     <w:name w:val="Bordered - Accent 2"/>
-    <w:basedOn w:val="11"/>
+    <w:basedOn w:val="725"/>
     <w:uiPriority w:val="99"/>
     <w:pPr>
       <w:pBdr/>
@@ -30511,9 +30507,9 @@
       </w:tcPr>
     </w:tblStylePr>
   </w:style>
-  <w:style w:type="table" w:styleId="134">
+  <w:style w:type="table" w:styleId="848">
     <w:name w:val="Bordered - Accent 3"/>
-    <w:basedOn w:val="11"/>
+    <w:basedOn w:val="725"/>
     <w:uiPriority w:val="99"/>
     <w:pPr>
       <w:pBdr/>
@@ -30742,9 +30738,9 @@
       </w:tcPr>
     </w:tblStylePr>
   </w:style>
-  <w:style w:type="table" w:styleId="135">
+  <w:style w:type="table" w:styleId="849">
     <w:name w:val="Bordered - Accent 4"/>
-    <w:basedOn w:val="11"/>
+    <w:basedOn w:val="725"/>
     <w:uiPriority w:val="99"/>
     <w:pPr>
       <w:pBdr/>
@@ -30973,9 +30969,9 @@
       </w:tcPr>
     </w:tblStylePr>
   </w:style>
-  <w:style w:type="table" w:styleId="136">
+  <w:style w:type="table" w:styleId="850">
     <w:name w:val="Bordered - Accent 5"/>
-    <w:basedOn w:val="11"/>
+    <w:basedOn w:val="725"/>
     <w:uiPriority w:val="99"/>
     <w:pPr>
       <w:pBdr/>
@@ -31204,9 +31200,9 @@
       </w:tcPr>
     </w:tblStylePr>
   </w:style>
-  <w:style w:type="table" w:styleId="137">
+  <w:style w:type="table" w:styleId="851">
     <w:name w:val="Bordered - Accent 6"/>
-    <w:basedOn w:val="11"/>
+    <w:basedOn w:val="725"/>
     <w:uiPriority w:val="99"/>
     <w:pPr>
       <w:pBdr/>
@@ -31435,7 +31431,7 @@
       </w:tcPr>
     </w:tblStylePr>
   </w:style>
-  <w:style w:type="numbering" w:styleId="149" w:default="1">
+  <w:style w:type="numbering" w:styleId="852" w:default="1">
     <w:name w:val="No List"/>
     <w:uiPriority w:val="99"/>
     <w:semiHidden/>
@@ -31446,7 +31442,7 @@
       <w:ind/>
     </w:pPr>
   </w:style>
-  <w:style w:type="paragraph" w:styleId="687">
+  <w:style w:type="paragraph" w:styleId="853">
     <w:name w:val="DStyle_paragraph"/>
     <w:pPr>
       <w:pBdr/>
@@ -31457,7 +31453,7 @@
       <w:sz w:val="20"/>
     </w:rPr>
   </w:style>
-  <w:style w:type="character" w:styleId="688">
+  <w:style w:type="character" w:styleId="854">
     <w:name w:val="DStyle_text"/>
     <w:pPr>
       <w:pBdr/>
@@ -31465,9 +31461,9 @@
       <w:ind/>
     </w:pPr>
   </w:style>
-  <w:style w:type="paragraph" w:styleId="689" w:customStyle="1">
+  <w:style w:type="paragraph" w:styleId="855" w:customStyle="1">
     <w:name w:val="DStyle_paragraph"/>
-    <w:basedOn w:val="687"/>
+    <w:basedOn w:val="853"/>
     <w:qFormat/>
     <w:pPr>
       <w:pBdr/>
@@ -31478,9 +31474,9 @@
       <w:sz w:val="20"/>
     </w:rPr>
   </w:style>
-  <w:style w:type="character" w:styleId="690" w:customStyle="1">
+  <w:style w:type="character" w:styleId="856" w:customStyle="1">
     <w:name w:val="DStyle_text"/>
-    <w:basedOn w:val="687"/>
+    <w:basedOn w:val="853"/>
     <w:qFormat/>
     <w:pPr>
       <w:pBdr/>
@@ -31488,9 +31484,9 @@
       <w:ind/>
     </w:pPr>
   </w:style>
-  <w:style w:type="paragraph" w:styleId="691" w:customStyle="1">
+  <w:style w:type="paragraph" w:styleId="857" w:customStyle="1">
     <w:name w:val="DStyle_paragraph"/>
-    <w:basedOn w:val="689"/>
+    <w:basedOn w:val="855"/>
     <w:qFormat/>
     <w:pPr>
       <w:pBdr/>
@@ -31501,9 +31497,9 @@
       <w:sz w:val="20"/>
     </w:rPr>
   </w:style>
-  <w:style w:type="character" w:styleId="692" w:customStyle="1">
+  <w:style w:type="character" w:styleId="858" w:customStyle="1">
     <w:name w:val="DStyle_text"/>
-    <w:basedOn w:val="687"/>
+    <w:basedOn w:val="853"/>
     <w:qFormat/>
     <w:pPr>
       <w:pBdr/>
@@ -31511,9 +31507,9 @@
       <w:ind/>
     </w:pPr>
   </w:style>
-  <w:style w:type="paragraph" w:styleId="693" w:default="1">
+  <w:style w:type="paragraph" w:styleId="859" w:default="1">
     <w:name w:val="Normal"/>
-    <w:next w:val="693"/>
+    <w:next w:val="859"/>
     <w:qFormat/>
     <w:pPr>
       <w:pBdr/>
@@ -31521,10 +31517,10 @@
       <w:ind/>
     </w:pPr>
   </w:style>
-  <w:style w:type="paragraph" w:styleId="694" w:customStyle="1">
+  <w:style w:type="paragraph" w:styleId="860" w:customStyle="1">
     <w:name w:val="Heading 7"/>
-    <w:basedOn w:val="693"/>
-    <w:next w:val="693"/>
+    <w:basedOn w:val="859"/>
+    <w:next w:val="859"/>
     <w:qFormat/>
     <w:pPr>
       <w:pBdr/>
@@ -31536,10 +31532,10 @@
       <w:color w:val="595959"/>
     </w:rPr>
   </w:style>
-  <w:style w:type="paragraph" w:styleId="695" w:customStyle="1">
+  <w:style w:type="paragraph" w:styleId="861" w:customStyle="1">
     <w:name w:val="Heading 8"/>
-    <w:basedOn w:val="693"/>
-    <w:next w:val="693"/>
+    <w:basedOn w:val="859"/>
+    <w:next w:val="859"/>
     <w:qFormat/>
     <w:pPr>
       <w:pBdr/>
@@ -31552,10 +31548,10 @@
       <w:color w:val="272727"/>
     </w:rPr>
   </w:style>
-  <w:style w:type="paragraph" w:styleId="696" w:customStyle="1">
+  <w:style w:type="paragraph" w:styleId="862" w:customStyle="1">
     <w:name w:val="Heading 9"/>
-    <w:basedOn w:val="693"/>
-    <w:next w:val="693"/>
+    <w:basedOn w:val="859"/>
+    <w:next w:val="859"/>
     <w:qFormat/>
     <w:pPr>
       <w:pBdr/>
@@ -31568,9 +31564,9 @@
       <w:color w:val="272727"/>
     </w:rPr>
   </w:style>
-  <w:style w:type="character" w:styleId="697" w:default="1">
+  <w:style w:type="character" w:styleId="863" w:default="1">
     <w:name w:val="Default Paragraph Font"/>
-    <w:next w:val="693"/>
+    <w:next w:val="859"/>
     <w:qFormat/>
     <w:pPr>
       <w:pBdr/>
@@ -31578,10 +31574,10 @@
       <w:ind/>
     </w:pPr>
   </w:style>
-  <w:style w:type="character" w:styleId="698" w:customStyle="1">
+  <w:style w:type="character" w:styleId="864" w:customStyle="1">
     <w:name w:val="Heading 1 Char"/>
-    <w:basedOn w:val="697"/>
-    <w:next w:val="693"/>
+    <w:basedOn w:val="863"/>
+    <w:next w:val="859"/>
     <w:qFormat/>
     <w:pPr>
       <w:pBdr/>
@@ -31595,10 +31591,10 @@
       <w:szCs w:val="40"/>
     </w:rPr>
   </w:style>
-  <w:style w:type="character" w:styleId="699" w:customStyle="1">
+  <w:style w:type="character" w:styleId="865" w:customStyle="1">
     <w:name w:val="Heading 2 Char"/>
-    <w:basedOn w:val="697"/>
-    <w:next w:val="693"/>
+    <w:basedOn w:val="863"/>
+    <w:next w:val="859"/>
     <w:qFormat/>
     <w:pPr>
       <w:pBdr/>
@@ -31612,10 +31608,10 @@
       <w:szCs w:val="32"/>
     </w:rPr>
   </w:style>
-  <w:style w:type="character" w:styleId="700" w:customStyle="1">
+  <w:style w:type="character" w:styleId="866" w:customStyle="1">
     <w:name w:val="Heading 3 Char"/>
-    <w:basedOn w:val="697"/>
-    <w:next w:val="693"/>
+    <w:basedOn w:val="863"/>
+    <w:next w:val="859"/>
     <w:qFormat/>
     <w:pPr>
       <w:pBdr/>
@@ -31629,10 +31625,10 @@
       <w:szCs w:val="28"/>
     </w:rPr>
   </w:style>
-  <w:style w:type="character" w:styleId="701" w:customStyle="1">
+  <w:style w:type="character" w:styleId="867" w:customStyle="1">
     <w:name w:val="Heading 4 Char"/>
-    <w:basedOn w:val="697"/>
-    <w:next w:val="693"/>
+    <w:basedOn w:val="863"/>
+    <w:next w:val="859"/>
     <w:qFormat/>
     <w:pPr>
       <w:pBdr/>
@@ -31645,10 +31641,10 @@
       <w:color w:val="0f4761"/>
     </w:rPr>
   </w:style>
-  <w:style w:type="character" w:styleId="702" w:customStyle="1">
+  <w:style w:type="character" w:styleId="868" w:customStyle="1">
     <w:name w:val="Heading 5 Char"/>
-    <w:basedOn w:val="697"/>
-    <w:next w:val="693"/>
+    <w:basedOn w:val="863"/>
+    <w:next w:val="859"/>
     <w:qFormat/>
     <w:pPr>
       <w:pBdr/>
@@ -31660,10 +31656,10 @@
       <w:color w:val="0f4761"/>
     </w:rPr>
   </w:style>
-  <w:style w:type="character" w:styleId="703" w:customStyle="1">
+  <w:style w:type="character" w:styleId="869" w:customStyle="1">
     <w:name w:val="Heading 6 Char"/>
-    <w:basedOn w:val="697"/>
-    <w:next w:val="693"/>
+    <w:basedOn w:val="863"/>
+    <w:next w:val="859"/>
     <w:qFormat/>
     <w:pPr>
       <w:pBdr/>
@@ -31676,10 +31672,10 @@
       <w:color w:val="595959"/>
     </w:rPr>
   </w:style>
-  <w:style w:type="character" w:styleId="704" w:customStyle="1">
+  <w:style w:type="character" w:styleId="870" w:customStyle="1">
     <w:name w:val="Heading 7 Char"/>
-    <w:basedOn w:val="697"/>
-    <w:next w:val="693"/>
+    <w:basedOn w:val="863"/>
+    <w:next w:val="859"/>
     <w:qFormat/>
     <w:pPr>
       <w:pBdr/>
@@ -31691,10 +31687,10 @@
       <w:color w:val="595959"/>
     </w:rPr>
   </w:style>
-  <w:style w:type="character" w:styleId="705" w:customStyle="1">
+  <w:style w:type="character" w:styleId="871" w:customStyle="1">
     <w:name w:val="Heading 8 Char"/>
-    <w:basedOn w:val="697"/>
-    <w:next w:val="693"/>
+    <w:basedOn w:val="863"/>
+    <w:next w:val="859"/>
     <w:qFormat/>
     <w:pPr>
       <w:pBdr/>
@@ -31707,10 +31703,10 @@
       <w:color w:val="272727"/>
     </w:rPr>
   </w:style>
-  <w:style w:type="character" w:styleId="706" w:customStyle="1">
+  <w:style w:type="character" w:styleId="872" w:customStyle="1">
     <w:name w:val="Heading 9 Char"/>
-    <w:basedOn w:val="697"/>
-    <w:next w:val="693"/>
+    <w:basedOn w:val="863"/>
+    <w:next w:val="859"/>
     <w:qFormat/>
     <w:pPr>
       <w:pBdr/>
@@ -31723,10 +31719,10 @@
       <w:color w:val="272727"/>
     </w:rPr>
   </w:style>
-  <w:style w:type="character" w:styleId="707" w:customStyle="1">
+  <w:style w:type="character" w:styleId="873" w:customStyle="1">
     <w:name w:val="Title Char"/>
-    <w:basedOn w:val="697"/>
-    <w:next w:val="693"/>
+    <w:basedOn w:val="863"/>
+    <w:next w:val="859"/>
     <w:qFormat/>
     <w:pPr>
       <w:pBdr/>
@@ -31740,10 +31736,10 @@
       <w:szCs w:val="56"/>
     </w:rPr>
   </w:style>
-  <w:style w:type="character" w:styleId="708" w:customStyle="1">
+  <w:style w:type="character" w:styleId="874" w:customStyle="1">
     <w:name w:val="Subtitle Char"/>
-    <w:basedOn w:val="697"/>
-    <w:next w:val="693"/>
+    <w:basedOn w:val="863"/>
+    <w:next w:val="859"/>
     <w:qFormat/>
     <w:pPr>
       <w:pBdr/>
@@ -31757,10 +31753,10 @@
       <w:szCs w:val="28"/>
     </w:rPr>
   </w:style>
-  <w:style w:type="paragraph" w:styleId="709" w:customStyle="1">
+  <w:style w:type="paragraph" w:styleId="875" w:customStyle="1">
     <w:name w:val="Quote"/>
-    <w:basedOn w:val="693"/>
-    <w:next w:val="693"/>
+    <w:basedOn w:val="859"/>
+    <w:next w:val="859"/>
     <w:qFormat/>
     <w:pPr>
       <w:pBdr/>
@@ -31773,10 +31769,10 @@
       <w:color w:val="404040"/>
     </w:rPr>
   </w:style>
-  <w:style w:type="character" w:styleId="710" w:customStyle="1">
+  <w:style w:type="character" w:styleId="876" w:customStyle="1">
     <w:name w:val="Quote Char"/>
-    <w:basedOn w:val="697"/>
-    <w:next w:val="693"/>
+    <w:basedOn w:val="863"/>
+    <w:next w:val="859"/>
     <w:qFormat/>
     <w:pPr>
       <w:pBdr/>
@@ -31788,10 +31784,10 @@
       <w:color w:val="404040"/>
     </w:rPr>
   </w:style>
-  <w:style w:type="character" w:styleId="711" w:customStyle="1">
+  <w:style w:type="character" w:styleId="877" w:customStyle="1">
     <w:name w:val="Intense Emphasis"/>
-    <w:basedOn w:val="697"/>
-    <w:next w:val="693"/>
+    <w:basedOn w:val="863"/>
+    <w:next w:val="859"/>
     <w:qFormat/>
     <w:pPr>
       <w:pBdr/>
@@ -31803,10 +31799,10 @@
       <w:color w:val="0f4761"/>
     </w:rPr>
   </w:style>
-  <w:style w:type="paragraph" w:styleId="712" w:customStyle="1">
+  <w:style w:type="paragraph" w:styleId="878" w:customStyle="1">
     <w:name w:val="Intense Quote"/>
-    <w:basedOn w:val="693"/>
-    <w:next w:val="693"/>
+    <w:basedOn w:val="859"/>
+    <w:next w:val="859"/>
     <w:qFormat/>
     <w:pPr>
       <w:pBdr>
@@ -31822,10 +31818,10 @@
       <w:color w:val="0f4761"/>
     </w:rPr>
   </w:style>
-  <w:style w:type="character" w:styleId="713" w:customStyle="1">
+  <w:style w:type="character" w:styleId="879" w:customStyle="1">
     <w:name w:val="Intense Quote Char"/>
-    <w:basedOn w:val="697"/>
-    <w:next w:val="693"/>
+    <w:basedOn w:val="863"/>
+    <w:next w:val="859"/>
     <w:qFormat/>
     <w:pPr>
       <w:pBdr/>
@@ -31837,10 +31833,10 @@
       <w:color w:val="0f4761"/>
     </w:rPr>
   </w:style>
-  <w:style w:type="character" w:styleId="714" w:customStyle="1">
+  <w:style w:type="character" w:styleId="880" w:customStyle="1">
     <w:name w:val="Intense Reference"/>
-    <w:basedOn w:val="697"/>
-    <w:next w:val="693"/>
+    <w:basedOn w:val="863"/>
+    <w:next w:val="859"/>
     <w:qFormat/>
     <w:pPr>
       <w:pBdr/>
@@ -31854,10 +31850,10 @@
       <w:spacing w:val="5"/>
     </w:rPr>
   </w:style>
-  <w:style w:type="paragraph" w:styleId="715" w:customStyle="1">
+  <w:style w:type="paragraph" w:styleId="881" w:customStyle="1">
     <w:name w:val="No Spacing"/>
-    <w:basedOn w:val="693"/>
-    <w:next w:val="693"/>
+    <w:basedOn w:val="859"/>
+    <w:next w:val="859"/>
     <w:qFormat/>
     <w:pPr>
       <w:pBdr/>
@@ -31865,10 +31861,10 @@
       <w:ind/>
     </w:pPr>
   </w:style>
-  <w:style w:type="character" w:styleId="716" w:customStyle="1">
+  <w:style w:type="character" w:styleId="882" w:customStyle="1">
     <w:name w:val="Subtle Emphasis"/>
-    <w:basedOn w:val="697"/>
-    <w:next w:val="693"/>
+    <w:basedOn w:val="863"/>
+    <w:next w:val="859"/>
     <w:qFormat/>
     <w:pPr>
       <w:pBdr/>
@@ -31880,10 +31876,10 @@
       <w:color w:val="404040"/>
     </w:rPr>
   </w:style>
-  <w:style w:type="character" w:styleId="717" w:customStyle="1">
+  <w:style w:type="character" w:styleId="883" w:customStyle="1">
     <w:name w:val="Emphasis"/>
-    <w:basedOn w:val="697"/>
-    <w:next w:val="693"/>
+    <w:basedOn w:val="863"/>
+    <w:next w:val="859"/>
     <w:qFormat/>
     <w:pPr>
       <w:pBdr/>
@@ -31894,10 +31890,10 @@
       <w:i/>
     </w:rPr>
   </w:style>
-  <w:style w:type="character" w:styleId="718" w:customStyle="1">
+  <w:style w:type="character" w:styleId="884" w:customStyle="1">
     <w:name w:val="Strong"/>
-    <w:basedOn w:val="697"/>
-    <w:next w:val="693"/>
+    <w:basedOn w:val="863"/>
+    <w:next w:val="859"/>
     <w:qFormat/>
     <w:pPr>
       <w:pBdr/>
@@ -31908,10 +31904,10 @@
       <w:b/>
     </w:rPr>
   </w:style>
-  <w:style w:type="character" w:styleId="719" w:customStyle="1">
+  <w:style w:type="character" w:styleId="885" w:customStyle="1">
     <w:name w:val="Subtle Reference"/>
-    <w:basedOn w:val="697"/>
-    <w:next w:val="693"/>
+    <w:basedOn w:val="863"/>
+    <w:next w:val="859"/>
     <w:qFormat/>
     <w:pPr>
       <w:pBdr/>
@@ -31923,10 +31919,10 @@
       <w:color w:val="5a5a5a"/>
     </w:rPr>
   </w:style>
-  <w:style w:type="character" w:styleId="720" w:customStyle="1">
+  <w:style w:type="character" w:styleId="886" w:customStyle="1">
     <w:name w:val="Book Title"/>
-    <w:basedOn w:val="697"/>
-    <w:next w:val="693"/>
+    <w:basedOn w:val="863"/>
+    <w:next w:val="859"/>
     <w:qFormat/>
     <w:pPr>
       <w:pBdr/>
@@ -31939,10 +31935,10 @@
       <w:spacing w:val="5"/>
     </w:rPr>
   </w:style>
-  <w:style w:type="character" w:styleId="721" w:customStyle="1">
+  <w:style w:type="character" w:styleId="887" w:customStyle="1">
     <w:name w:val="Header Char"/>
-    <w:basedOn w:val="697"/>
-    <w:next w:val="693"/>
+    <w:basedOn w:val="863"/>
+    <w:next w:val="859"/>
     <w:qFormat/>
     <w:pPr>
       <w:pBdr/>
@@ -31950,10 +31946,10 @@
       <w:ind/>
     </w:pPr>
   </w:style>
-  <w:style w:type="character" w:styleId="722" w:customStyle="1">
+  <w:style w:type="character" w:styleId="888" w:customStyle="1">
     <w:name w:val="Footer Char"/>
-    <w:basedOn w:val="697"/>
-    <w:next w:val="693"/>
+    <w:basedOn w:val="863"/>
+    <w:next w:val="859"/>
     <w:qFormat/>
     <w:pPr>
       <w:pBdr/>
@@ -31961,10 +31957,10 @@
       <w:ind/>
     </w:pPr>
   </w:style>
-  <w:style w:type="paragraph" w:styleId="723" w:customStyle="1">
+  <w:style w:type="paragraph" w:styleId="889" w:customStyle="1">
     <w:name w:val="footnote text"/>
-    <w:basedOn w:val="693"/>
-    <w:next w:val="693"/>
+    <w:basedOn w:val="859"/>
+    <w:next w:val="859"/>
     <w:qFormat/>
     <w:pPr>
       <w:pBdr/>
@@ -31976,10 +31972,10 @@
       <w:szCs w:val="20"/>
     </w:rPr>
   </w:style>
-  <w:style w:type="character" w:styleId="724" w:customStyle="1">
+  <w:style w:type="character" w:styleId="890" w:customStyle="1">
     <w:name w:val="Footnote Text Char"/>
-    <w:basedOn w:val="697"/>
-    <w:next w:val="693"/>
+    <w:basedOn w:val="863"/>
+    <w:next w:val="859"/>
     <w:qFormat/>
     <w:pPr>
       <w:pBdr/>
@@ -31991,10 +31987,10 @@
       <w:szCs w:val="20"/>
     </w:rPr>
   </w:style>
-  <w:style w:type="character" w:styleId="725" w:customStyle="1">
+  <w:style w:type="character" w:styleId="891" w:customStyle="1">
     <w:name w:val="footnote reference"/>
-    <w:basedOn w:val="697"/>
-    <w:next w:val="693"/>
+    <w:basedOn w:val="863"/>
+    <w:next w:val="859"/>
     <w:qFormat/>
     <w:pPr>
       <w:pBdr/>
@@ -32005,10 +32001,10 @@
       <w:vertAlign w:val="superscript"/>
     </w:rPr>
   </w:style>
-  <w:style w:type="paragraph" w:styleId="726" w:customStyle="1">
+  <w:style w:type="paragraph" w:styleId="892" w:customStyle="1">
     <w:name w:val="endnote text"/>
-    <w:basedOn w:val="693"/>
-    <w:next w:val="693"/>
+    <w:basedOn w:val="859"/>
+    <w:next w:val="859"/>
     <w:qFormat/>
     <w:pPr>
       <w:pBdr/>
@@ -32020,10 +32016,10 @@
       <w:szCs w:val="20"/>
     </w:rPr>
   </w:style>
-  <w:style w:type="character" w:styleId="727" w:customStyle="1">
+  <w:style w:type="character" w:styleId="893" w:customStyle="1">
     <w:name w:val="Endnote Text Char"/>
-    <w:basedOn w:val="697"/>
-    <w:next w:val="693"/>
+    <w:basedOn w:val="863"/>
+    <w:next w:val="859"/>
     <w:qFormat/>
     <w:pPr>
       <w:pBdr/>
@@ -32035,10 +32031,10 @@
       <w:szCs w:val="20"/>
     </w:rPr>
   </w:style>
-  <w:style w:type="character" w:styleId="728" w:customStyle="1">
+  <w:style w:type="character" w:styleId="894" w:customStyle="1">
     <w:name w:val="endnote reference"/>
-    <w:basedOn w:val="697"/>
-    <w:next w:val="693"/>
+    <w:basedOn w:val="863"/>
+    <w:next w:val="859"/>
     <w:qFormat/>
     <w:pPr>
       <w:pBdr/>
@@ -32049,10 +32045,10 @@
       <w:vertAlign w:val="superscript"/>
     </w:rPr>
   </w:style>
-  <w:style w:type="character" w:styleId="729" w:customStyle="1">
+  <w:style w:type="character" w:styleId="895" w:customStyle="1">
     <w:name w:val="Hyperlink"/>
-    <w:basedOn w:val="697"/>
-    <w:next w:val="693"/>
+    <w:basedOn w:val="863"/>
+    <w:next w:val="859"/>
     <w:qFormat/>
     <w:pPr>
       <w:pBdr/>
@@ -32064,10 +32060,10 @@
       <w:u w:val="single"/>
     </w:rPr>
   </w:style>
-  <w:style w:type="character" w:styleId="730" w:customStyle="1">
+  <w:style w:type="character" w:styleId="896" w:customStyle="1">
     <w:name w:val="Internet link"/>
-    <w:basedOn w:val="693"/>
-    <w:next w:val="693"/>
+    <w:basedOn w:val="859"/>
+    <w:next w:val="859"/>
     <w:qFormat/>
     <w:pPr>
       <w:pBdr/>
@@ -32079,10 +32075,10 @@
       <w:u w:val="single"/>
     </w:rPr>
   </w:style>
-  <w:style w:type="character" w:styleId="731" w:customStyle="1">
+  <w:style w:type="character" w:styleId="897" w:customStyle="1">
     <w:name w:val="Internet link"/>
-    <w:basedOn w:val="693"/>
-    <w:next w:val="693"/>
+    <w:basedOn w:val="859"/>
+    <w:next w:val="859"/>
     <w:qFormat/>
     <w:pPr>
       <w:pBdr/>
@@ -32094,10 +32090,10 @@
       <w:u w:val="single"/>
     </w:rPr>
   </w:style>
-  <w:style w:type="character" w:styleId="732" w:customStyle="1">
+  <w:style w:type="character" w:styleId="898" w:customStyle="1">
     <w:name w:val="Internet link"/>
-    <w:basedOn w:val="693"/>
-    <w:next w:val="693"/>
+    <w:basedOn w:val="859"/>
+    <w:next w:val="859"/>
     <w:qFormat/>
     <w:pPr>
       <w:pBdr/>
@@ -32109,10 +32105,10 @@
       <w:u w:val="single"/>
     </w:rPr>
   </w:style>
-  <w:style w:type="character" w:styleId="733" w:customStyle="1">
+  <w:style w:type="character" w:styleId="899" w:customStyle="1">
     <w:name w:val="FollowedHyperlink"/>
-    <w:basedOn w:val="697"/>
-    <w:next w:val="693"/>
+    <w:basedOn w:val="863"/>
+    <w:next w:val="859"/>
     <w:qFormat/>
     <w:pPr>
       <w:pBdr/>
@@ -32124,10 +32120,10 @@
       <w:u w:val="single"/>
     </w:rPr>
   </w:style>
-  <w:style w:type="paragraph" w:styleId="734" w:customStyle="1">
+  <w:style w:type="paragraph" w:styleId="900" w:customStyle="1">
     <w:name w:val="toc 1"/>
-    <w:basedOn w:val="693"/>
-    <w:next w:val="693"/>
+    <w:basedOn w:val="859"/>
+    <w:next w:val="859"/>
     <w:qFormat/>
     <w:pPr>
       <w:pBdr/>
@@ -32135,10 +32131,10 @@
       <w:ind/>
     </w:pPr>
   </w:style>
-  <w:style w:type="paragraph" w:styleId="735" w:customStyle="1">
+  <w:style w:type="paragraph" w:styleId="901" w:customStyle="1">
     <w:name w:val="toc 2"/>
-    <w:basedOn w:val="693"/>
-    <w:next w:val="693"/>
+    <w:basedOn w:val="859"/>
+    <w:next w:val="859"/>
     <w:qFormat/>
     <w:pPr>
       <w:pBdr/>
@@ -32146,10 +32142,10 @@
       <w:ind w:right="0" w:firstLine="0" w:left="220"/>
     </w:pPr>
   </w:style>
-  <w:style w:type="paragraph" w:styleId="736" w:customStyle="1">
+  <w:style w:type="paragraph" w:styleId="902" w:customStyle="1">
     <w:name w:val="toc 3"/>
-    <w:basedOn w:val="693"/>
-    <w:next w:val="693"/>
+    <w:basedOn w:val="859"/>
+    <w:next w:val="859"/>
     <w:qFormat/>
     <w:pPr>
       <w:pBdr/>
@@ -32157,10 +32153,10 @@
       <w:ind w:right="0" w:firstLine="0" w:left="440"/>
     </w:pPr>
   </w:style>
-  <w:style w:type="paragraph" w:styleId="737" w:customStyle="1">
+  <w:style w:type="paragraph" w:styleId="903" w:customStyle="1">
     <w:name w:val="toc 4"/>
-    <w:basedOn w:val="693"/>
-    <w:next w:val="693"/>
+    <w:basedOn w:val="859"/>
+    <w:next w:val="859"/>
     <w:qFormat/>
     <w:pPr>
       <w:pBdr/>
@@ -32168,10 +32164,10 @@
       <w:ind w:right="0" w:firstLine="0" w:left="660"/>
     </w:pPr>
   </w:style>
-  <w:style w:type="paragraph" w:styleId="738" w:customStyle="1">
+  <w:style w:type="paragraph" w:styleId="904" w:customStyle="1">
     <w:name w:val="toc 5"/>
-    <w:basedOn w:val="693"/>
-    <w:next w:val="693"/>
+    <w:basedOn w:val="859"/>
+    <w:next w:val="859"/>
     <w:qFormat/>
     <w:pPr>
       <w:pBdr/>
@@ -32179,10 +32175,10 @@
       <w:ind w:right="0" w:firstLine="0" w:left="880"/>
     </w:pPr>
   </w:style>
-  <w:style w:type="paragraph" w:styleId="739" w:customStyle="1">
+  <w:style w:type="paragraph" w:styleId="905" w:customStyle="1">
     <w:name w:val="toc 6"/>
-    <w:basedOn w:val="693"/>
-    <w:next w:val="693"/>
+    <w:basedOn w:val="859"/>
+    <w:next w:val="859"/>
     <w:qFormat/>
     <w:pPr>
       <w:pBdr/>
@@ -32190,10 +32186,10 @@
       <w:ind w:right="0" w:firstLine="0" w:left="1100"/>
     </w:pPr>
   </w:style>
-  <w:style w:type="paragraph" w:styleId="740" w:customStyle="1">
+  <w:style w:type="paragraph" w:styleId="906" w:customStyle="1">
     <w:name w:val="toc 7"/>
-    <w:basedOn w:val="693"/>
-    <w:next w:val="693"/>
+    <w:basedOn w:val="859"/>
+    <w:next w:val="859"/>
     <w:qFormat/>
     <w:pPr>
       <w:pBdr/>
@@ -32201,10 +32197,10 @@
       <w:ind w:right="0" w:firstLine="0" w:left="1320"/>
     </w:pPr>
   </w:style>
-  <w:style w:type="paragraph" w:styleId="741" w:customStyle="1">
+  <w:style w:type="paragraph" w:styleId="907" w:customStyle="1">
     <w:name w:val="toc 8"/>
-    <w:basedOn w:val="693"/>
-    <w:next w:val="693"/>
+    <w:basedOn w:val="859"/>
+    <w:next w:val="859"/>
     <w:qFormat/>
     <w:pPr>
       <w:pBdr/>
@@ -32212,10 +32208,10 @@
       <w:ind w:right="0" w:firstLine="0" w:left="1540"/>
     </w:pPr>
   </w:style>
-  <w:style w:type="paragraph" w:styleId="742" w:customStyle="1">
+  <w:style w:type="paragraph" w:styleId="908" w:customStyle="1">
     <w:name w:val="toc 9"/>
-    <w:basedOn w:val="693"/>
-    <w:next w:val="693"/>
+    <w:basedOn w:val="859"/>
+    <w:next w:val="859"/>
     <w:qFormat/>
     <w:pPr>
       <w:pBdr/>
@@ -32223,10 +32219,10 @@
       <w:ind w:right="0" w:firstLine="0" w:left="1760"/>
     </w:pPr>
   </w:style>
-  <w:style w:type="character" w:styleId="743" w:customStyle="1">
+  <w:style w:type="character" w:styleId="909" w:customStyle="1">
     <w:name w:val="Placeholder Text"/>
-    <w:basedOn w:val="697"/>
-    <w:next w:val="693"/>
+    <w:basedOn w:val="863"/>
+    <w:next w:val="859"/>
     <w:qFormat/>
     <w:pPr>
       <w:pBdr/>
@@ -32237,10 +32233,10 @@
       <w:color w:val="666666"/>
     </w:rPr>
   </w:style>
-  <w:style w:type="paragraph" w:styleId="744" w:customStyle="1">
+  <w:style w:type="paragraph" w:styleId="910" w:customStyle="1">
     <w:name w:val="TOC Heading"/>
-    <w:basedOn w:val="693"/>
-    <w:next w:val="693"/>
+    <w:basedOn w:val="859"/>
+    <w:next w:val="859"/>
     <w:qFormat/>
     <w:pPr>
       <w:pBdr/>
@@ -32248,10 +32244,10 @@
       <w:ind/>
     </w:pPr>
   </w:style>
-  <w:style w:type="paragraph" w:styleId="745" w:customStyle="1">
+  <w:style w:type="paragraph" w:styleId="911" w:customStyle="1">
     <w:name w:val="table of figures"/>
-    <w:basedOn w:val="693"/>
-    <w:next w:val="693"/>
+    <w:basedOn w:val="859"/>
+    <w:next w:val="859"/>
     <w:qFormat/>
     <w:pPr>
       <w:pBdr/>
@@ -32259,10 +32255,10 @@
       <w:ind/>
     </w:pPr>
   </w:style>
-  <w:style w:type="paragraph" w:styleId="746" w:customStyle="1">
+  <w:style w:type="paragraph" w:styleId="912" w:customStyle="1">
     <w:name w:val="DStyle_paragraph"/>
-    <w:basedOn w:val="693"/>
-    <w:next w:val="693"/>
+    <w:basedOn w:val="859"/>
+    <w:next w:val="859"/>
     <w:qFormat/>
     <w:pPr>
       <w:pBdr/>
@@ -32277,10 +32273,10 @@
       <w:lang w:val="en-US" w:bidi="ar-SA"/>
     </w:rPr>
   </w:style>
-  <w:style w:type="paragraph" w:styleId="747" w:customStyle="1">
+  <w:style w:type="paragraph" w:styleId="913" w:customStyle="1">
     <w:name w:val="Standard"/>
-    <w:basedOn w:val="746"/>
-    <w:next w:val="693"/>
+    <w:basedOn w:val="912"/>
+    <w:next w:val="859"/>
     <w:qFormat/>
     <w:pPr>
       <w:pBdr/>
@@ -32296,10 +32292,10 @@
       <w:lang w:val="en-US" w:bidi="ar-SA"/>
     </w:rPr>
   </w:style>
-  <w:style w:type="paragraph" w:styleId="748" w:customStyle="1">
+  <w:style w:type="paragraph" w:styleId="914" w:customStyle="1">
     <w:name w:val="Heading"/>
-    <w:basedOn w:val="747"/>
-    <w:next w:val="693"/>
+    <w:basedOn w:val="913"/>
+    <w:next w:val="859"/>
     <w:qFormat/>
     <w:pPr>
       <w:pBdr/>
@@ -32312,10 +32308,10 @@
       <w:szCs w:val="28"/>
     </w:rPr>
   </w:style>
-  <w:style w:type="paragraph" w:styleId="749" w:customStyle="1">
+  <w:style w:type="paragraph" w:styleId="915" w:customStyle="1">
     <w:name w:val="Text body"/>
-    <w:basedOn w:val="747"/>
-    <w:next w:val="693"/>
+    <w:basedOn w:val="913"/>
+    <w:next w:val="859"/>
     <w:qFormat/>
     <w:pPr>
       <w:pBdr/>
@@ -32323,10 +32319,10 @@
       <w:ind/>
     </w:pPr>
   </w:style>
-  <w:style w:type="paragraph" w:styleId="750" w:customStyle="1">
+  <w:style w:type="paragraph" w:styleId="916" w:customStyle="1">
     <w:name w:val="List"/>
-    <w:basedOn w:val="749"/>
-    <w:next w:val="693"/>
+    <w:basedOn w:val="915"/>
+    <w:next w:val="859"/>
     <w:qFormat/>
     <w:pPr>
       <w:pBdr/>
@@ -32334,10 +32330,10 @@
       <w:ind/>
     </w:pPr>
   </w:style>
-  <w:style w:type="paragraph" w:styleId="751" w:customStyle="1">
+  <w:style w:type="paragraph" w:styleId="917" w:customStyle="1">
     <w:name w:val="Caption"/>
-    <w:basedOn w:val="747"/>
-    <w:next w:val="693"/>
+    <w:basedOn w:val="913"/>
+    <w:next w:val="859"/>
     <w:qFormat/>
     <w:pPr>
       <w:pBdr/>
@@ -32350,10 +32346,10 @@
       <w:szCs w:val="24"/>
     </w:rPr>
   </w:style>
-  <w:style w:type="paragraph" w:styleId="752" w:customStyle="1">
+  <w:style w:type="paragraph" w:styleId="918" w:customStyle="1">
     <w:name w:val="Index"/>
-    <w:basedOn w:val="747"/>
-    <w:next w:val="693"/>
+    <w:basedOn w:val="913"/>
+    <w:next w:val="859"/>
     <w:qFormat/>
     <w:pPr>
       <w:pBdr/>
@@ -32361,10 +32357,10 @@
       <w:ind/>
     </w:pPr>
   </w:style>
-  <w:style w:type="paragraph" w:styleId="753" w:customStyle="1">
+  <w:style w:type="paragraph" w:styleId="919" w:customStyle="1">
     <w:name w:val="Heading 1"/>
-    <w:basedOn w:val="747"/>
-    <w:next w:val="693"/>
+    <w:basedOn w:val="913"/>
+    <w:next w:val="859"/>
     <w:qFormat/>
     <w:pPr>
       <w:pBdr/>
@@ -32377,10 +32373,10 @@
       <w:szCs w:val="32"/>
     </w:rPr>
   </w:style>
-  <w:style w:type="paragraph" w:styleId="754" w:customStyle="1">
+  <w:style w:type="paragraph" w:styleId="920" w:customStyle="1">
     <w:name w:val="Heading 2"/>
-    <w:basedOn w:val="747"/>
-    <w:next w:val="693"/>
+    <w:basedOn w:val="913"/>
+    <w:next w:val="859"/>
     <w:qFormat/>
     <w:pPr>
       <w:pBdr/>
@@ -32393,10 +32389,10 @@
       <w:szCs w:val="36"/>
     </w:rPr>
   </w:style>
-  <w:style w:type="paragraph" w:styleId="755" w:customStyle="1">
+  <w:style w:type="paragraph" w:styleId="921" w:customStyle="1">
     <w:name w:val="Heading 3"/>
-    <w:basedOn w:val="747"/>
-    <w:next w:val="693"/>
+    <w:basedOn w:val="913"/>
+    <w:next w:val="859"/>
     <w:qFormat/>
     <w:pPr>
       <w:pBdr/>
@@ -32409,10 +32405,10 @@
       <w:szCs w:val="24"/>
     </w:rPr>
   </w:style>
-  <w:style w:type="paragraph" w:styleId="756" w:customStyle="1">
+  <w:style w:type="paragraph" w:styleId="922" w:customStyle="1">
     <w:name w:val="Heading 4"/>
-    <w:basedOn w:val="747"/>
-    <w:next w:val="693"/>
+    <w:basedOn w:val="913"/>
+    <w:next w:val="859"/>
     <w:qFormat/>
     <w:pPr>
       <w:pBdr/>
@@ -32425,10 +32421,10 @@
       <w:szCs w:val="24"/>
     </w:rPr>
   </w:style>
-  <w:style w:type="paragraph" w:styleId="757" w:customStyle="1">
+  <w:style w:type="paragraph" w:styleId="923" w:customStyle="1">
     <w:name w:val="Heading 5"/>
-    <w:basedOn w:val="747"/>
-    <w:next w:val="693"/>
+    <w:basedOn w:val="913"/>
+    <w:next w:val="859"/>
     <w:qFormat/>
     <w:pPr>
       <w:pBdr/>
@@ -32439,10 +32435,10 @@
       <w:b/>
     </w:rPr>
   </w:style>
-  <w:style w:type="paragraph" w:styleId="758" w:customStyle="1">
+  <w:style w:type="paragraph" w:styleId="924" w:customStyle="1">
     <w:name w:val="Heading 6"/>
-    <w:basedOn w:val="747"/>
-    <w:next w:val="693"/>
+    <w:basedOn w:val="913"/>
+    <w:next w:val="859"/>
     <w:qFormat/>
     <w:pPr>
       <w:pBdr/>
@@ -32455,10 +32451,10 @@
       <w:szCs w:val="20"/>
     </w:rPr>
   </w:style>
-  <w:style w:type="paragraph" w:styleId="759" w:customStyle="1">
+  <w:style w:type="paragraph" w:styleId="925" w:customStyle="1">
     <w:name w:val="Title"/>
-    <w:basedOn w:val="747"/>
-    <w:next w:val="693"/>
+    <w:basedOn w:val="913"/>
+    <w:next w:val="859"/>
     <w:qFormat/>
     <w:pPr>
       <w:pBdr/>
@@ -32471,10 +32467,10 @@
       <w:szCs w:val="72"/>
     </w:rPr>
   </w:style>
-  <w:style w:type="paragraph" w:styleId="760" w:customStyle="1">
+  <w:style w:type="paragraph" w:styleId="926" w:customStyle="1">
     <w:name w:val="Subtitle"/>
-    <w:basedOn w:val="747"/>
-    <w:next w:val="693"/>
+    <w:basedOn w:val="913"/>
+    <w:next w:val="859"/>
     <w:qFormat/>
     <w:pPr>
       <w:pBdr/>
@@ -32489,10 +32485,10 @@
       <w:szCs w:val="48"/>
     </w:rPr>
   </w:style>
-  <w:style w:type="paragraph" w:styleId="761" w:customStyle="1">
+  <w:style w:type="paragraph" w:styleId="927" w:customStyle="1">
     <w:name w:val="List Paragraph"/>
-    <w:basedOn w:val="747"/>
-    <w:next w:val="693"/>
+    <w:basedOn w:val="913"/>
+    <w:next w:val="859"/>
     <w:qFormat/>
     <w:pPr>
       <w:pBdr/>
@@ -32500,10 +32496,10 @@
       <w:ind w:right="0" w:firstLine="0" w:left="720"/>
     </w:pPr>
   </w:style>
-  <w:style w:type="paragraph" w:styleId="762" w:customStyle="1">
+  <w:style w:type="paragraph" w:styleId="928" w:customStyle="1">
     <w:name w:val="Balloon Text"/>
-    <w:basedOn w:val="747"/>
-    <w:next w:val="693"/>
+    <w:basedOn w:val="913"/>
+    <w:next w:val="859"/>
     <w:qFormat/>
     <w:pPr>
       <w:pBdr/>
@@ -32516,10 +32512,10 @@
       <w:szCs w:val="16"/>
     </w:rPr>
   </w:style>
-  <w:style w:type="paragraph" w:styleId="763" w:customStyle="1">
+  <w:style w:type="paragraph" w:styleId="929" w:customStyle="1">
     <w:name w:val="Header and Footer"/>
-    <w:basedOn w:val="747"/>
-    <w:next w:val="693"/>
+    <w:basedOn w:val="913"/>
+    <w:next w:val="859"/>
     <w:qFormat/>
     <w:pPr>
       <w:pBdr/>
@@ -32527,10 +32523,10 @@
       <w:ind/>
     </w:pPr>
   </w:style>
-  <w:style w:type="paragraph" w:styleId="764" w:customStyle="1">
+  <w:style w:type="paragraph" w:styleId="930" w:customStyle="1">
     <w:name w:val="Header"/>
-    <w:basedOn w:val="763"/>
-    <w:next w:val="693"/>
+    <w:basedOn w:val="929"/>
+    <w:next w:val="859"/>
     <w:qFormat/>
     <w:pPr>
       <w:pBdr/>
@@ -32538,10 +32534,10 @@
       <w:ind/>
     </w:pPr>
   </w:style>
-  <w:style w:type="paragraph" w:styleId="765" w:customStyle="1">
+  <w:style w:type="paragraph" w:styleId="931" w:customStyle="1">
     <w:name w:val="Footer"/>
-    <w:basedOn w:val="763"/>
-    <w:next w:val="693"/>
+    <w:basedOn w:val="929"/>
+    <w:next w:val="859"/>
     <w:qFormat/>
     <w:pPr>
       <w:pBdr/>
@@ -32549,10 +32545,10 @@
       <w:ind/>
     </w:pPr>
   </w:style>
-  <w:style w:type="character" w:styleId="766" w:customStyle="1">
+  <w:style w:type="character" w:styleId="932" w:customStyle="1">
     <w:name w:val="Default Paragraph Font (WW)"/>
-    <w:basedOn w:val="693"/>
-    <w:next w:val="693"/>
+    <w:basedOn w:val="859"/>
+    <w:next w:val="859"/>
     <w:qFormat/>
     <w:pPr>
       <w:pBdr/>
@@ -32560,10 +32556,10 @@
       <w:ind/>
     </w:pPr>
   </w:style>
-  <w:style w:type="character" w:styleId="767" w:customStyle="1">
+  <w:style w:type="character" w:styleId="933" w:customStyle="1">
     <w:name w:val="markedcontent"/>
-    <w:basedOn w:val="766"/>
-    <w:next w:val="693"/>
+    <w:basedOn w:val="932"/>
+    <w:next w:val="859"/>
     <w:qFormat/>
     <w:pPr>
       <w:pBdr/>
@@ -32571,10 +32567,10 @@
       <w:ind/>
     </w:pPr>
   </w:style>
-  <w:style w:type="character" w:styleId="768" w:customStyle="1">
+  <w:style w:type="character" w:styleId="934" w:customStyle="1">
     <w:name w:val="Balloon Text Char"/>
-    <w:basedOn w:val="766"/>
-    <w:next w:val="693"/>
+    <w:basedOn w:val="932"/>
+    <w:next w:val="859"/>
     <w:qFormat/>
     <w:pPr>
       <w:pBdr/>
@@ -32587,10 +32583,10 @@
       <w:szCs w:val="16"/>
     </w:rPr>
   </w:style>
-  <w:style w:type="character" w:styleId="769" w:customStyle="1">
+  <w:style w:type="character" w:styleId="935" w:customStyle="1">
     <w:name w:val="T1"/>
-    <w:basedOn w:val="693"/>
-    <w:next w:val="693"/>
+    <w:basedOn w:val="859"/>
+    <w:next w:val="859"/>
     <w:qFormat/>
     <w:pPr>
       <w:pBdr/>
@@ -32598,10 +32594,10 @@
       <w:ind/>
     </w:pPr>
   </w:style>
-  <w:style w:type="character" w:styleId="770" w:customStyle="1">
+  <w:style w:type="character" w:styleId="936" w:customStyle="1">
     <w:name w:val="T2"/>
-    <w:basedOn w:val="693"/>
-    <w:next w:val="693"/>
+    <w:basedOn w:val="859"/>
+    <w:next w:val="859"/>
     <w:qFormat/>
     <w:pPr>
       <w:pBdr/>
@@ -32609,10 +32605,10 @@
       <w:ind/>
     </w:pPr>
   </w:style>
-  <w:style w:type="character" w:styleId="771" w:customStyle="1">
+  <w:style w:type="character" w:styleId="937" w:customStyle="1">
     <w:name w:val="T3"/>
-    <w:basedOn w:val="693"/>
-    <w:next w:val="693"/>
+    <w:basedOn w:val="859"/>
+    <w:next w:val="859"/>
     <w:qFormat/>
     <w:pPr>
       <w:pBdr/>
@@ -32620,10 +32616,10 @@
       <w:ind/>
     </w:pPr>
   </w:style>
-  <w:style w:type="character" w:styleId="772" w:customStyle="1">
+  <w:style w:type="character" w:styleId="938" w:customStyle="1">
     <w:name w:val="T4"/>
-    <w:basedOn w:val="693"/>
-    <w:next w:val="693"/>
+    <w:basedOn w:val="859"/>
+    <w:next w:val="859"/>
     <w:qFormat/>
     <w:pPr>
       <w:pBdr/>
@@ -32631,10 +32627,10 @@
       <w:ind/>
     </w:pPr>
   </w:style>
-  <w:style w:type="character" w:styleId="773" w:customStyle="1">
+  <w:style w:type="character" w:styleId="939" w:customStyle="1">
     <w:name w:val="T5"/>
-    <w:basedOn w:val="693"/>
-    <w:next w:val="693"/>
+    <w:basedOn w:val="859"/>
+    <w:next w:val="859"/>
     <w:qFormat/>
     <w:pPr>
       <w:pBdr/>
@@ -32642,10 +32638,10 @@
       <w:ind/>
     </w:pPr>
   </w:style>
-  <w:style w:type="character" w:styleId="774" w:customStyle="1">
+  <w:style w:type="character" w:styleId="940" w:customStyle="1">
     <w:name w:val="T6"/>
-    <w:basedOn w:val="693"/>
-    <w:next w:val="693"/>
+    <w:basedOn w:val="859"/>
+    <w:next w:val="859"/>
     <w:qFormat/>
     <w:pPr>
       <w:pBdr/>
@@ -32653,10 +32649,10 @@
       <w:ind/>
     </w:pPr>
   </w:style>
-  <w:style w:type="character" w:styleId="775" w:customStyle="1">
+  <w:style w:type="character" w:styleId="941" w:customStyle="1">
     <w:name w:val="T7"/>
-    <w:basedOn w:val="693"/>
-    <w:next w:val="693"/>
+    <w:basedOn w:val="859"/>
+    <w:next w:val="859"/>
     <w:qFormat/>
     <w:pPr>
       <w:pBdr/>
@@ -32664,10 +32660,10 @@
       <w:ind/>
     </w:pPr>
   </w:style>
-  <w:style w:type="character" w:styleId="776" w:customStyle="1">
+  <w:style w:type="character" w:styleId="942" w:customStyle="1">
     <w:name w:val="T8"/>
-    <w:basedOn w:val="693"/>
-    <w:next w:val="693"/>
+    <w:basedOn w:val="859"/>
+    <w:next w:val="859"/>
     <w:qFormat/>
     <w:pPr>
       <w:pBdr/>
@@ -32675,10 +32671,10 @@
       <w:ind/>
     </w:pPr>
   </w:style>
-  <w:style w:type="character" w:styleId="777" w:customStyle="1">
+  <w:style w:type="character" w:styleId="943" w:customStyle="1">
     <w:name w:val="T9"/>
-    <w:basedOn w:val="693"/>
-    <w:next w:val="693"/>
+    <w:basedOn w:val="859"/>
+    <w:next w:val="859"/>
     <w:qFormat/>
     <w:pPr>
       <w:pBdr/>
@@ -32686,10 +32682,10 @@
       <w:ind/>
     </w:pPr>
   </w:style>
-  <w:style w:type="character" w:styleId="778" w:customStyle="1">
+  <w:style w:type="character" w:styleId="944" w:customStyle="1">
     <w:name w:val="T10"/>
-    <w:basedOn w:val="693"/>
-    <w:next w:val="693"/>
+    <w:basedOn w:val="859"/>
+    <w:next w:val="859"/>
     <w:qFormat/>
     <w:pPr>
       <w:pBdr/>
@@ -32697,10 +32693,10 @@
       <w:ind/>
     </w:pPr>
   </w:style>
-  <w:style w:type="character" w:styleId="779" w:customStyle="1">
+  <w:style w:type="character" w:styleId="945" w:customStyle="1">
     <w:name w:val="T11"/>
-    <w:basedOn w:val="693"/>
-    <w:next w:val="693"/>
+    <w:basedOn w:val="859"/>
+    <w:next w:val="859"/>
     <w:qFormat/>
     <w:pPr>
       <w:pBdr/>
@@ -32708,10 +32704,10 @@
       <w:ind/>
     </w:pPr>
   </w:style>
-  <w:style w:type="character" w:styleId="780" w:customStyle="1">
+  <w:style w:type="character" w:styleId="946" w:customStyle="1">
     <w:name w:val="T12"/>
-    <w:basedOn w:val="693"/>
-    <w:next w:val="693"/>
+    <w:basedOn w:val="859"/>
+    <w:next w:val="859"/>
     <w:qFormat/>
     <w:pPr>
       <w:pBdr/>
@@ -32719,10 +32715,10 @@
       <w:ind/>
     </w:pPr>
   </w:style>
-  <w:style w:type="character" w:styleId="781" w:customStyle="1">
+  <w:style w:type="character" w:styleId="947" w:customStyle="1">
     <w:name w:val="T13"/>
-    <w:basedOn w:val="693"/>
-    <w:next w:val="693"/>
+    <w:basedOn w:val="859"/>
+    <w:next w:val="859"/>
     <w:qFormat/>
     <w:pPr>
       <w:pBdr/>
@@ -32730,10 +32726,10 @@
       <w:ind/>
     </w:pPr>
   </w:style>
-  <w:style w:type="character" w:styleId="782" w:customStyle="1">
+  <w:style w:type="character" w:styleId="948" w:customStyle="1">
     <w:name w:val="T14"/>
-    <w:basedOn w:val="693"/>
-    <w:next w:val="693"/>
+    <w:basedOn w:val="859"/>
+    <w:next w:val="859"/>
     <w:qFormat/>
     <w:pPr>
       <w:pBdr/>
@@ -32741,10 +32737,10 @@
       <w:ind/>
     </w:pPr>
   </w:style>
-  <w:style w:type="character" w:styleId="783" w:customStyle="1">
+  <w:style w:type="character" w:styleId="949" w:customStyle="1">
     <w:name w:val="T15"/>
-    <w:basedOn w:val="693"/>
-    <w:next w:val="693"/>
+    <w:basedOn w:val="859"/>
+    <w:next w:val="859"/>
     <w:qFormat/>
     <w:pPr>
       <w:pBdr/>
@@ -32752,10 +32748,10 @@
       <w:ind/>
     </w:pPr>
   </w:style>
-  <w:style w:type="character" w:styleId="784" w:customStyle="1">
+  <w:style w:type="character" w:styleId="950" w:customStyle="1">
     <w:name w:val="T16"/>
-    <w:basedOn w:val="693"/>
-    <w:next w:val="693"/>
+    <w:basedOn w:val="859"/>
+    <w:next w:val="859"/>
     <w:qFormat/>
     <w:pPr>
       <w:pBdr/>
@@ -32763,10 +32759,10 @@
       <w:ind/>
     </w:pPr>
   </w:style>
-  <w:style w:type="character" w:styleId="785" w:customStyle="1">
+  <w:style w:type="character" w:styleId="951" w:customStyle="1">
     <w:name w:val="T17"/>
-    <w:basedOn w:val="693"/>
-    <w:next w:val="693"/>
+    <w:basedOn w:val="859"/>
+    <w:next w:val="859"/>
     <w:qFormat/>
     <w:pPr>
       <w:pBdr/>
@@ -32774,10 +32770,10 @@
       <w:ind/>
     </w:pPr>
   </w:style>
-  <w:style w:type="character" w:styleId="786" w:customStyle="1">
+  <w:style w:type="character" w:styleId="952" w:customStyle="1">
     <w:name w:val="T18"/>
-    <w:basedOn w:val="693"/>
-    <w:next w:val="693"/>
+    <w:basedOn w:val="859"/>
+    <w:next w:val="859"/>
     <w:qFormat/>
     <w:pPr>
       <w:pBdr/>
@@ -32785,10 +32781,10 @@
       <w:ind/>
     </w:pPr>
   </w:style>
-  <w:style w:type="character" w:styleId="787" w:customStyle="1">
+  <w:style w:type="character" w:styleId="953" w:customStyle="1">
     <w:name w:val="T1"/>
-    <w:basedOn w:val="693"/>
-    <w:next w:val="693"/>
+    <w:basedOn w:val="859"/>
+    <w:next w:val="859"/>
     <w:qFormat/>
     <w:pPr>
       <w:pBdr/>
@@ -32796,10 +32792,10 @@
       <w:ind/>
     </w:pPr>
   </w:style>
-  <w:style w:type="character" w:styleId="788" w:customStyle="1">
+  <w:style w:type="character" w:styleId="954" w:customStyle="1">
     <w:name w:val="T2"/>
-    <w:basedOn w:val="693"/>
-    <w:next w:val="693"/>
+    <w:basedOn w:val="859"/>
+    <w:next w:val="859"/>
     <w:qFormat/>
     <w:pPr>
       <w:pBdr/>
@@ -32807,10 +32803,10 @@
       <w:ind/>
     </w:pPr>
   </w:style>
-  <w:style w:type="character" w:styleId="789" w:customStyle="1">
+  <w:style w:type="character" w:styleId="955" w:customStyle="1">
     <w:name w:val="T3"/>
-    <w:basedOn w:val="693"/>
-    <w:next w:val="693"/>
+    <w:basedOn w:val="859"/>
+    <w:next w:val="859"/>
     <w:qFormat/>
     <w:pPr>
       <w:pBdr/>
@@ -32818,10 +32814,10 @@
       <w:ind/>
     </w:pPr>
   </w:style>
-  <w:style w:type="character" w:styleId="790" w:customStyle="1">
+  <w:style w:type="character" w:styleId="956" w:customStyle="1">
     <w:name w:val="T4"/>
-    <w:basedOn w:val="693"/>
-    <w:next w:val="693"/>
+    <w:basedOn w:val="859"/>
+    <w:next w:val="859"/>
     <w:qFormat/>
     <w:pPr>
       <w:pBdr/>
@@ -32829,10 +32825,10 @@
       <w:ind/>
     </w:pPr>
   </w:style>
-  <w:style w:type="character" w:styleId="791" w:customStyle="1">
+  <w:style w:type="character" w:styleId="957" w:customStyle="1">
     <w:name w:val="T5"/>
-    <w:basedOn w:val="693"/>
-    <w:next w:val="693"/>
+    <w:basedOn w:val="859"/>
+    <w:next w:val="859"/>
     <w:qFormat/>
     <w:pPr>
       <w:pBdr/>
@@ -32840,10 +32836,10 @@
       <w:ind/>
     </w:pPr>
   </w:style>
-  <w:style w:type="character" w:styleId="792" w:customStyle="1">
+  <w:style w:type="character" w:styleId="958" w:customStyle="1">
     <w:name w:val="T6"/>
-    <w:basedOn w:val="693"/>
-    <w:next w:val="693"/>
+    <w:basedOn w:val="859"/>
+    <w:next w:val="859"/>
     <w:qFormat/>
     <w:pPr>
       <w:pBdr/>
@@ -32851,10 +32847,10 @@
       <w:ind/>
     </w:pPr>
   </w:style>
-  <w:style w:type="character" w:styleId="793" w:customStyle="1">
+  <w:style w:type="character" w:styleId="959" w:customStyle="1">
     <w:name w:val="T7"/>
-    <w:basedOn w:val="693"/>
-    <w:next w:val="693"/>
+    <w:basedOn w:val="859"/>
+    <w:next w:val="859"/>
     <w:qFormat/>
     <w:pPr>
       <w:pBdr/>
@@ -32862,10 +32858,10 @@
       <w:ind/>
     </w:pPr>
   </w:style>
-  <w:style w:type="character" w:styleId="794" w:customStyle="1">
+  <w:style w:type="character" w:styleId="960" w:customStyle="1">
     <w:name w:val="T8"/>
-    <w:basedOn w:val="693"/>
-    <w:next w:val="693"/>
+    <w:basedOn w:val="859"/>
+    <w:next w:val="859"/>
     <w:qFormat/>
     <w:pPr>
       <w:pBdr/>
@@ -32873,10 +32869,10 @@
       <w:ind/>
     </w:pPr>
   </w:style>
-  <w:style w:type="character" w:styleId="795" w:customStyle="1">
+  <w:style w:type="character" w:styleId="961" w:customStyle="1">
     <w:name w:val="T9"/>
-    <w:basedOn w:val="693"/>
-    <w:next w:val="693"/>
+    <w:basedOn w:val="859"/>
+    <w:next w:val="859"/>
     <w:qFormat/>
     <w:pPr>
       <w:pBdr/>
@@ -32884,10 +32880,10 @@
       <w:ind/>
     </w:pPr>
   </w:style>
-  <w:style w:type="character" w:styleId="796" w:customStyle="1">
+  <w:style w:type="character" w:styleId="962" w:customStyle="1">
     <w:name w:val="T10"/>
-    <w:basedOn w:val="693"/>
-    <w:next w:val="693"/>
+    <w:basedOn w:val="859"/>
+    <w:next w:val="859"/>
     <w:qFormat/>
     <w:pPr>
       <w:pBdr/>
@@ -32895,10 +32891,10 @@
       <w:ind/>
     </w:pPr>
   </w:style>
-  <w:style w:type="character" w:styleId="797" w:customStyle="1">
+  <w:style w:type="character" w:styleId="963" w:customStyle="1">
     <w:name w:val="T11"/>
-    <w:basedOn w:val="693"/>
-    <w:next w:val="693"/>
+    <w:basedOn w:val="859"/>
+    <w:next w:val="859"/>
     <w:qFormat/>
     <w:pPr>
       <w:pBdr/>
@@ -32906,10 +32902,10 @@
       <w:ind/>
     </w:pPr>
   </w:style>
-  <w:style w:type="character" w:styleId="798" w:customStyle="1">
+  <w:style w:type="character" w:styleId="964" w:customStyle="1">
     <w:name w:val="T12"/>
-    <w:basedOn w:val="693"/>
-    <w:next w:val="693"/>
+    <w:basedOn w:val="859"/>
+    <w:next w:val="859"/>
     <w:qFormat/>
     <w:pPr>
       <w:pBdr/>
@@ -32917,10 +32913,10 @@
       <w:ind/>
     </w:pPr>
   </w:style>
-  <w:style w:type="character" w:styleId="799" w:customStyle="1">
+  <w:style w:type="character" w:styleId="965" w:customStyle="1">
     <w:name w:val="T13"/>
-    <w:basedOn w:val="693"/>
-    <w:next w:val="693"/>
+    <w:basedOn w:val="859"/>
+    <w:next w:val="859"/>
     <w:qFormat/>
     <w:pPr>
       <w:pBdr/>
@@ -32928,10 +32924,10 @@
       <w:ind/>
     </w:pPr>
   </w:style>
-  <w:style w:type="character" w:styleId="800" w:customStyle="1">
+  <w:style w:type="character" w:styleId="966" w:customStyle="1">
     <w:name w:val="T14"/>
-    <w:basedOn w:val="693"/>
-    <w:next w:val="693"/>
+    <w:basedOn w:val="859"/>
+    <w:next w:val="859"/>
     <w:qFormat/>
     <w:pPr>
       <w:pBdr/>
@@ -32939,10 +32935,10 @@
       <w:ind/>
     </w:pPr>
   </w:style>
-  <w:style w:type="character" w:styleId="801" w:customStyle="1">
+  <w:style w:type="character" w:styleId="967" w:customStyle="1">
     <w:name w:val="T15"/>
-    <w:basedOn w:val="693"/>
-    <w:next w:val="693"/>
+    <w:basedOn w:val="859"/>
+    <w:next w:val="859"/>
     <w:qFormat/>
     <w:pPr>
       <w:pBdr/>
@@ -32950,10 +32946,10 @@
       <w:ind/>
     </w:pPr>
   </w:style>
-  <w:style w:type="character" w:styleId="802" w:customStyle="1">
+  <w:style w:type="character" w:styleId="968" w:customStyle="1">
     <w:name w:val="T16"/>
-    <w:basedOn w:val="693"/>
-    <w:next w:val="693"/>
+    <w:basedOn w:val="859"/>
+    <w:next w:val="859"/>
     <w:qFormat/>
     <w:pPr>
       <w:pBdr/>
@@ -32961,10 +32957,10 @@
       <w:ind/>
     </w:pPr>
   </w:style>
-  <w:style w:type="character" w:styleId="803" w:customStyle="1">
+  <w:style w:type="character" w:styleId="969" w:customStyle="1">
     <w:name w:val="T17"/>
-    <w:basedOn w:val="693"/>
-    <w:next w:val="693"/>
+    <w:basedOn w:val="859"/>
+    <w:next w:val="859"/>
     <w:qFormat/>
     <w:pPr>
       <w:pBdr/>
@@ -32972,10 +32968,10 @@
       <w:ind/>
     </w:pPr>
   </w:style>
-  <w:style w:type="character" w:styleId="804" w:customStyle="1">
+  <w:style w:type="character" w:styleId="970" w:customStyle="1">
     <w:name w:val="T18"/>
-    <w:basedOn w:val="693"/>
-    <w:next w:val="693"/>
+    <w:basedOn w:val="859"/>
+    <w:next w:val="859"/>
     <w:qFormat/>
     <w:pPr>
       <w:pBdr/>
@@ -32983,180 +32979,180 @@
       <w:ind/>
     </w:pPr>
   </w:style>
-  <w:style w:type="character" w:styleId="805" w:customStyle="1">
+  <w:style w:type="character" w:styleId="971" w:customStyle="1">
     <w:name w:val="T1"/>
-    <w:basedOn w:val="693"/>
-    <w:next w:val="693"/>
+    <w:basedOn w:val="859"/>
+    <w:next w:val="859"/>
     <w:pPr>
       <w:pBdr/>
       <w:spacing/>
       <w:ind/>
     </w:pPr>
   </w:style>
-  <w:style w:type="character" w:styleId="806" w:customStyle="1">
+  <w:style w:type="character" w:styleId="972" w:customStyle="1">
     <w:name w:val="T2"/>
-    <w:basedOn w:val="693"/>
-    <w:next w:val="693"/>
+    <w:basedOn w:val="859"/>
+    <w:next w:val="859"/>
     <w:pPr>
       <w:pBdr/>
       <w:spacing/>
       <w:ind/>
     </w:pPr>
   </w:style>
-  <w:style w:type="character" w:styleId="807" w:customStyle="1">
+  <w:style w:type="character" w:styleId="973" w:customStyle="1">
     <w:name w:val="T3"/>
-    <w:basedOn w:val="693"/>
-    <w:next w:val="693"/>
+    <w:basedOn w:val="859"/>
+    <w:next w:val="859"/>
     <w:pPr>
       <w:pBdr/>
       <w:spacing/>
       <w:ind/>
     </w:pPr>
   </w:style>
-  <w:style w:type="character" w:styleId="808" w:customStyle="1">
+  <w:style w:type="character" w:styleId="974" w:customStyle="1">
     <w:name w:val="T4"/>
-    <w:basedOn w:val="693"/>
-    <w:next w:val="693"/>
+    <w:basedOn w:val="859"/>
+    <w:next w:val="859"/>
     <w:pPr>
       <w:pBdr/>
       <w:spacing/>
       <w:ind/>
     </w:pPr>
   </w:style>
-  <w:style w:type="character" w:styleId="809" w:customStyle="1">
+  <w:style w:type="character" w:styleId="975" w:customStyle="1">
     <w:name w:val="T5"/>
-    <w:basedOn w:val="693"/>
-    <w:next w:val="693"/>
+    <w:basedOn w:val="859"/>
+    <w:next w:val="859"/>
     <w:pPr>
       <w:pBdr/>
       <w:spacing/>
       <w:ind/>
     </w:pPr>
   </w:style>
-  <w:style w:type="character" w:styleId="810" w:customStyle="1">
+  <w:style w:type="character" w:styleId="976" w:customStyle="1">
     <w:name w:val="T6"/>
-    <w:basedOn w:val="693"/>
-    <w:next w:val="693"/>
+    <w:basedOn w:val="859"/>
+    <w:next w:val="859"/>
     <w:pPr>
       <w:pBdr/>
       <w:spacing/>
       <w:ind/>
     </w:pPr>
   </w:style>
-  <w:style w:type="character" w:styleId="811" w:customStyle="1">
+  <w:style w:type="character" w:styleId="977" w:customStyle="1">
     <w:name w:val="T7"/>
-    <w:basedOn w:val="693"/>
-    <w:next w:val="693"/>
+    <w:basedOn w:val="859"/>
+    <w:next w:val="859"/>
     <w:pPr>
       <w:pBdr/>
       <w:spacing/>
       <w:ind/>
     </w:pPr>
   </w:style>
-  <w:style w:type="character" w:styleId="812" w:customStyle="1">
+  <w:style w:type="character" w:styleId="978" w:customStyle="1">
     <w:name w:val="T8"/>
-    <w:basedOn w:val="693"/>
-    <w:next w:val="693"/>
+    <w:basedOn w:val="859"/>
+    <w:next w:val="859"/>
     <w:pPr>
       <w:pBdr/>
       <w:spacing/>
       <w:ind/>
     </w:pPr>
   </w:style>
-  <w:style w:type="character" w:styleId="813" w:customStyle="1">
+  <w:style w:type="character" w:styleId="979" w:customStyle="1">
     <w:name w:val="T9"/>
-    <w:basedOn w:val="693"/>
-    <w:next w:val="693"/>
+    <w:basedOn w:val="859"/>
+    <w:next w:val="859"/>
     <w:pPr>
       <w:pBdr/>
       <w:spacing/>
       <w:ind/>
     </w:pPr>
   </w:style>
-  <w:style w:type="character" w:styleId="814" w:customStyle="1">
+  <w:style w:type="character" w:styleId="980" w:customStyle="1">
     <w:name w:val="T10"/>
-    <w:basedOn w:val="693"/>
-    <w:next w:val="693"/>
+    <w:basedOn w:val="859"/>
+    <w:next w:val="859"/>
     <w:pPr>
       <w:pBdr/>
       <w:spacing/>
       <w:ind/>
     </w:pPr>
   </w:style>
-  <w:style w:type="character" w:styleId="815" w:customStyle="1">
+  <w:style w:type="character" w:styleId="981" w:customStyle="1">
     <w:name w:val="T11"/>
-    <w:basedOn w:val="693"/>
-    <w:next w:val="693"/>
+    <w:basedOn w:val="859"/>
+    <w:next w:val="859"/>
     <w:pPr>
       <w:pBdr/>
       <w:spacing/>
       <w:ind/>
     </w:pPr>
   </w:style>
-  <w:style w:type="character" w:styleId="816" w:customStyle="1">
+  <w:style w:type="character" w:styleId="982" w:customStyle="1">
     <w:name w:val="T12"/>
-    <w:basedOn w:val="693"/>
-    <w:next w:val="693"/>
+    <w:basedOn w:val="859"/>
+    <w:next w:val="859"/>
     <w:pPr>
       <w:pBdr/>
       <w:spacing/>
       <w:ind/>
     </w:pPr>
   </w:style>
-  <w:style w:type="character" w:styleId="817" w:customStyle="1">
+  <w:style w:type="character" w:styleId="983" w:customStyle="1">
     <w:name w:val="T13"/>
-    <w:basedOn w:val="693"/>
-    <w:next w:val="693"/>
+    <w:basedOn w:val="859"/>
+    <w:next w:val="859"/>
     <w:pPr>
       <w:pBdr/>
       <w:spacing/>
       <w:ind/>
     </w:pPr>
   </w:style>
-  <w:style w:type="character" w:styleId="818" w:customStyle="1">
+  <w:style w:type="character" w:styleId="984" w:customStyle="1">
     <w:name w:val="T14"/>
-    <w:basedOn w:val="693"/>
-    <w:next w:val="693"/>
+    <w:basedOn w:val="859"/>
+    <w:next w:val="859"/>
     <w:pPr>
       <w:pBdr/>
       <w:spacing/>
       <w:ind/>
     </w:pPr>
   </w:style>
-  <w:style w:type="character" w:styleId="819" w:customStyle="1">
+  <w:style w:type="character" w:styleId="985" w:customStyle="1">
     <w:name w:val="T15"/>
-    <w:basedOn w:val="693"/>
-    <w:next w:val="693"/>
+    <w:basedOn w:val="859"/>
+    <w:next w:val="859"/>
     <w:pPr>
       <w:pBdr/>
       <w:spacing/>
       <w:ind/>
     </w:pPr>
   </w:style>
-  <w:style w:type="character" w:styleId="820" w:customStyle="1">
+  <w:style w:type="character" w:styleId="986" w:customStyle="1">
     <w:name w:val="T16"/>
-    <w:basedOn w:val="693"/>
-    <w:next w:val="693"/>
+    <w:basedOn w:val="859"/>
+    <w:next w:val="859"/>
     <w:pPr>
       <w:pBdr/>
       <w:spacing/>
       <w:ind/>
     </w:pPr>
   </w:style>
-  <w:style w:type="character" w:styleId="821" w:customStyle="1">
+  <w:style w:type="character" w:styleId="987" w:customStyle="1">
     <w:name w:val="T17"/>
-    <w:basedOn w:val="693"/>
-    <w:next w:val="693"/>
+    <w:basedOn w:val="859"/>
+    <w:next w:val="859"/>
     <w:pPr>
       <w:pBdr/>
       <w:spacing/>
       <w:ind/>
     </w:pPr>
   </w:style>
-  <w:style w:type="character" w:styleId="822" w:customStyle="1">
+  <w:style w:type="character" w:styleId="988" w:customStyle="1">
     <w:name w:val="T18"/>
-    <w:basedOn w:val="693"/>
-    <w:next w:val="693"/>
+    <w:basedOn w:val="859"/>
+    <w:next w:val="859"/>
     <w:pPr>
       <w:pBdr/>
       <w:spacing/>

--- a/Semester 6/EEE/template/template sessional.docx
+++ b/Semester 6/EEE/template/template sessional.docx
@@ -946,7 +946,7 @@
           <w:szCs w:val="36"/>
           <w:lang w:val="en-US" w:bidi="ar-SA"/>
         </w:rPr>
-        <w:t xml:space="preserve">Semister: </w:t>
+        <w:t xml:space="preserve">Semester: </w:t>
       </w:r>
       <w:r>
         <w:rPr>
@@ -1150,7 +1150,7 @@
           <w:szCs w:val="36"/>
           <w:lang w:val="en-US" w:bidi="ar-SA"/>
         </w:rPr>
-        <w:t xml:space="preserve">Course TItle:</w:t>
+        <w:t xml:space="preserve">Course Title:</w:t>
       </w:r>
       <w:r>
         <w:rPr>
